--- a/docs/Quick_Consult_Credit_SRS_v1.0.docx
+++ b/docs/Quick_Consult_Credit_SRS_v1.0.docx
@@ -4,25 +4,11 @@
   <w:body>
     <w:p>
       <w:pPr>
-        <w:pStyle w:val="Title"/>
-        <w:rPr/>
-      </w:pPr>
-      <w:bookmarkStart w:colFirst="0" w:colLast="0" w:name="_1nek5299q9tn" w:id="0"/>
-      <w:bookmarkEnd w:id="0"/>
-      <w:r>
-        <w:rPr>
-          <w:rtl w:val="0"/>
-        </w:rPr>
-        <w:t xml:space="preserve">Software Requirements Specification (SRS)</w:t>
-      </w:r>
-    </w:p>
-    <w:p>
-      <w:pPr>
         <w:pStyle w:val="Subtitle"/>
         <w:rPr/>
       </w:pPr>
-      <w:bookmarkStart w:colFirst="0" w:colLast="0" w:name="_y0j91rvsrs83" w:id="1"/>
-      <w:bookmarkEnd w:id="1"/>
+      <w:bookmarkStart w:colFirst="0" w:colLast="0" w:name="_y0j91rvsrs83" w:id="0"/>
+      <w:bookmarkEnd w:id="0"/>
       <w:r>
         <w:rPr>
           <w:rtl w:val="0"/>
@@ -35,8 +21,8 @@
         <w:pStyle w:val="Heading1"/>
         <w:rPr/>
       </w:pPr>
-      <w:bookmarkStart w:colFirst="0" w:colLast="0" w:name="_y56lyj35izrz" w:id="2"/>
-      <w:bookmarkEnd w:id="2"/>
+      <w:bookmarkStart w:colFirst="0" w:colLast="0" w:name="_y56lyj35izrz" w:id="1"/>
+      <w:bookmarkEnd w:id="1"/>
       <w:r>
         <w:rPr>
           <w:rtl w:val="0"/>
@@ -49,8 +35,8 @@
         <w:pStyle w:val="Heading2"/>
         <w:rPr/>
       </w:pPr>
-      <w:bookmarkStart w:colFirst="0" w:colLast="0" w:name="_xdcfde83kvyh" w:id="3"/>
-      <w:bookmarkEnd w:id="3"/>
+      <w:bookmarkStart w:colFirst="0" w:colLast="0" w:name="_xdcfde83kvyh" w:id="2"/>
+      <w:bookmarkEnd w:id="2"/>
       <w:r>
         <w:rPr>
           <w:rtl w:val="0"/>
@@ -74,8 +60,8 @@
         <w:pStyle w:val="Heading2"/>
         <w:rPr/>
       </w:pPr>
-      <w:bookmarkStart w:colFirst="0" w:colLast="0" w:name="_34pbtgv4udms" w:id="4"/>
-      <w:bookmarkEnd w:id="4"/>
+      <w:bookmarkStart w:colFirst="0" w:colLast="0" w:name="_34pbtgv4udms" w:id="3"/>
+      <w:bookmarkEnd w:id="3"/>
       <w:r>
         <w:rPr>
           <w:rtl w:val="0"/>
@@ -174,8 +160,8 @@
         <w:pStyle w:val="Heading2"/>
         <w:rPr/>
       </w:pPr>
-      <w:bookmarkStart w:colFirst="0" w:colLast="0" w:name="_7mj15wjjypoi" w:id="5"/>
-      <w:bookmarkEnd w:id="5"/>
+      <w:bookmarkStart w:colFirst="0" w:colLast="0" w:name="_7mj15wjjypoi" w:id="4"/>
+      <w:bookmarkEnd w:id="4"/>
       <w:r>
         <w:rPr>
           <w:rtl w:val="0"/>
@@ -326,8 +312,8 @@
         <w:pStyle w:val="Heading1"/>
         <w:rPr/>
       </w:pPr>
-      <w:bookmarkStart w:colFirst="0" w:colLast="0" w:name="_wusc3kdkrrdg" w:id="6"/>
-      <w:bookmarkEnd w:id="6"/>
+      <w:bookmarkStart w:colFirst="0" w:colLast="0" w:name="_wusc3kdkrrdg" w:id="5"/>
+      <w:bookmarkEnd w:id="5"/>
       <w:r>
         <w:rPr>
           <w:rtl w:val="0"/>
@@ -340,8 +326,8 @@
         <w:pStyle w:val="Heading2"/>
         <w:rPr/>
       </w:pPr>
-      <w:bookmarkStart w:colFirst="0" w:colLast="0" w:name="_71jfnzmgjdng" w:id="7"/>
-      <w:bookmarkEnd w:id="7"/>
+      <w:bookmarkStart w:colFirst="0" w:colLast="0" w:name="_71jfnzmgjdng" w:id="6"/>
+      <w:bookmarkEnd w:id="6"/>
       <w:r>
         <w:rPr>
           <w:rtl w:val="0"/>
@@ -365,8 +351,8 @@
         <w:pStyle w:val="Heading2"/>
         <w:rPr/>
       </w:pPr>
-      <w:bookmarkStart w:colFirst="0" w:colLast="0" w:name="_wyw3u6gh535x" w:id="8"/>
-      <w:bookmarkEnd w:id="8"/>
+      <w:bookmarkStart w:colFirst="0" w:colLast="0" w:name="_wyw3u6gh535x" w:id="7"/>
+      <w:bookmarkEnd w:id="7"/>
       <w:r>
         <w:rPr>
           <w:rtl w:val="0"/>
@@ -394,7 +380,7 @@
         <w:rPr>
           <w:rtl w:val="0"/>
         </w:rPr>
-        <w:t xml:space="preserve">Customers can select, add to cart, and buy credit denominations like a standard product.</w:t>
+        <w:t xml:space="preserve">Customers can select, add to cart, and buy credit qty like a standard product.</w:t>
       </w:r>
     </w:p>
     <w:p>
@@ -494,8 +480,8 @@
         <w:pStyle w:val="Heading2"/>
         <w:rPr/>
       </w:pPr>
-      <w:bookmarkStart w:colFirst="0" w:colLast="0" w:name="_xp4or3lcecs" w:id="9"/>
-      <w:bookmarkEnd w:id="9"/>
+      <w:bookmarkStart w:colFirst="0" w:colLast="0" w:name="_xp4or3lcecs" w:id="8"/>
+      <w:bookmarkEnd w:id="8"/>
       <w:r>
         <w:rPr>
           <w:rtl w:val="0"/>
@@ -577,8 +563,8 @@
         <w:pStyle w:val="Heading2"/>
         <w:rPr/>
       </w:pPr>
-      <w:bookmarkStart w:colFirst="0" w:colLast="0" w:name="_28mt4q9i8yvw" w:id="10"/>
-      <w:bookmarkEnd w:id="10"/>
+      <w:bookmarkStart w:colFirst="0" w:colLast="0" w:name="_28mt4q9i8yvw" w:id="9"/>
+      <w:bookmarkEnd w:id="9"/>
       <w:r>
         <w:rPr>
           <w:rtl w:val="0"/>
@@ -636,8 +622,8 @@
         <w:pStyle w:val="Heading2"/>
         <w:rPr/>
       </w:pPr>
-      <w:bookmarkStart w:colFirst="0" w:colLast="0" w:name="_w78urmy3xqx" w:id="11"/>
-      <w:bookmarkEnd w:id="11"/>
+      <w:bookmarkStart w:colFirst="0" w:colLast="0" w:name="_w78urmy3xqx" w:id="10"/>
+      <w:bookmarkEnd w:id="10"/>
       <w:r>
         <w:rPr>
           <w:rtl w:val="0"/>
@@ -695,8 +681,8 @@
         <w:pStyle w:val="Heading1"/>
         <w:rPr/>
       </w:pPr>
-      <w:bookmarkStart w:colFirst="0" w:colLast="0" w:name="_jv0ewugp4d35" w:id="12"/>
-      <w:bookmarkEnd w:id="12"/>
+      <w:bookmarkStart w:colFirst="0" w:colLast="0" w:name="_jv0ewugp4d35" w:id="11"/>
+      <w:bookmarkEnd w:id="11"/>
       <w:r>
         <w:rPr>
           <w:rtl w:val="0"/>
@@ -709,8 +695,8 @@
         <w:pStyle w:val="Heading2"/>
         <w:rPr/>
       </w:pPr>
-      <w:bookmarkStart w:colFirst="0" w:colLast="0" w:name="_odoanmeyldot" w:id="13"/>
-      <w:bookmarkEnd w:id="13"/>
+      <w:bookmarkStart w:colFirst="0" w:colLast="0" w:name="_odoanmeyldot" w:id="12"/>
+      <w:bookmarkEnd w:id="12"/>
       <w:r>
         <w:rPr>
           <w:rtl w:val="0"/>
@@ -798,7 +784,7 @@
         <w:rPr>
           <w:rtl w:val="0"/>
         </w:rPr>
-        <w:t xml:space="preserve">Standardized product configured to allow purchase of specific denominations.</w:t>
+        <w:t xml:space="preserve">Standardized product configured to allow purchase of specific qty.</w:t>
       </w:r>
     </w:p>
     <w:p>
@@ -815,94 +801,134 @@
           <w:bCs w:val="1"/>
           <w:rtl w:val="0"/>
         </w:rPr>
-        <w:t xml:space="preserve">Supported Denominations:</w:t>
-      </w:r>
-      <w:r>
-        <w:rPr>
-          <w:rtl w:val="0"/>
-        </w:rPr>
-      </w:r>
-    </w:p>
-    <w:p>
-      <w:pPr>
-        <w:numPr>
-          <w:ilvl w:val="1"/>
-          <w:numId w:val="19"/>
-        </w:numPr>
-        <w:ind w:left="1440" w:hanging="360"/>
-      </w:pPr>
-      <w:r>
-        <w:rPr>
-          <w:rtl w:val="0"/>
-        </w:rPr>
-        <w:t xml:space="preserve">$25</w:t>
-      </w:r>
-    </w:p>
-    <w:p>
-      <w:pPr>
-        <w:numPr>
-          <w:ilvl w:val="1"/>
-          <w:numId w:val="19"/>
-        </w:numPr>
-        <w:ind w:left="1440" w:hanging="360"/>
-      </w:pPr>
-      <w:r>
-        <w:rPr>
-          <w:rtl w:val="0"/>
-        </w:rPr>
-        <w:t xml:space="preserve">$50</w:t>
-      </w:r>
-    </w:p>
-    <w:p>
-      <w:pPr>
-        <w:numPr>
-          <w:ilvl w:val="1"/>
-          <w:numId w:val="19"/>
-        </w:numPr>
-        <w:ind w:left="1440" w:hanging="360"/>
-      </w:pPr>
-      <w:r>
-        <w:rPr>
-          <w:rtl w:val="0"/>
-        </w:rPr>
-        <w:t xml:space="preserve">$100</w:t>
-      </w:r>
-    </w:p>
-    <w:p>
-      <w:pPr>
-        <w:numPr>
-          <w:ilvl w:val="1"/>
-          <w:numId w:val="19"/>
-        </w:numPr>
-        <w:ind w:left="1440" w:hanging="360"/>
-      </w:pPr>
-      <w:r>
-        <w:rPr>
-          <w:rtl w:val="0"/>
-        </w:rPr>
-        <w:t xml:space="preserve">$250</w:t>
-      </w:r>
-    </w:p>
-    <w:p>
-      <w:pPr>
-        <w:numPr>
-          <w:ilvl w:val="1"/>
-          <w:numId w:val="19"/>
-        </w:numPr>
-        <w:ind w:left="1440" w:hanging="360"/>
-      </w:pPr>
-      <w:r>
-        <w:rPr>
-          <w:rtl w:val="0"/>
-        </w:rPr>
-        <w:t xml:space="preserve">(These actual denominations must remain dynamically configurable based on business needs).</w:t>
-      </w:r>
-    </w:p>
-    <w:p>
-      <w:pPr>
-        <w:numPr>
-          <w:ilvl w:val="0"/>
-          <w:numId w:val="19"/>
+        <w:t xml:space="preserve">Credit Association: </w:t>
+      </w:r>
+      <w:r>
+        <w:rPr>
+          <w:rtl w:val="0"/>
+        </w:rPr>
+        <w:t xml:space="preserve">Credit value must be dynamically credited to the customer account only after successful order and payment completion (e.g., invoice generated and order marked complete).</w:t>
+      </w:r>
+    </w:p>
+    <w:p>
+      <w:pPr>
+        <w:pStyle w:val="Heading2"/>
+        <w:rPr/>
+      </w:pPr>
+      <w:bookmarkStart w:colFirst="0" w:colLast="0" w:name="_m5b2nc48nqor" w:id="13"/>
+      <w:bookmarkEnd w:id="13"/>
+      <w:r>
+        <w:rPr>
+          <w:rtl w:val="0"/>
+        </w:rPr>
+        <w:t xml:space="preserve">3.2 Customer Credit Account (Functional)</w:t>
+      </w:r>
+    </w:p>
+    <w:p>
+      <w:pPr>
+        <w:rPr/>
+      </w:pPr>
+      <w:r>
+        <w:rPr>
+          <w:rtl w:val="0"/>
+        </w:rPr>
+        <w:t xml:space="preserve">The system must maintain an atomic credit account structure per customer containing:</w:t>
+      </w:r>
+    </w:p>
+    <w:p>
+      <w:pPr>
+        <w:numPr>
+          <w:ilvl w:val="0"/>
+          <w:numId w:val="7"/>
+        </w:numPr>
+        <w:ind w:left="720" w:hanging="360"/>
+      </w:pPr>
+      <w:r>
+        <w:rPr>
+          <w:rtl w:val="0"/>
+        </w:rPr>
+        <w:t xml:space="preserve">Customer ID</w:t>
+      </w:r>
+    </w:p>
+    <w:p>
+      <w:pPr>
+        <w:numPr>
+          <w:ilvl w:val="0"/>
+          <w:numId w:val="7"/>
+        </w:numPr>
+        <w:ind w:left="720" w:hanging="360"/>
+      </w:pPr>
+      <w:r>
+        <w:rPr>
+          <w:rtl w:val="0"/>
+        </w:rPr>
+        <w:t xml:space="preserve">Current credit balance </w:t>
+      </w:r>
+    </w:p>
+    <w:p>
+      <w:pPr>
+        <w:numPr>
+          <w:ilvl w:val="0"/>
+          <w:numId w:val="7"/>
+        </w:numPr>
+        <w:ind w:left="720" w:hanging="360"/>
+      </w:pPr>
+      <w:r>
+        <w:rPr>
+          <w:rtl w:val="0"/>
+        </w:rPr>
+        <w:t xml:space="preserve">Total purchased credit (lifetime accumulator)</w:t>
+      </w:r>
+    </w:p>
+    <w:p>
+      <w:pPr>
+        <w:numPr>
+          <w:ilvl w:val="0"/>
+          <w:numId w:val="7"/>
+        </w:numPr>
+        <w:ind w:left="720" w:hanging="360"/>
+      </w:pPr>
+      <w:r>
+        <w:rPr>
+          <w:rtl w:val="0"/>
+        </w:rPr>
+        <w:t xml:space="preserve">Total redeemed credit (lifetime accumulator)</w:t>
+      </w:r>
+    </w:p>
+    <w:p>
+      <w:pPr>
+        <w:numPr>
+          <w:ilvl w:val="0"/>
+          <w:numId w:val="7"/>
+        </w:numPr>
+        <w:ind w:left="720" w:hanging="360"/>
+      </w:pPr>
+      <w:r>
+        <w:rPr>
+          <w:rtl w:val="0"/>
+        </w:rPr>
+        <w:t xml:space="preserve">Credit transaction history.</w:t>
+      </w:r>
+    </w:p>
+    <w:p>
+      <w:pPr>
+        <w:pStyle w:val="Heading3"/>
+        <w:rPr/>
+      </w:pPr>
+      <w:bookmarkStart w:colFirst="0" w:colLast="0" w:name="_ujv8aecsh2hd" w:id="14"/>
+      <w:bookmarkEnd w:id="14"/>
+      <w:r>
+        <w:rPr>
+          <w:rtl w:val="0"/>
+        </w:rPr>
+        <w:t xml:space="preserve">Supported Transaction Types</w:t>
+      </w:r>
+    </w:p>
+    <w:p>
+      <w:pPr>
+        <w:numPr>
+          <w:ilvl w:val="0"/>
+          <w:numId w:val="1"/>
         </w:numPr>
         <w:ind w:left="720" w:hanging="360"/>
       </w:pPr>
@@ -912,13 +938,82 @@
           <w:bCs w:val="1"/>
           <w:rtl w:val="0"/>
         </w:rPr>
-        <w:t xml:space="preserve">Credit Association: </w:t>
-      </w:r>
-      <w:r>
-        <w:rPr>
-          <w:rtl w:val="0"/>
-        </w:rPr>
-        <w:t xml:space="preserve">Credit value must be dynamically credited to the customer account only after successful order and payment completion (e.g., invoice generated and order marked complete).</w:t>
+        <w:t xml:space="preserve">Purchase / Credit: </w:t>
+      </w:r>
+      <w:r>
+        <w:rPr>
+          <w:rtl w:val="0"/>
+        </w:rPr>
+        <w:t xml:space="preserve">Adds credits to balance upon payment of a Quick Consult Credit product.</w:t>
+      </w:r>
+    </w:p>
+    <w:p>
+      <w:pPr>
+        <w:numPr>
+          <w:ilvl w:val="0"/>
+          <w:numId w:val="1"/>
+        </w:numPr>
+        <w:ind w:left="720" w:hanging="360"/>
+      </w:pPr>
+      <w:r>
+        <w:rPr>
+          <w:b w:val="1"/>
+          <w:bCs w:val="1"/>
+          <w:rtl w:val="0"/>
+        </w:rPr>
+        <w:t xml:space="preserve">Redeem / Debit: </w:t>
+      </w:r>
+      <w:r>
+        <w:rPr>
+          <w:rtl w:val="0"/>
+        </w:rPr>
+        <w:t xml:space="preserve">Deducts credits when used for a consultation.</w:t>
+      </w:r>
+    </w:p>
+    <w:p>
+      <w:pPr>
+        <w:numPr>
+          <w:ilvl w:val="0"/>
+          <w:numId w:val="1"/>
+        </w:numPr>
+        <w:ind w:left="720" w:hanging="360"/>
+      </w:pPr>
+      <w:r>
+        <w:rPr>
+          <w:b w:val="1"/>
+          <w:bCs w:val="1"/>
+          <w:rtl w:val="0"/>
+        </w:rPr>
+        <w:t xml:space="preserve">Admin Add: </w:t>
+      </w:r>
+      <w:r>
+        <w:rPr>
+          <w:rtl w:val="0"/>
+        </w:rPr>
+        <w:t xml:space="preserve">Manual adjustment adding credit by authorized admins.</w:t>
+      </w:r>
+    </w:p>
+    <w:p>
+      <w:pPr>
+        <w:numPr>
+          <w:ilvl w:val="0"/>
+          <w:numId w:val="1"/>
+        </w:numPr>
+        <w:ind w:left="720" w:hanging="360"/>
+      </w:pPr>
+      <w:r>
+        <w:rPr>
+          <w:b w:val="1"/>
+          <w:bCs w:val="1"/>
+          <w:rtl w:val="0"/>
+        </w:rPr>
+        <w:t xml:space="preserve">Admin Remove: </w:t>
+      </w:r>
+      <w:r>
+        <w:rPr>
+          <w:rtl w:val="0"/>
+        </w:rPr>
+        <w:t xml:space="preserve">Manual adjustment removing credit by authorized admins.</w:t>
       </w:r>
     </w:p>
     <w:p>
@@ -926,99 +1021,13 @@
         <w:pStyle w:val="Heading2"/>
         <w:rPr/>
       </w:pPr>
-      <w:bookmarkStart w:colFirst="0" w:colLast="0" w:name="_m5b2nc48nqor" w:id="14"/>
-      <w:bookmarkEnd w:id="14"/>
-      <w:r>
-        <w:rPr>
-          <w:rtl w:val="0"/>
-        </w:rPr>
-        <w:t xml:space="preserve">3.2 Customer Credit Account (Functional)</w:t>
-      </w:r>
-    </w:p>
-    <w:p>
-      <w:pPr>
-        <w:rPr/>
-      </w:pPr>
-      <w:r>
-        <w:rPr>
-          <w:rtl w:val="0"/>
-        </w:rPr>
-        <w:t xml:space="preserve">The system must maintain an atomic credit account structure per customer containing:</w:t>
-      </w:r>
-    </w:p>
-    <w:p>
-      <w:pPr>
-        <w:numPr>
-          <w:ilvl w:val="0"/>
-          <w:numId w:val="7"/>
-        </w:numPr>
-        <w:ind w:left="720" w:hanging="360"/>
-      </w:pPr>
-      <w:r>
-        <w:rPr>
-          <w:rtl w:val="0"/>
-        </w:rPr>
-        <w:t xml:space="preserve">Customer ID</w:t>
-      </w:r>
-    </w:p>
-    <w:p>
-      <w:pPr>
-        <w:numPr>
-          <w:ilvl w:val="0"/>
-          <w:numId w:val="7"/>
-        </w:numPr>
-        <w:ind w:left="720" w:hanging="360"/>
-      </w:pPr>
-      <w:r>
-        <w:rPr>
-          <w:rtl w:val="0"/>
-        </w:rPr>
-        <w:t xml:space="preserve">Current credit balance (USD or store currency)</w:t>
-      </w:r>
-    </w:p>
-    <w:p>
-      <w:pPr>
-        <w:numPr>
-          <w:ilvl w:val="0"/>
-          <w:numId w:val="7"/>
-        </w:numPr>
-        <w:ind w:left="720" w:hanging="360"/>
-      </w:pPr>
-      <w:r>
-        <w:rPr>
-          <w:rtl w:val="0"/>
-        </w:rPr>
-        <w:t xml:space="preserve">Total purchased credit (lifetime accumulator)</w:t>
-      </w:r>
-    </w:p>
-    <w:p>
-      <w:pPr>
-        <w:numPr>
-          <w:ilvl w:val="0"/>
-          <w:numId w:val="7"/>
-        </w:numPr>
-        <w:ind w:left="720" w:hanging="360"/>
-      </w:pPr>
-      <w:r>
-        <w:rPr>
-          <w:rtl w:val="0"/>
-        </w:rPr>
-        <w:t xml:space="preserve">Total redeemed credit (lifetime accumulator)</w:t>
-      </w:r>
-    </w:p>
-    <w:p>
-      <w:pPr>
-        <w:numPr>
-          <w:ilvl w:val="0"/>
-          <w:numId w:val="7"/>
-        </w:numPr>
-        <w:ind w:left="720" w:hanging="360"/>
-      </w:pPr>
-      <w:r>
-        <w:rPr>
-          <w:rtl w:val="0"/>
-        </w:rPr>
-        <w:t xml:space="preserve">Credit transaction history/ledger references.</w:t>
+      <w:bookmarkStart w:colFirst="0" w:colLast="0" w:name="_3eup5ylnrxcs" w:id="15"/>
+      <w:bookmarkEnd w:id="15"/>
+      <w:r>
+        <w:rPr>
+          <w:rtl w:val="0"/>
+        </w:rPr>
+        <w:t xml:space="preserve">3.3 Credit Purchase &amp; Redemption Flows (Functional)</w:t>
       </w:r>
     </w:p>
     <w:p>
@@ -1026,20 +1035,241 @@
         <w:pStyle w:val="Heading3"/>
         <w:rPr/>
       </w:pPr>
-      <w:bookmarkStart w:colFirst="0" w:colLast="0" w:name="_ujv8aecsh2hd" w:id="15"/>
-      <w:bookmarkEnd w:id="15"/>
-      <w:r>
-        <w:rPr>
-          <w:rtl w:val="0"/>
-        </w:rPr>
-        <w:t xml:space="preserve">Supported Transaction Types</w:t>
-      </w:r>
-    </w:p>
-    <w:p>
-      <w:pPr>
-        <w:numPr>
-          <w:ilvl w:val="0"/>
-          <w:numId w:val="1"/>
+      <w:bookmarkStart w:colFirst="0" w:colLast="0" w:name="_qtzcgag1st32" w:id="16"/>
+      <w:bookmarkEnd w:id="16"/>
+      <w:r>
+        <w:rPr>
+          <w:rtl w:val="0"/>
+        </w:rPr>
+        <w:t xml:space="preserve">3.3.1 Credit Purchase Flow</w:t>
+      </w:r>
+    </w:p>
+    <w:p>
+      <w:pPr>
+        <w:numPr>
+          <w:ilvl w:val="0"/>
+          <w:numId w:val="12"/>
+        </w:numPr>
+        <w:ind w:left="720" w:hanging="360"/>
+      </w:pPr>
+      <w:r>
+        <w:rPr>
+          <w:rtl w:val="0"/>
+        </w:rPr>
+        <w:t xml:space="preserve">Customer adds "Quick Consult Credit" with qty to cart.</w:t>
+      </w:r>
+    </w:p>
+    <w:p>
+      <w:pPr>
+        <w:numPr>
+          <w:ilvl w:val="0"/>
+          <w:numId w:val="12"/>
+        </w:numPr>
+        <w:ind w:left="720" w:hanging="360"/>
+      </w:pPr>
+      <w:r>
+        <w:rPr>
+          <w:rtl w:val="0"/>
+        </w:rPr>
+        <w:t xml:space="preserve">Checkout is completed and payment is processed.</w:t>
+      </w:r>
+    </w:p>
+    <w:p>
+      <w:pPr>
+        <w:numPr>
+          <w:ilvl w:val="0"/>
+          <w:numId w:val="12"/>
+        </w:numPr>
+        <w:ind w:left="720" w:hanging="360"/>
+      </w:pPr>
+      <w:r>
+        <w:rPr>
+          <w:rtl w:val="0"/>
+        </w:rPr>
+        <w:t xml:space="preserve">System validates payment/order completion status.</w:t>
+      </w:r>
+    </w:p>
+    <w:p>
+      <w:pPr>
+        <w:numPr>
+          <w:ilvl w:val="0"/>
+          <w:numId w:val="12"/>
+        </w:numPr>
+        <w:ind w:left="720" w:hanging="360"/>
+      </w:pPr>
+      <w:r>
+        <w:rPr>
+          <w:rtl w:val="0"/>
+        </w:rPr>
+        <w:t xml:space="preserve">System adds the credit value to the customer's balance.</w:t>
+      </w:r>
+    </w:p>
+    <w:p>
+      <w:pPr>
+        <w:numPr>
+          <w:ilvl w:val="0"/>
+          <w:numId w:val="12"/>
+        </w:numPr>
+        <w:ind w:left="720" w:hanging="360"/>
+      </w:pPr>
+      <w:r>
+        <w:rPr>
+          <w:rtl w:val="0"/>
+        </w:rPr>
+        <w:t xml:space="preserve">System creates an append-only transaction history log.</w:t>
+      </w:r>
+    </w:p>
+    <w:p>
+      <w:pPr>
+        <w:rPr/>
+      </w:pPr>
+      <w:r>
+        <w:rPr>
+          <w:i w:val="1"/>
+          <w:iCs w:val="1"/>
+          <w:rtl w:val="0"/>
+        </w:rPr>
+        <w:t xml:space="preserve">Note: Credits must NEVER be granted upon cart addition or pending order creation.</w:t>
+      </w:r>
+      <w:r>
+        <w:rPr>
+          <w:rtl w:val="0"/>
+        </w:rPr>
+      </w:r>
+    </w:p>
+    <w:p>
+      <w:pPr>
+        <w:pStyle w:val="Heading3"/>
+        <w:rPr/>
+      </w:pPr>
+      <w:bookmarkStart w:colFirst="0" w:colLast="0" w:name="_gtrsohy6q6hz" w:id="17"/>
+      <w:bookmarkEnd w:id="17"/>
+      <w:r>
+        <w:rPr>
+          <w:rtl w:val="0"/>
+        </w:rPr>
+        <w:t xml:space="preserve">3.3.2 Credit Redemption Flow</w:t>
+      </w:r>
+    </w:p>
+    <w:p>
+      <w:pPr>
+        <w:rPr/>
+      </w:pPr>
+      <w:r>
+        <w:rPr>
+          <w:rtl w:val="0"/>
+        </w:rPr>
+        <w:t xml:space="preserve">The redemption of credits is API-driven and must execute as a single atomic database operation.</w:t>
+      </w:r>
+    </w:p>
+    <w:p>
+      <w:pPr>
+        <w:numPr>
+          <w:ilvl w:val="0"/>
+          <w:numId w:val="20"/>
+        </w:numPr>
+        <w:ind w:left="720" w:hanging="360"/>
+      </w:pPr>
+      <w:r>
+        <w:rPr>
+          <w:rtl w:val="0"/>
+        </w:rPr>
+        <w:t xml:space="preserve">Identify the unique customer ID.</w:t>
+      </w:r>
+    </w:p>
+    <w:p>
+      <w:pPr>
+        <w:numPr>
+          <w:ilvl w:val="0"/>
+          <w:numId w:val="20"/>
+        </w:numPr>
+        <w:ind w:left="720" w:hanging="360"/>
+      </w:pPr>
+      <w:r>
+        <w:rPr>
+          <w:rtl w:val="0"/>
+        </w:rPr>
+        <w:t xml:space="preserve">Validate that the current available balance is greater than or equal to the requested redemption amount.</w:t>
+      </w:r>
+    </w:p>
+    <w:p>
+      <w:pPr>
+        <w:numPr>
+          <w:ilvl w:val="0"/>
+          <w:numId w:val="20"/>
+        </w:numPr>
+        <w:ind w:left="720" w:hanging="360"/>
+      </w:pPr>
+      <w:r>
+        <w:rPr>
+          <w:rtl w:val="0"/>
+        </w:rPr>
+        <w:t xml:space="preserve">Prevent transaction and throw error if balance is insufficient.</w:t>
+      </w:r>
+    </w:p>
+    <w:p>
+      <w:pPr>
+        <w:numPr>
+          <w:ilvl w:val="0"/>
+          <w:numId w:val="20"/>
+        </w:numPr>
+        <w:ind w:left="720" w:hanging="360"/>
+      </w:pPr>
+      <w:r>
+        <w:rPr>
+          <w:rtl w:val="0"/>
+        </w:rPr>
+        <w:t xml:space="preserve">Deduct the amount, update the customer's cumulative stats (e.g., Total redeemed credit), and generate an append-only ledger transaction record.</w:t>
+      </w:r>
+    </w:p>
+    <w:p>
+      <w:pPr>
+        <w:numPr>
+          <w:ilvl w:val="0"/>
+          <w:numId w:val="20"/>
+        </w:numPr>
+        <w:ind w:left="720" w:hanging="360"/>
+      </w:pPr>
+      <w:r>
+        <w:rPr>
+          <w:rtl w:val="0"/>
+        </w:rPr>
+        <w:t xml:space="preserve">Return the updated balance.</w:t>
+      </w:r>
+    </w:p>
+    <w:p>
+      <w:pPr>
+        <w:pStyle w:val="Heading1"/>
+        <w:rPr/>
+      </w:pPr>
+      <w:bookmarkStart w:colFirst="0" w:colLast="0" w:name="_gcfivec13j9f" w:id="18"/>
+      <w:bookmarkEnd w:id="18"/>
+      <w:r>
+        <w:rPr>
+          <w:rtl w:val="0"/>
+        </w:rPr>
+        <w:t xml:space="preserve">4. Interface and API Requirements</w:t>
+      </w:r>
+    </w:p>
+    <w:p>
+      <w:pPr>
+        <w:pStyle w:val="Heading2"/>
+        <w:rPr/>
+      </w:pPr>
+      <w:bookmarkStart w:colFirst="0" w:colLast="0" w:name="_6ouvdc10ceu0" w:id="19"/>
+      <w:bookmarkEnd w:id="19"/>
+      <w:r>
+        <w:rPr>
+          <w:rtl w:val="0"/>
+        </w:rPr>
+        <w:t xml:space="preserve">4.1 Get Current Balance API</w:t>
+      </w:r>
+    </w:p>
+    <w:p>
+      <w:pPr>
+        <w:numPr>
+          <w:ilvl w:val="0"/>
+          <w:numId w:val="17"/>
         </w:numPr>
         <w:ind w:left="720" w:hanging="360"/>
       </w:pPr>
@@ -1049,20 +1279,20 @@
           <w:bCs w:val="1"/>
           <w:rtl w:val="0"/>
         </w:rPr>
-        <w:t xml:space="preserve">Purchase / Credit: </w:t>
-      </w:r>
-      <w:r>
-        <w:rPr>
-          <w:rtl w:val="0"/>
-        </w:rPr>
-        <w:t xml:space="preserve">Adds credits to balance upon payment of a Quick Consult Credit product.</w:t>
-      </w:r>
-    </w:p>
-    <w:p>
-      <w:pPr>
-        <w:numPr>
-          <w:ilvl w:val="0"/>
-          <w:numId w:val="1"/>
+        <w:t xml:space="preserve">Endpoint: </w:t>
+      </w:r>
+      <w:r>
+        <w:rPr>
+          <w:rtl w:val="0"/>
+        </w:rPr>
+        <w:t xml:space="preserve">GET /V1/customers/:customerId/consult-credit-balance</w:t>
+      </w:r>
+    </w:p>
+    <w:p>
+      <w:pPr>
+        <w:numPr>
+          <w:ilvl w:val="0"/>
+          <w:numId w:val="17"/>
         </w:numPr>
         <w:ind w:left="720" w:hanging="360"/>
       </w:pPr>
@@ -1072,20 +1302,20 @@
           <w:bCs w:val="1"/>
           <w:rtl w:val="0"/>
         </w:rPr>
-        <w:t xml:space="preserve">Redeem / Debit: </w:t>
-      </w:r>
-      <w:r>
-        <w:rPr>
-          <w:rtl w:val="0"/>
-        </w:rPr>
-        <w:t xml:space="preserve">Deducts credits when used for a consultation.</w:t>
-      </w:r>
-    </w:p>
-    <w:p>
-      <w:pPr>
-        <w:numPr>
-          <w:ilvl w:val="0"/>
-          <w:numId w:val="1"/>
+        <w:t xml:space="preserve">Security: </w:t>
+      </w:r>
+      <w:r>
+        <w:rPr>
+          <w:rtl w:val="0"/>
+        </w:rPr>
+        <w:t xml:space="preserve">Magento Customer/Admin Token Authentication.</w:t>
+      </w:r>
+    </w:p>
+    <w:p>
+      <w:pPr>
+        <w:numPr>
+          <w:ilvl w:val="0"/>
+          <w:numId w:val="17"/>
         </w:numPr>
         <w:ind w:left="720" w:hanging="360"/>
       </w:pPr>
@@ -1095,20 +1325,20 @@
           <w:bCs w:val="1"/>
           <w:rtl w:val="0"/>
         </w:rPr>
-        <w:t xml:space="preserve">Admin Add: </w:t>
-      </w:r>
-      <w:r>
-        <w:rPr>
-          <w:rtl w:val="0"/>
-        </w:rPr>
-        <w:t xml:space="preserve">Manual adjustment adding credit by authorized admins.</w:t>
-      </w:r>
-    </w:p>
-    <w:p>
-      <w:pPr>
-        <w:numPr>
-          <w:ilvl w:val="0"/>
-          <w:numId w:val="1"/>
+        <w:t xml:space="preserve">URL Parameter: </w:t>
+      </w:r>
+      <w:r>
+        <w:rPr>
+          <w:rtl w:val="0"/>
+        </w:rPr>
+        <w:t xml:space="preserve">customerId (Integer)</w:t>
+      </w:r>
+    </w:p>
+    <w:p>
+      <w:pPr>
+        <w:numPr>
+          <w:ilvl w:val="0"/>
+          <w:numId w:val="17"/>
         </w:numPr>
         <w:ind w:left="720" w:hanging="360"/>
       </w:pPr>
@@ -1118,13 +1348,237 @@
           <w:bCs w:val="1"/>
           <w:rtl w:val="0"/>
         </w:rPr>
-        <w:t xml:space="preserve">Admin Remove: </w:t>
-      </w:r>
-      <w:r>
-        <w:rPr>
-          <w:rtl w:val="0"/>
-        </w:rPr>
-        <w:t xml:space="preserve">Manual adjustment removing credit by authorized admins.</w:t>
+        <w:t xml:space="preserve">Response Payload (Success):</w:t>
+      </w:r>
+      <w:r>
+        <w:rPr>
+          <w:rtl w:val="0"/>
+        </w:rPr>
+      </w:r>
+    </w:p>
+    <w:p>
+      <w:pPr>
+        <w:rPr/>
+      </w:pPr>
+      <w:r>
+        <w:rPr>
+          <w:rtl w:val="0"/>
+        </w:rPr>
+      </w:r>
+    </w:p>
+    <w:p>
+      <w:pPr>
+        <w:rPr>
+          <w:rFonts w:ascii="Roboto Mono" w:cs="Roboto Mono" w:eastAsia="Roboto Mono" w:hAnsi="Roboto Mono"/>
+          <w:color w:val="37474f"/>
+        </w:rPr>
+      </w:pPr>
+      <w:r>
+        <w:rPr>
+          <w:rtl w:val="0"/>
+        </w:rPr>
+        <w:t xml:space="preserve"></w:t>
+      </w:r>
+      <w:r>
+        <w:rPr>
+          <w:rFonts w:ascii="Roboto Mono" w:cs="Roboto Mono" w:eastAsia="Roboto Mono" w:hAnsi="Roboto Mono"/>
+          <w:color w:val="37474f"/>
+          <w:rtl w:val="0"/>
+        </w:rPr>
+        <w:t xml:space="preserve">{</w:t>
+      </w:r>
+    </w:p>
+    <w:p>
+      <w:pPr>
+        <w:rPr>
+          <w:rFonts w:ascii="Roboto Mono" w:cs="Roboto Mono" w:eastAsia="Roboto Mono" w:hAnsi="Roboto Mono"/>
+          <w:color w:val="37474f"/>
+        </w:rPr>
+      </w:pPr>
+      <w:r>
+        <w:rPr>
+          <w:rFonts w:ascii="Roboto Mono" w:cs="Roboto Mono" w:eastAsia="Roboto Mono" w:hAnsi="Roboto Mono"/>
+          <w:color w:val="37474f"/>
+          <w:rtl w:val="0"/>
+        </w:rPr>
+        <w:t xml:space="preserve">  </w:t>
+      </w:r>
+      <w:r>
+        <w:rPr>
+          <w:rFonts w:ascii="Roboto Mono" w:cs="Roboto Mono" w:eastAsia="Roboto Mono" w:hAnsi="Roboto Mono"/>
+          <w:color w:val="188038"/>
+          <w:rtl w:val="0"/>
+        </w:rPr>
+        <w:t xml:space="preserve">"customer_id"</w:t>
+      </w:r>
+      <w:r>
+        <w:rPr>
+          <w:rFonts w:ascii="Roboto Mono" w:cs="Roboto Mono" w:eastAsia="Roboto Mono" w:hAnsi="Roboto Mono"/>
+          <w:color w:val="37474f"/>
+          <w:rtl w:val="0"/>
+        </w:rPr>
+        <w:t xml:space="preserve">: </w:t>
+      </w:r>
+      <w:r>
+        <w:rPr>
+          <w:rFonts w:ascii="Roboto Mono" w:cs="Roboto Mono" w:eastAsia="Roboto Mono" w:hAnsi="Roboto Mono"/>
+          <w:color w:val="c5221f"/>
+          <w:rtl w:val="0"/>
+        </w:rPr>
+        <w:t xml:space="preserve">12345</w:t>
+      </w:r>
+      <w:r>
+        <w:rPr>
+          <w:rFonts w:ascii="Roboto Mono" w:cs="Roboto Mono" w:eastAsia="Roboto Mono" w:hAnsi="Roboto Mono"/>
+          <w:color w:val="37474f"/>
+          <w:rtl w:val="0"/>
+        </w:rPr>
+        <w:t xml:space="preserve">,</w:t>
+      </w:r>
+    </w:p>
+    <w:p>
+      <w:pPr>
+        <w:rPr>
+          <w:rFonts w:ascii="Roboto Mono" w:cs="Roboto Mono" w:eastAsia="Roboto Mono" w:hAnsi="Roboto Mono"/>
+          <w:color w:val="c5221f"/>
+        </w:rPr>
+      </w:pPr>
+      <w:r>
+        <w:rPr>
+          <w:rFonts w:ascii="Roboto Mono" w:cs="Roboto Mono" w:eastAsia="Roboto Mono" w:hAnsi="Roboto Mono"/>
+          <w:color w:val="37474f"/>
+          <w:rtl w:val="0"/>
+        </w:rPr>
+        <w:t xml:space="preserve">  </w:t>
+      </w:r>
+      <w:r>
+        <w:rPr>
+          <w:rFonts w:ascii="Roboto Mono" w:cs="Roboto Mono" w:eastAsia="Roboto Mono" w:hAnsi="Roboto Mono"/>
+          <w:color w:val="188038"/>
+          <w:rtl w:val="0"/>
+        </w:rPr>
+        <w:t xml:space="preserve">"credit_balance"</w:t>
+      </w:r>
+      <w:r>
+        <w:rPr>
+          <w:rFonts w:ascii="Roboto Mono" w:cs="Roboto Mono" w:eastAsia="Roboto Mono" w:hAnsi="Roboto Mono"/>
+          <w:color w:val="37474f"/>
+          <w:rtl w:val="0"/>
+        </w:rPr>
+        <w:t xml:space="preserve">: </w:t>
+      </w:r>
+      <w:r>
+        <w:rPr>
+          <w:rFonts w:ascii="Roboto Mono" w:cs="Roboto Mono" w:eastAsia="Roboto Mono" w:hAnsi="Roboto Mono"/>
+          <w:color w:val="c5221f"/>
+          <w:rtl w:val="0"/>
+        </w:rPr>
+        <w:t xml:space="preserve">75</w:t>
+      </w:r>
+      <w:r>
+        <w:rPr>
+          <w:rFonts w:ascii="Roboto Mono" w:cs="Roboto Mono" w:eastAsia="Roboto Mono" w:hAnsi="Roboto Mono"/>
+          <w:color w:val="37474f"/>
+          <w:rtl w:val="0"/>
+        </w:rPr>
+        <w:t xml:space="preserve">.</w:t>
+      </w:r>
+      <w:r>
+        <w:rPr>
+          <w:rFonts w:ascii="Roboto Mono" w:cs="Roboto Mono" w:eastAsia="Roboto Mono" w:hAnsi="Roboto Mono"/>
+          <w:color w:val="c5221f"/>
+          <w:rtl w:val="0"/>
+        </w:rPr>
+        <w:t xml:space="preserve">00</w:t>
+      </w:r>
+    </w:p>
+    <w:p>
+      <w:pPr>
+        <w:rPr>
+          <w:rFonts w:ascii="Roboto Mono" w:cs="Roboto Mono" w:eastAsia="Roboto Mono" w:hAnsi="Roboto Mono"/>
+          <w:color w:val="37474f"/>
+        </w:rPr>
+      </w:pPr>
+      <w:r>
+        <w:rPr>
+          <w:rFonts w:ascii="Roboto Mono" w:cs="Roboto Mono" w:eastAsia="Roboto Mono" w:hAnsi="Roboto Mono"/>
+          <w:color w:val="37474f"/>
+          <w:rtl w:val="0"/>
+        </w:rPr>
+        <w:t xml:space="preserve">}</w:t>
+      </w:r>
+    </w:p>
+    <w:p>
+      <w:pPr>
+        <w:numPr>
+          <w:ilvl w:val="0"/>
+          <w:numId w:val="17"/>
+        </w:numPr>
+        <w:ind w:left="720" w:hanging="360"/>
+      </w:pPr>
+      <w:r>
+        <w:rPr>
+          <w:rtl w:val="0"/>
+        </w:rPr>
+        <w:t xml:space="preserve"></w:t>
+      </w:r>
+      <w:r>
+        <w:rPr>
+          <w:b w:val="1"/>
+          <w:bCs w:val="1"/>
+          <w:rtl w:val="0"/>
+        </w:rPr>
+        <w:t xml:space="preserve">Error Scenarios:</w:t>
+      </w:r>
+      <w:r>
+        <w:rPr>
+          <w:rtl w:val="0"/>
+        </w:rPr>
+      </w:r>
+    </w:p>
+    <w:p>
+      <w:pPr>
+        <w:numPr>
+          <w:ilvl w:val="1"/>
+          <w:numId w:val="17"/>
+        </w:numPr>
+        <w:ind w:left="1440" w:hanging="360"/>
+      </w:pPr>
+      <w:r>
+        <w:rPr>
+          <w:rtl w:val="0"/>
+        </w:rPr>
+        <w:t xml:space="preserve">Customer does not exist -&gt; Return CUSTOMER_NOT_FOUND</w:t>
+      </w:r>
+    </w:p>
+    <w:p>
+      <w:pPr>
+        <w:numPr>
+          <w:ilvl w:val="1"/>
+          <w:numId w:val="17"/>
+        </w:numPr>
+        <w:ind w:left="1440" w:hanging="360"/>
+      </w:pPr>
+      <w:r>
+        <w:rPr>
+          <w:rtl w:val="0"/>
+        </w:rPr>
+        <w:t xml:space="preserve">Customer has no credit account -&gt; Return balance 0.00</w:t>
+      </w:r>
+    </w:p>
+    <w:p>
+      <w:pPr>
+        <w:numPr>
+          <w:ilvl w:val="1"/>
+          <w:numId w:val="17"/>
+        </w:numPr>
+        <w:ind w:left="1440" w:hanging="360"/>
+      </w:pPr>
+      <w:r>
+        <w:rPr>
+          <w:rtl w:val="0"/>
+        </w:rPr>
+        <w:t xml:space="preserve">Unauthorized -&gt; Return HTTP 401 Unauthorized</w:t>
       </w:r>
     </w:p>
     <w:p>
@@ -1132,102 +1586,357 @@
         <w:pStyle w:val="Heading2"/>
         <w:rPr/>
       </w:pPr>
-      <w:bookmarkStart w:colFirst="0" w:colLast="0" w:name="_3eup5ylnrxcs" w:id="16"/>
-      <w:bookmarkEnd w:id="16"/>
-      <w:r>
-        <w:rPr>
-          <w:rtl w:val="0"/>
-        </w:rPr>
-        <w:t xml:space="preserve">3.3 Credit Purchase &amp; Redemption Flows (Functional)</w:t>
-      </w:r>
-    </w:p>
-    <w:p>
-      <w:pPr>
-        <w:pStyle w:val="Heading3"/>
+      <w:bookmarkStart w:colFirst="0" w:colLast="0" w:name="_dpxi0gyme7in" w:id="20"/>
+      <w:bookmarkEnd w:id="20"/>
+      <w:r>
+        <w:rPr>
+          <w:rtl w:val="0"/>
+        </w:rPr>
+        <w:t xml:space="preserve">4.2 Credit Transaction API</w:t>
+      </w:r>
+    </w:p>
+    <w:p>
+      <w:pPr>
+        <w:numPr>
+          <w:ilvl w:val="0"/>
+          <w:numId w:val="14"/>
+        </w:numPr>
+        <w:ind w:left="720" w:hanging="360"/>
+      </w:pPr>
+      <w:r>
+        <w:rPr>
+          <w:b w:val="1"/>
+          <w:bCs w:val="1"/>
+          <w:rtl w:val="0"/>
+        </w:rPr>
+        <w:t xml:space="preserve">Endpoint: </w:t>
+      </w:r>
+      <w:r>
+        <w:rPr>
+          <w:rtl w:val="0"/>
+        </w:rPr>
+        <w:t xml:space="preserve">POST /V1/customers/consult-credit-transaction</w:t>
+      </w:r>
+    </w:p>
+    <w:p>
+      <w:pPr>
+        <w:numPr>
+          <w:ilvl w:val="0"/>
+          <w:numId w:val="14"/>
+        </w:numPr>
+        <w:ind w:left="720" w:hanging="360"/>
+      </w:pPr>
+      <w:r>
+        <w:rPr>
+          <w:b w:val="1"/>
+          <w:bCs w:val="1"/>
+          <w:rtl w:val="0"/>
+        </w:rPr>
+        <w:t xml:space="preserve">Security: </w:t>
+      </w:r>
+      <w:r>
+        <w:rPr>
+          <w:rtl w:val="0"/>
+        </w:rPr>
+        <w:t xml:space="preserve">Authorized external integration token or Magento admin authentication.</w:t>
+      </w:r>
+    </w:p>
+    <w:p>
+      <w:pPr>
+        <w:numPr>
+          <w:ilvl w:val="0"/>
+          <w:numId w:val="14"/>
+        </w:numPr>
+        <w:ind w:left="720" w:hanging="360"/>
+      </w:pPr>
+      <w:r>
+        <w:rPr>
+          <w:b w:val="1"/>
+          <w:bCs w:val="1"/>
+          <w:rtl w:val="0"/>
+        </w:rPr>
+        <w:t xml:space="preserve">Request Payload (Redemption/Debit):</w:t>
+      </w:r>
+      <w:r>
+        <w:rPr>
+          <w:rtl w:val="0"/>
+        </w:rPr>
+      </w:r>
+    </w:p>
+    <w:p>
+      <w:pPr>
         <w:rPr/>
       </w:pPr>
-      <w:bookmarkStart w:colFirst="0" w:colLast="0" w:name="_qtzcgag1st32" w:id="17"/>
-      <w:bookmarkEnd w:id="17"/>
-      <w:r>
-        <w:rPr>
-          <w:rtl w:val="0"/>
-        </w:rPr>
-        <w:t xml:space="preserve">3.3.1 Credit Purchase Flow</w:t>
-      </w:r>
-    </w:p>
-    <w:p>
-      <w:pPr>
-        <w:numPr>
-          <w:ilvl w:val="0"/>
-          <w:numId w:val="12"/>
-        </w:numPr>
-        <w:ind w:left="720" w:hanging="360"/>
-      </w:pPr>
-      <w:r>
-        <w:rPr>
-          <w:rtl w:val="0"/>
-        </w:rPr>
-        <w:t xml:space="preserve">Customer adds "Quick Consult Credit" with preferred denomination to cart.</w:t>
-      </w:r>
-    </w:p>
-    <w:p>
-      <w:pPr>
-        <w:numPr>
-          <w:ilvl w:val="0"/>
-          <w:numId w:val="12"/>
-        </w:numPr>
-        <w:ind w:left="720" w:hanging="360"/>
-      </w:pPr>
-      <w:r>
-        <w:rPr>
-          <w:rtl w:val="0"/>
-        </w:rPr>
-        <w:t xml:space="preserve">Checkout is completed and payment is processed.</w:t>
-      </w:r>
-    </w:p>
-    <w:p>
-      <w:pPr>
-        <w:numPr>
-          <w:ilvl w:val="0"/>
-          <w:numId w:val="12"/>
-        </w:numPr>
-        <w:ind w:left="720" w:hanging="360"/>
-      </w:pPr>
-      <w:r>
-        <w:rPr>
-          <w:rtl w:val="0"/>
-        </w:rPr>
-        <w:t xml:space="preserve">System validates payment/order completion status.</w:t>
-      </w:r>
-    </w:p>
-    <w:p>
-      <w:pPr>
-        <w:numPr>
-          <w:ilvl w:val="0"/>
-          <w:numId w:val="12"/>
-        </w:numPr>
-        <w:ind w:left="720" w:hanging="360"/>
-      </w:pPr>
-      <w:r>
-        <w:rPr>
-          <w:rtl w:val="0"/>
-        </w:rPr>
-        <w:t xml:space="preserve">System adds the credit value to the customer's balance.</w:t>
-      </w:r>
-    </w:p>
-    <w:p>
-      <w:pPr>
-        <w:numPr>
-          <w:ilvl w:val="0"/>
-          <w:numId w:val="12"/>
-        </w:numPr>
-        <w:ind w:left="720" w:hanging="360"/>
-      </w:pPr>
-      <w:r>
-        <w:rPr>
-          <w:rtl w:val="0"/>
-        </w:rPr>
-        <w:t xml:space="preserve">System creates an append-only transaction history log referencing the Magento Order ID.</w:t>
+      <w:r>
+        <w:rPr>
+          <w:rtl w:val="0"/>
+        </w:rPr>
+      </w:r>
+    </w:p>
+    <w:p>
+      <w:pPr>
+        <w:rPr>
+          <w:rFonts w:ascii="Roboto Mono" w:cs="Roboto Mono" w:eastAsia="Roboto Mono" w:hAnsi="Roboto Mono"/>
+          <w:color w:val="37474f"/>
+        </w:rPr>
+      </w:pPr>
+      <w:r>
+        <w:rPr>
+          <w:rtl w:val="0"/>
+        </w:rPr>
+        <w:t xml:space="preserve"></w:t>
+      </w:r>
+      <w:r>
+        <w:rPr>
+          <w:rFonts w:ascii="Roboto Mono" w:cs="Roboto Mono" w:eastAsia="Roboto Mono" w:hAnsi="Roboto Mono"/>
+          <w:color w:val="37474f"/>
+          <w:rtl w:val="0"/>
+        </w:rPr>
+        <w:t xml:space="preserve">{</w:t>
+      </w:r>
+    </w:p>
+    <w:p>
+      <w:pPr>
+        <w:rPr>
+          <w:rFonts w:ascii="Roboto Mono" w:cs="Roboto Mono" w:eastAsia="Roboto Mono" w:hAnsi="Roboto Mono"/>
+          <w:color w:val="37474f"/>
+        </w:rPr>
+      </w:pPr>
+      <w:r>
+        <w:rPr>
+          <w:rFonts w:ascii="Roboto Mono" w:cs="Roboto Mono" w:eastAsia="Roboto Mono" w:hAnsi="Roboto Mono"/>
+          <w:color w:val="37474f"/>
+          <w:rtl w:val="0"/>
+        </w:rPr>
+        <w:t xml:space="preserve">  </w:t>
+      </w:r>
+      <w:r>
+        <w:rPr>
+          <w:rFonts w:ascii="Roboto Mono" w:cs="Roboto Mono" w:eastAsia="Roboto Mono" w:hAnsi="Roboto Mono"/>
+          <w:color w:val="188038"/>
+          <w:rtl w:val="0"/>
+        </w:rPr>
+        <w:t xml:space="preserve">"customer_id"</w:t>
+      </w:r>
+      <w:r>
+        <w:rPr>
+          <w:rFonts w:ascii="Roboto Mono" w:cs="Roboto Mono" w:eastAsia="Roboto Mono" w:hAnsi="Roboto Mono"/>
+          <w:color w:val="37474f"/>
+          <w:rtl w:val="0"/>
+        </w:rPr>
+        <w:t xml:space="preserve">: </w:t>
+      </w:r>
+      <w:r>
+        <w:rPr>
+          <w:rFonts w:ascii="Roboto Mono" w:cs="Roboto Mono" w:eastAsia="Roboto Mono" w:hAnsi="Roboto Mono"/>
+          <w:color w:val="c5221f"/>
+          <w:rtl w:val="0"/>
+        </w:rPr>
+        <w:t xml:space="preserve">12345</w:t>
+      </w:r>
+      <w:r>
+        <w:rPr>
+          <w:rFonts w:ascii="Roboto Mono" w:cs="Roboto Mono" w:eastAsia="Roboto Mono" w:hAnsi="Roboto Mono"/>
+          <w:color w:val="37474f"/>
+          <w:rtl w:val="0"/>
+        </w:rPr>
+        <w:t xml:space="preserve">,</w:t>
+      </w:r>
+    </w:p>
+    <w:p>
+      <w:pPr>
+        <w:rPr>
+          <w:rFonts w:ascii="Roboto Mono" w:cs="Roboto Mono" w:eastAsia="Roboto Mono" w:hAnsi="Roboto Mono"/>
+          <w:color w:val="37474f"/>
+        </w:rPr>
+      </w:pPr>
+      <w:r>
+        <w:rPr>
+          <w:rFonts w:ascii="Roboto Mono" w:cs="Roboto Mono" w:eastAsia="Roboto Mono" w:hAnsi="Roboto Mono"/>
+          <w:color w:val="37474f"/>
+          <w:rtl w:val="0"/>
+        </w:rPr>
+        <w:t xml:space="preserve">  </w:t>
+      </w:r>
+      <w:r>
+        <w:rPr>
+          <w:rFonts w:ascii="Roboto Mono" w:cs="Roboto Mono" w:eastAsia="Roboto Mono" w:hAnsi="Roboto Mono"/>
+          <w:color w:val="188038"/>
+          <w:rtl w:val="0"/>
+        </w:rPr>
+        <w:t xml:space="preserve">"transaction_type"</w:t>
+      </w:r>
+      <w:r>
+        <w:rPr>
+          <w:rFonts w:ascii="Roboto Mono" w:cs="Roboto Mono" w:eastAsia="Roboto Mono" w:hAnsi="Roboto Mono"/>
+          <w:color w:val="37474f"/>
+          <w:rtl w:val="0"/>
+        </w:rPr>
+        <w:t xml:space="preserve">: </w:t>
+      </w:r>
+      <w:r>
+        <w:rPr>
+          <w:rFonts w:ascii="Roboto Mono" w:cs="Roboto Mono" w:eastAsia="Roboto Mono" w:hAnsi="Roboto Mono"/>
+          <w:color w:val="188038"/>
+          <w:rtl w:val="0"/>
+        </w:rPr>
+        <w:t xml:space="preserve">"redeem"</w:t>
+      </w:r>
+      <w:r>
+        <w:rPr>
+          <w:rFonts w:ascii="Roboto Mono" w:cs="Roboto Mono" w:eastAsia="Roboto Mono" w:hAnsi="Roboto Mono"/>
+          <w:color w:val="37474f"/>
+          <w:rtl w:val="0"/>
+        </w:rPr>
+        <w:t xml:space="preserve">,</w:t>
+      </w:r>
+    </w:p>
+    <w:p>
+      <w:pPr>
+        <w:rPr>
+          <w:rFonts w:ascii="Roboto Mono" w:cs="Roboto Mono" w:eastAsia="Roboto Mono" w:hAnsi="Roboto Mono"/>
+          <w:color w:val="37474f"/>
+        </w:rPr>
+      </w:pPr>
+      <w:r>
+        <w:rPr>
+          <w:rFonts w:ascii="Roboto Mono" w:cs="Roboto Mono" w:eastAsia="Roboto Mono" w:hAnsi="Roboto Mono"/>
+          <w:color w:val="37474f"/>
+          <w:rtl w:val="0"/>
+        </w:rPr>
+        <w:t xml:space="preserve">  </w:t>
+      </w:r>
+      <w:r>
+        <w:rPr>
+          <w:rFonts w:ascii="Roboto Mono" w:cs="Roboto Mono" w:eastAsia="Roboto Mono" w:hAnsi="Roboto Mono"/>
+          <w:color w:val="188038"/>
+          <w:rtl w:val="0"/>
+        </w:rPr>
+        <w:t xml:space="preserve">"amount"</w:t>
+      </w:r>
+      <w:r>
+        <w:rPr>
+          <w:rFonts w:ascii="Roboto Mono" w:cs="Roboto Mono" w:eastAsia="Roboto Mono" w:hAnsi="Roboto Mono"/>
+          <w:color w:val="37474f"/>
+          <w:rtl w:val="0"/>
+        </w:rPr>
+        <w:t xml:space="preserve">: </w:t>
+      </w:r>
+      <w:r>
+        <w:rPr>
+          <w:rFonts w:ascii="Roboto Mono" w:cs="Roboto Mono" w:eastAsia="Roboto Mono" w:hAnsi="Roboto Mono"/>
+          <w:color w:val="c5221f"/>
+          <w:rtl w:val="0"/>
+        </w:rPr>
+        <w:t xml:space="preserve">25</w:t>
+      </w:r>
+      <w:r>
+        <w:rPr>
+          <w:rFonts w:ascii="Roboto Mono" w:cs="Roboto Mono" w:eastAsia="Roboto Mono" w:hAnsi="Roboto Mono"/>
+          <w:color w:val="37474f"/>
+          <w:rtl w:val="0"/>
+        </w:rPr>
+        <w:t xml:space="preserve">.</w:t>
+      </w:r>
+      <w:r>
+        <w:rPr>
+          <w:rFonts w:ascii="Roboto Mono" w:cs="Roboto Mono" w:eastAsia="Roboto Mono" w:hAnsi="Roboto Mono"/>
+          <w:color w:val="c5221f"/>
+          <w:rtl w:val="0"/>
+        </w:rPr>
+        <w:t xml:space="preserve">00</w:t>
+      </w:r>
+      <w:r>
+        <w:rPr>
+          <w:rFonts w:ascii="Roboto Mono" w:cs="Roboto Mono" w:eastAsia="Roboto Mono" w:hAnsi="Roboto Mono"/>
+          <w:color w:val="37474f"/>
+          <w:rtl w:val="0"/>
+        </w:rPr>
+        <w:t xml:space="preserve">,</w:t>
+      </w:r>
+    </w:p>
+    <w:p>
+      <w:pPr>
+        <w:rPr>
+          <w:rFonts w:ascii="Roboto Mono" w:cs="Roboto Mono" w:eastAsia="Roboto Mono" w:hAnsi="Roboto Mono"/>
+          <w:color w:val="188038"/>
+        </w:rPr>
+      </w:pPr>
+      <w:r>
+        <w:rPr>
+          <w:rFonts w:ascii="Roboto Mono" w:cs="Roboto Mono" w:eastAsia="Roboto Mono" w:hAnsi="Roboto Mono"/>
+          <w:color w:val="37474f"/>
+          <w:rtl w:val="0"/>
+        </w:rPr>
+        <w:t xml:space="preserve">  </w:t>
+      </w:r>
+      <w:r>
+        <w:rPr>
+          <w:rFonts w:ascii="Roboto Mono" w:cs="Roboto Mono" w:eastAsia="Roboto Mono" w:hAnsi="Roboto Mono"/>
+          <w:color w:val="188038"/>
+          <w:rtl w:val="0"/>
+        </w:rPr>
+        <w:t xml:space="preserve">"message"</w:t>
+      </w:r>
+      <w:r>
+        <w:rPr>
+          <w:rFonts w:ascii="Roboto Mono" w:cs="Roboto Mono" w:eastAsia="Roboto Mono" w:hAnsi="Roboto Mono"/>
+          <w:color w:val="37474f"/>
+          <w:rtl w:val="0"/>
+        </w:rPr>
+        <w:t xml:space="preserve">: </w:t>
+      </w:r>
+      <w:r>
+        <w:rPr>
+          <w:rFonts w:ascii="Roboto Mono" w:cs="Roboto Mono" w:eastAsia="Roboto Mono" w:hAnsi="Roboto Mono"/>
+          <w:color w:val="188038"/>
+          <w:rtl w:val="0"/>
+        </w:rPr>
+        <w:t xml:space="preserve">"Quick consultation completed"</w:t>
+      </w:r>
+    </w:p>
+    <w:p>
+      <w:pPr>
+        <w:rPr>
+          <w:rFonts w:ascii="Roboto Mono" w:cs="Roboto Mono" w:eastAsia="Roboto Mono" w:hAnsi="Roboto Mono"/>
+          <w:color w:val="37474f"/>
+        </w:rPr>
+      </w:pPr>
+      <w:r>
+        <w:rPr>
+          <w:rFonts w:ascii="Roboto Mono" w:cs="Roboto Mono" w:eastAsia="Roboto Mono" w:hAnsi="Roboto Mono"/>
+          <w:color w:val="37474f"/>
+          <w:rtl w:val="0"/>
+        </w:rPr>
+        <w:t xml:space="preserve">}</w:t>
+      </w:r>
+    </w:p>
+    <w:p>
+      <w:pPr>
+        <w:numPr>
+          <w:ilvl w:val="0"/>
+          <w:numId w:val="14"/>
+        </w:numPr>
+        <w:ind w:left="720" w:hanging="360"/>
+      </w:pPr>
+      <w:r>
+        <w:rPr>
+          <w:rtl w:val="0"/>
+        </w:rPr>
+        <w:t xml:space="preserve"></w:t>
+      </w:r>
+      <w:r>
+        <w:rPr>
+          <w:b w:val="1"/>
+          <w:bCs w:val="1"/>
+          <w:rtl w:val="0"/>
+        </w:rPr>
+        <w:t xml:space="preserve">Response Payload (Success):</w:t>
+      </w:r>
+      <w:r>
+        <w:rPr>
+          <w:rtl w:val="0"/>
+        </w:rPr>
       </w:r>
     </w:p>
     <w:p>
@@ -1236,116 +1945,431 @@
       </w:pPr>
       <w:r>
         <w:rPr>
-          <w:i w:val="1"/>
-          <w:iCs w:val="1"/>
-          <w:rtl w:val="0"/>
-        </w:rPr>
-        <w:t xml:space="preserve">Note: Credits must NEVER be granted upon cart addition or pending order creation.</w:t>
-      </w:r>
-      <w:r>
-        <w:rPr>
-          <w:rtl w:val="0"/>
-        </w:rPr>
-      </w:r>
-    </w:p>
-    <w:p>
-      <w:pPr>
-        <w:pStyle w:val="Heading3"/>
-        <w:rPr/>
-      </w:pPr>
-      <w:bookmarkStart w:colFirst="0" w:colLast="0" w:name="_gtrsohy6q6hz" w:id="18"/>
-      <w:bookmarkEnd w:id="18"/>
-      <w:r>
-        <w:rPr>
-          <w:rtl w:val="0"/>
-        </w:rPr>
-        <w:t xml:space="preserve">3.3.2 Credit Redemption Flow</w:t>
-      </w:r>
-    </w:p>
-    <w:p>
-      <w:pPr>
-        <w:rPr/>
-      </w:pPr>
-      <w:r>
-        <w:rPr>
-          <w:rtl w:val="0"/>
-        </w:rPr>
-        <w:t xml:space="preserve">The redemption of credits is API-driven and must execute as a single atomic database operation.</w:t>
-      </w:r>
-    </w:p>
-    <w:p>
-      <w:pPr>
-        <w:numPr>
-          <w:ilvl w:val="0"/>
-          <w:numId w:val="20"/>
-        </w:numPr>
-        <w:ind w:left="720" w:hanging="360"/>
-      </w:pPr>
-      <w:r>
-        <w:rPr>
-          <w:rtl w:val="0"/>
-        </w:rPr>
-        <w:t xml:space="preserve">Identify the unique customer ID.</w:t>
-      </w:r>
-    </w:p>
-    <w:p>
-      <w:pPr>
-        <w:numPr>
-          <w:ilvl w:val="0"/>
-          <w:numId w:val="20"/>
-        </w:numPr>
-        <w:ind w:left="720" w:hanging="360"/>
-      </w:pPr>
-      <w:r>
-        <w:rPr>
-          <w:rtl w:val="0"/>
-        </w:rPr>
-        <w:t xml:space="preserve">Validate that the current available balance is greater than or equal to the requested redemption amount.</w:t>
-      </w:r>
-    </w:p>
-    <w:p>
-      <w:pPr>
-        <w:numPr>
-          <w:ilvl w:val="0"/>
-          <w:numId w:val="20"/>
-        </w:numPr>
-        <w:ind w:left="720" w:hanging="360"/>
-      </w:pPr>
-      <w:r>
-        <w:rPr>
-          <w:rtl w:val="0"/>
-        </w:rPr>
-        <w:t xml:space="preserve">Prevent transaction and throw error if balance is insufficient.</w:t>
-      </w:r>
-    </w:p>
-    <w:p>
-      <w:pPr>
-        <w:numPr>
-          <w:ilvl w:val="0"/>
-          <w:numId w:val="20"/>
-        </w:numPr>
-        <w:ind w:left="720" w:hanging="360"/>
-      </w:pPr>
-      <w:r>
-        <w:rPr>
-          <w:rtl w:val="0"/>
-        </w:rPr>
-        <w:t xml:space="preserve">Deduct the amount, update the customer's cumulative stats (e.g., Total redeemed credit), and generate an append-only ledger transaction record.</w:t>
-      </w:r>
-    </w:p>
-    <w:p>
-      <w:pPr>
-        <w:numPr>
-          <w:ilvl w:val="0"/>
-          <w:numId w:val="20"/>
-        </w:numPr>
-        <w:ind w:left="720" w:hanging="360"/>
-      </w:pPr>
-      <w:r>
-        <w:rPr>
-          <w:rtl w:val="0"/>
-        </w:rPr>
-        <w:t xml:space="preserve">Return the updated balance and record external references (e.g., consultation reference/ticket).</w:t>
+          <w:rtl w:val="0"/>
+        </w:rPr>
+      </w:r>
+    </w:p>
+    <w:p>
+      <w:pPr>
+        <w:rPr>
+          <w:rFonts w:ascii="Roboto Mono" w:cs="Roboto Mono" w:eastAsia="Roboto Mono" w:hAnsi="Roboto Mono"/>
+          <w:color w:val="37474f"/>
+        </w:rPr>
+      </w:pPr>
+      <w:r>
+        <w:rPr>
+          <w:rtl w:val="0"/>
+        </w:rPr>
+        <w:t xml:space="preserve"></w:t>
+      </w:r>
+      <w:r>
+        <w:rPr>
+          <w:rFonts w:ascii="Roboto Mono" w:cs="Roboto Mono" w:eastAsia="Roboto Mono" w:hAnsi="Roboto Mono"/>
+          <w:color w:val="37474f"/>
+          <w:rtl w:val="0"/>
+        </w:rPr>
+        <w:t xml:space="preserve">{</w:t>
+      </w:r>
+    </w:p>
+    <w:p>
+      <w:pPr>
+        <w:rPr>
+          <w:rFonts w:ascii="Roboto Mono" w:cs="Roboto Mono" w:eastAsia="Roboto Mono" w:hAnsi="Roboto Mono"/>
+          <w:color w:val="37474f"/>
+        </w:rPr>
+      </w:pPr>
+      <w:r>
+        <w:rPr>
+          <w:rFonts w:ascii="Roboto Mono" w:cs="Roboto Mono" w:eastAsia="Roboto Mono" w:hAnsi="Roboto Mono"/>
+          <w:color w:val="37474f"/>
+          <w:rtl w:val="0"/>
+        </w:rPr>
+        <w:t xml:space="preserve">  </w:t>
+      </w:r>
+      <w:r>
+        <w:rPr>
+          <w:rFonts w:ascii="Roboto Mono" w:cs="Roboto Mono" w:eastAsia="Roboto Mono" w:hAnsi="Roboto Mono"/>
+          <w:color w:val="188038"/>
+          <w:rtl w:val="0"/>
+        </w:rPr>
+        <w:t xml:space="preserve">"success"</w:t>
+      </w:r>
+      <w:r>
+        <w:rPr>
+          <w:rFonts w:ascii="Roboto Mono" w:cs="Roboto Mono" w:eastAsia="Roboto Mono" w:hAnsi="Roboto Mono"/>
+          <w:color w:val="37474f"/>
+          <w:rtl w:val="0"/>
+        </w:rPr>
+        <w:t xml:space="preserve">: true,</w:t>
+      </w:r>
+    </w:p>
+    <w:p>
+      <w:pPr>
+        <w:rPr>
+          <w:rFonts w:ascii="Roboto Mono" w:cs="Roboto Mono" w:eastAsia="Roboto Mono" w:hAnsi="Roboto Mono"/>
+          <w:color w:val="37474f"/>
+        </w:rPr>
+      </w:pPr>
+      <w:r>
+        <w:rPr>
+          <w:rFonts w:ascii="Roboto Mono" w:cs="Roboto Mono" w:eastAsia="Roboto Mono" w:hAnsi="Roboto Mono"/>
+          <w:color w:val="37474f"/>
+          <w:rtl w:val="0"/>
+        </w:rPr>
+        <w:t xml:space="preserve">  </w:t>
+      </w:r>
+      <w:r>
+        <w:rPr>
+          <w:rFonts w:ascii="Roboto Mono" w:cs="Roboto Mono" w:eastAsia="Roboto Mono" w:hAnsi="Roboto Mono"/>
+          <w:color w:val="188038"/>
+          <w:rtl w:val="0"/>
+        </w:rPr>
+        <w:t xml:space="preserve">"customer_id"</w:t>
+      </w:r>
+      <w:r>
+        <w:rPr>
+          <w:rFonts w:ascii="Roboto Mono" w:cs="Roboto Mono" w:eastAsia="Roboto Mono" w:hAnsi="Roboto Mono"/>
+          <w:color w:val="37474f"/>
+          <w:rtl w:val="0"/>
+        </w:rPr>
+        <w:t xml:space="preserve">: </w:t>
+      </w:r>
+      <w:r>
+        <w:rPr>
+          <w:rFonts w:ascii="Roboto Mono" w:cs="Roboto Mono" w:eastAsia="Roboto Mono" w:hAnsi="Roboto Mono"/>
+          <w:color w:val="c5221f"/>
+          <w:rtl w:val="0"/>
+        </w:rPr>
+        <w:t xml:space="preserve">12345</w:t>
+      </w:r>
+      <w:r>
+        <w:rPr>
+          <w:rFonts w:ascii="Roboto Mono" w:cs="Roboto Mono" w:eastAsia="Roboto Mono" w:hAnsi="Roboto Mono"/>
+          <w:color w:val="37474f"/>
+          <w:rtl w:val="0"/>
+        </w:rPr>
+        <w:t xml:space="preserve">,</w:t>
+      </w:r>
+    </w:p>
+    <w:p>
+      <w:pPr>
+        <w:rPr>
+          <w:rFonts w:ascii="Roboto Mono" w:cs="Roboto Mono" w:eastAsia="Roboto Mono" w:hAnsi="Roboto Mono"/>
+          <w:color w:val="37474f"/>
+        </w:rPr>
+      </w:pPr>
+      <w:r>
+        <w:rPr>
+          <w:rFonts w:ascii="Roboto Mono" w:cs="Roboto Mono" w:eastAsia="Roboto Mono" w:hAnsi="Roboto Mono"/>
+          <w:color w:val="37474f"/>
+          <w:rtl w:val="0"/>
+        </w:rPr>
+        <w:t xml:space="preserve">  </w:t>
+      </w:r>
+      <w:r>
+        <w:rPr>
+          <w:rFonts w:ascii="Roboto Mono" w:cs="Roboto Mono" w:eastAsia="Roboto Mono" w:hAnsi="Roboto Mono"/>
+          <w:color w:val="188038"/>
+          <w:rtl w:val="0"/>
+        </w:rPr>
+        <w:t xml:space="preserve">"transaction_type"</w:t>
+      </w:r>
+      <w:r>
+        <w:rPr>
+          <w:rFonts w:ascii="Roboto Mono" w:cs="Roboto Mono" w:eastAsia="Roboto Mono" w:hAnsi="Roboto Mono"/>
+          <w:color w:val="37474f"/>
+          <w:rtl w:val="0"/>
+        </w:rPr>
+        <w:t xml:space="preserve">: </w:t>
+      </w:r>
+      <w:r>
+        <w:rPr>
+          <w:rFonts w:ascii="Roboto Mono" w:cs="Roboto Mono" w:eastAsia="Roboto Mono" w:hAnsi="Roboto Mono"/>
+          <w:color w:val="188038"/>
+          <w:rtl w:val="0"/>
+        </w:rPr>
+        <w:t xml:space="preserve">"redeem"</w:t>
+      </w:r>
+      <w:r>
+        <w:rPr>
+          <w:rFonts w:ascii="Roboto Mono" w:cs="Roboto Mono" w:eastAsia="Roboto Mono" w:hAnsi="Roboto Mono"/>
+          <w:color w:val="37474f"/>
+          <w:rtl w:val="0"/>
+        </w:rPr>
+        <w:t xml:space="preserve">,</w:t>
+      </w:r>
+    </w:p>
+    <w:p>
+      <w:pPr>
+        <w:rPr>
+          <w:rFonts w:ascii="Roboto Mono" w:cs="Roboto Mono" w:eastAsia="Roboto Mono" w:hAnsi="Roboto Mono"/>
+          <w:color w:val="37474f"/>
+        </w:rPr>
+      </w:pPr>
+      <w:r>
+        <w:rPr>
+          <w:rFonts w:ascii="Roboto Mono" w:cs="Roboto Mono" w:eastAsia="Roboto Mono" w:hAnsi="Roboto Mono"/>
+          <w:color w:val="37474f"/>
+          <w:rtl w:val="0"/>
+        </w:rPr>
+        <w:t xml:space="preserve">  </w:t>
+      </w:r>
+      <w:r>
+        <w:rPr>
+          <w:rFonts w:ascii="Roboto Mono" w:cs="Roboto Mono" w:eastAsia="Roboto Mono" w:hAnsi="Roboto Mono"/>
+          <w:color w:val="188038"/>
+          <w:rtl w:val="0"/>
+        </w:rPr>
+        <w:t xml:space="preserve">"amount"</w:t>
+      </w:r>
+      <w:r>
+        <w:rPr>
+          <w:rFonts w:ascii="Roboto Mono" w:cs="Roboto Mono" w:eastAsia="Roboto Mono" w:hAnsi="Roboto Mono"/>
+          <w:color w:val="37474f"/>
+          <w:rtl w:val="0"/>
+        </w:rPr>
+        <w:t xml:space="preserve">: </w:t>
+      </w:r>
+      <w:r>
+        <w:rPr>
+          <w:rFonts w:ascii="Roboto Mono" w:cs="Roboto Mono" w:eastAsia="Roboto Mono" w:hAnsi="Roboto Mono"/>
+          <w:color w:val="c5221f"/>
+          <w:rtl w:val="0"/>
+        </w:rPr>
+        <w:t xml:space="preserve">25</w:t>
+      </w:r>
+      <w:r>
+        <w:rPr>
+          <w:rFonts w:ascii="Roboto Mono" w:cs="Roboto Mono" w:eastAsia="Roboto Mono" w:hAnsi="Roboto Mono"/>
+          <w:color w:val="37474f"/>
+          <w:rtl w:val="0"/>
+        </w:rPr>
+        <w:t xml:space="preserve">.</w:t>
+      </w:r>
+      <w:r>
+        <w:rPr>
+          <w:rFonts w:ascii="Roboto Mono" w:cs="Roboto Mono" w:eastAsia="Roboto Mono" w:hAnsi="Roboto Mono"/>
+          <w:color w:val="c5221f"/>
+          <w:rtl w:val="0"/>
+        </w:rPr>
+        <w:t xml:space="preserve">00</w:t>
+      </w:r>
+      <w:r>
+        <w:rPr>
+          <w:rFonts w:ascii="Roboto Mono" w:cs="Roboto Mono" w:eastAsia="Roboto Mono" w:hAnsi="Roboto Mono"/>
+          <w:color w:val="37474f"/>
+          <w:rtl w:val="0"/>
+        </w:rPr>
+        <w:t xml:space="preserve">,</w:t>
+      </w:r>
+    </w:p>
+    <w:p>
+      <w:pPr>
+        <w:rPr>
+          <w:rFonts w:ascii="Roboto Mono" w:cs="Roboto Mono" w:eastAsia="Roboto Mono" w:hAnsi="Roboto Mono"/>
+          <w:color w:val="37474f"/>
+        </w:rPr>
+      </w:pPr>
+      <w:r>
+        <w:rPr>
+          <w:rFonts w:ascii="Roboto Mono" w:cs="Roboto Mono" w:eastAsia="Roboto Mono" w:hAnsi="Roboto Mono"/>
+          <w:color w:val="37474f"/>
+          <w:rtl w:val="0"/>
+        </w:rPr>
+        <w:t xml:space="preserve">  </w:t>
+      </w:r>
+      <w:r>
+        <w:rPr>
+          <w:rFonts w:ascii="Roboto Mono" w:cs="Roboto Mono" w:eastAsia="Roboto Mono" w:hAnsi="Roboto Mono"/>
+          <w:color w:val="188038"/>
+          <w:rtl w:val="0"/>
+        </w:rPr>
+        <w:t xml:space="preserve">"previous_balance"</w:t>
+      </w:r>
+      <w:r>
+        <w:rPr>
+          <w:rFonts w:ascii="Roboto Mono" w:cs="Roboto Mono" w:eastAsia="Roboto Mono" w:hAnsi="Roboto Mono"/>
+          <w:color w:val="37474f"/>
+          <w:rtl w:val="0"/>
+        </w:rPr>
+        <w:t xml:space="preserve">: </w:t>
+      </w:r>
+      <w:r>
+        <w:rPr>
+          <w:rFonts w:ascii="Roboto Mono" w:cs="Roboto Mono" w:eastAsia="Roboto Mono" w:hAnsi="Roboto Mono"/>
+          <w:color w:val="c5221f"/>
+          <w:rtl w:val="0"/>
+        </w:rPr>
+        <w:t xml:space="preserve">100</w:t>
+      </w:r>
+      <w:r>
+        <w:rPr>
+          <w:rFonts w:ascii="Roboto Mono" w:cs="Roboto Mono" w:eastAsia="Roboto Mono" w:hAnsi="Roboto Mono"/>
+          <w:color w:val="37474f"/>
+          <w:rtl w:val="0"/>
+        </w:rPr>
+        <w:t xml:space="preserve">.</w:t>
+      </w:r>
+      <w:r>
+        <w:rPr>
+          <w:rFonts w:ascii="Roboto Mono" w:cs="Roboto Mono" w:eastAsia="Roboto Mono" w:hAnsi="Roboto Mono"/>
+          <w:color w:val="c5221f"/>
+          <w:rtl w:val="0"/>
+        </w:rPr>
+        <w:t xml:space="preserve">00</w:t>
+      </w:r>
+      <w:r>
+        <w:rPr>
+          <w:rFonts w:ascii="Roboto Mono" w:cs="Roboto Mono" w:eastAsia="Roboto Mono" w:hAnsi="Roboto Mono"/>
+          <w:color w:val="37474f"/>
+          <w:rtl w:val="0"/>
+        </w:rPr>
+        <w:t xml:space="preserve">,</w:t>
+      </w:r>
+    </w:p>
+    <w:p>
+      <w:pPr>
+        <w:rPr>
+          <w:rFonts w:ascii="Roboto Mono" w:cs="Roboto Mono" w:eastAsia="Roboto Mono" w:hAnsi="Roboto Mono"/>
+          <w:color w:val="c5221f"/>
+        </w:rPr>
+      </w:pPr>
+      <w:r>
+        <w:rPr>
+          <w:rFonts w:ascii="Roboto Mono" w:cs="Roboto Mono" w:eastAsia="Roboto Mono" w:hAnsi="Roboto Mono"/>
+          <w:color w:val="37474f"/>
+          <w:rtl w:val="0"/>
+        </w:rPr>
+        <w:t xml:space="preserve">  </w:t>
+      </w:r>
+      <w:r>
+        <w:rPr>
+          <w:rFonts w:ascii="Roboto Mono" w:cs="Roboto Mono" w:eastAsia="Roboto Mono" w:hAnsi="Roboto Mono"/>
+          <w:color w:val="188038"/>
+          <w:rtl w:val="0"/>
+        </w:rPr>
+        <w:t xml:space="preserve">"current_balance"</w:t>
+      </w:r>
+      <w:r>
+        <w:rPr>
+          <w:rFonts w:ascii="Roboto Mono" w:cs="Roboto Mono" w:eastAsia="Roboto Mono" w:hAnsi="Roboto Mono"/>
+          <w:color w:val="37474f"/>
+          <w:rtl w:val="0"/>
+        </w:rPr>
+        <w:t xml:space="preserve">: </w:t>
+      </w:r>
+      <w:r>
+        <w:rPr>
+          <w:rFonts w:ascii="Roboto Mono" w:cs="Roboto Mono" w:eastAsia="Roboto Mono" w:hAnsi="Roboto Mono"/>
+          <w:color w:val="c5221f"/>
+          <w:rtl w:val="0"/>
+        </w:rPr>
+        <w:t xml:space="preserve">75</w:t>
+      </w:r>
+      <w:r>
+        <w:rPr>
+          <w:rFonts w:ascii="Roboto Mono" w:cs="Roboto Mono" w:eastAsia="Roboto Mono" w:hAnsi="Roboto Mono"/>
+          <w:color w:val="37474f"/>
+          <w:rtl w:val="0"/>
+        </w:rPr>
+        <w:t xml:space="preserve">.</w:t>
+      </w:r>
+      <w:r>
+        <w:rPr>
+          <w:rFonts w:ascii="Roboto Mono" w:cs="Roboto Mono" w:eastAsia="Roboto Mono" w:hAnsi="Roboto Mono"/>
+          <w:color w:val="c5221f"/>
+          <w:rtl w:val="0"/>
+        </w:rPr>
+        <w:t xml:space="preserve">00</w:t>
+      </w:r>
+    </w:p>
+    <w:p>
+      <w:pPr>
+        <w:rPr>
+          <w:rFonts w:ascii="Roboto Mono" w:cs="Roboto Mono" w:eastAsia="Roboto Mono" w:hAnsi="Roboto Mono"/>
+          <w:color w:val="37474f"/>
+        </w:rPr>
+      </w:pPr>
+      <w:r>
+        <w:rPr>
+          <w:rFonts w:ascii="Roboto Mono" w:cs="Roboto Mono" w:eastAsia="Roboto Mono" w:hAnsi="Roboto Mono"/>
+          <w:color w:val="37474f"/>
+          <w:rtl w:val="0"/>
+        </w:rPr>
+        <w:t xml:space="preserve">}</w:t>
+      </w:r>
+    </w:p>
+    <w:p>
+      <w:pPr>
+        <w:numPr>
+          <w:ilvl w:val="0"/>
+          <w:numId w:val="14"/>
+        </w:numPr>
+        <w:ind w:left="720" w:hanging="360"/>
+      </w:pPr>
+      <w:r>
+        <w:rPr>
+          <w:rtl w:val="0"/>
+        </w:rPr>
+        <w:t xml:space="preserve"></w:t>
+      </w:r>
+      <w:r>
+        <w:rPr>
+          <w:b w:val="1"/>
+          <w:bCs w:val="1"/>
+          <w:rtl w:val="0"/>
+        </w:rPr>
+        <w:t xml:space="preserve">Validation &amp; Error Scenarios:</w:t>
+      </w:r>
+      <w:r>
+        <w:rPr>
+          <w:rtl w:val="0"/>
+        </w:rPr>
+      </w:r>
+    </w:p>
+    <w:p>
+      <w:pPr>
+        <w:numPr>
+          <w:ilvl w:val="1"/>
+          <w:numId w:val="14"/>
+        </w:numPr>
+        <w:ind w:left="1440" w:hanging="360"/>
+      </w:pPr>
+      <w:r>
+        <w:rPr>
+          <w:rtl w:val="0"/>
+        </w:rPr>
+        <w:t xml:space="preserve">If redemption amount is larger than balance -&gt; Return INSUFFICIENT_BALANCE (e.g., code 400).</w:t>
+      </w:r>
+    </w:p>
+    <w:p>
+      <w:pPr>
+        <w:numPr>
+          <w:ilvl w:val="1"/>
+          <w:numId w:val="14"/>
+        </w:numPr>
+        <w:ind w:left="1440" w:hanging="360"/>
+      </w:pPr>
+      <w:r>
+        <w:rPr>
+          <w:rtl w:val="0"/>
+        </w:rPr>
+        <w:t xml:space="preserve">If amount &lt;= 0 -&gt; Return INVALID_AMOUNT.</w:t>
+      </w:r>
+    </w:p>
+    <w:p>
+      <w:pPr>
+        <w:numPr>
+          <w:ilvl w:val="1"/>
+          <w:numId w:val="14"/>
+        </w:numPr>
+        <w:ind w:left="1440" w:hanging="360"/>
+      </w:pPr>
+      <w:r>
+        <w:rPr>
+          <w:rtl w:val="0"/>
+        </w:rPr>
+        <w:t xml:space="preserve">If customer not found -&gt; Return CUSTOMER_NOT_FOUND.</w:t>
       </w:r>
     </w:p>
     <w:p>
@@ -1353,13 +2377,13 @@
         <w:pStyle w:val="Heading1"/>
         <w:rPr/>
       </w:pPr>
-      <w:bookmarkStart w:colFirst="0" w:colLast="0" w:name="_gcfivec13j9f" w:id="19"/>
-      <w:bookmarkEnd w:id="19"/>
-      <w:r>
-        <w:rPr>
-          <w:rtl w:val="0"/>
-        </w:rPr>
-        <w:t xml:space="preserve">4. Interface and API Requirements</w:t>
+      <w:bookmarkStart w:colFirst="0" w:colLast="0" w:name="_kzklonv1lcfn" w:id="21"/>
+      <w:bookmarkEnd w:id="21"/>
+      <w:r>
+        <w:rPr>
+          <w:rtl w:val="0"/>
+        </w:rPr>
+        <w:t xml:space="preserve">5. Frontend &amp; Administrative Interfaces</w:t>
       </w:r>
     </w:p>
     <w:p>
@@ -1367,20 +2391,20 @@
         <w:pStyle w:val="Heading2"/>
         <w:rPr/>
       </w:pPr>
-      <w:bookmarkStart w:colFirst="0" w:colLast="0" w:name="_6ouvdc10ceu0" w:id="20"/>
-      <w:bookmarkEnd w:id="20"/>
-      <w:r>
-        <w:rPr>
-          <w:rtl w:val="0"/>
-        </w:rPr>
-        <w:t xml:space="preserve">4.1 Get Current Balance API</w:t>
-      </w:r>
-    </w:p>
-    <w:p>
-      <w:pPr>
-        <w:numPr>
-          <w:ilvl w:val="0"/>
-          <w:numId w:val="17"/>
+      <w:bookmarkStart w:colFirst="0" w:colLast="0" w:name="_nqeiapvquy4t" w:id="22"/>
+      <w:bookmarkEnd w:id="22"/>
+      <w:r>
+        <w:rPr>
+          <w:rtl w:val="0"/>
+        </w:rPr>
+        <w:t xml:space="preserve">5.1 Customer Dashboard</w:t>
+      </w:r>
+    </w:p>
+    <w:p>
+      <w:pPr>
+        <w:numPr>
+          <w:ilvl w:val="0"/>
+          <w:numId w:val="15"/>
         </w:numPr>
         <w:ind w:left="720" w:hanging="360"/>
       </w:pPr>
@@ -1390,43 +2414,34 @@
           <w:bCs w:val="1"/>
           <w:rtl w:val="0"/>
         </w:rPr>
-        <w:t xml:space="preserve">Endpoint: </w:t>
-      </w:r>
-      <w:r>
-        <w:rPr>
-          <w:rtl w:val="0"/>
-        </w:rPr>
-        <w:t xml:space="preserve">GET /V1/customers/:customerId/consult-credit-balance</w:t>
-      </w:r>
-    </w:p>
-    <w:p>
-      <w:pPr>
-        <w:numPr>
-          <w:ilvl w:val="0"/>
-          <w:numId w:val="17"/>
-        </w:numPr>
-        <w:ind w:left="720" w:hanging="360"/>
-      </w:pPr>
+        <w:t xml:space="preserve">Location: </w:t>
+      </w:r>
+      <w:r>
+        <w:rPr>
+          <w:rtl w:val="0"/>
+        </w:rPr>
+        <w:t xml:space="preserve">Dedicated tab in Magento Customer My Account navigation: </w:t>
+      </w:r>
       <w:r>
         <w:rPr>
           <w:b w:val="1"/>
           <w:bCs w:val="1"/>
           <w:rtl w:val="0"/>
         </w:rPr>
-        <w:t xml:space="preserve">Security: </w:t>
-      </w:r>
-      <w:r>
-        <w:rPr>
-          <w:rtl w:val="0"/>
-        </w:rPr>
-        <w:t xml:space="preserve">Magento Customer/Admin Token Authentication.</w:t>
-      </w:r>
-    </w:p>
-    <w:p>
-      <w:pPr>
-        <w:numPr>
-          <w:ilvl w:val="0"/>
-          <w:numId w:val="17"/>
+        <w:t xml:space="preserve">Quick Consult Credit</w:t>
+      </w:r>
+      <w:r>
+        <w:rPr>
+          <w:rtl w:val="0"/>
+        </w:rPr>
+        <w:t xml:space="preserve">.</w:t>
+      </w:r>
+    </w:p>
+    <w:p>
+      <w:pPr>
+        <w:numPr>
+          <w:ilvl w:val="0"/>
+          <w:numId w:val="15"/>
         </w:numPr>
         <w:ind w:left="720" w:hanging="360"/>
       </w:pPr>
@@ -1436,20 +2451,49 @@
           <w:bCs w:val="1"/>
           <w:rtl w:val="0"/>
         </w:rPr>
-        <w:t xml:space="preserve">URL Parameter: </w:t>
-      </w:r>
-      <w:r>
-        <w:rPr>
-          <w:rtl w:val="0"/>
-        </w:rPr>
-        <w:t xml:space="preserve">customerId (Integer)</w:t>
-      </w:r>
-    </w:p>
-    <w:p>
-      <w:pPr>
-        <w:numPr>
-          <w:ilvl w:val="0"/>
-          <w:numId w:val="17"/>
+        <w:t xml:space="preserve">Display Elements:</w:t>
+      </w:r>
+      <w:r>
+        <w:rPr>
+          <w:rtl w:val="0"/>
+        </w:rPr>
+      </w:r>
+    </w:p>
+    <w:p>
+      <w:pPr>
+        <w:numPr>
+          <w:ilvl w:val="1"/>
+          <w:numId w:val="15"/>
+        </w:numPr>
+        <w:ind w:left="1440" w:hanging="360"/>
+      </w:pPr>
+      <w:r>
+        <w:rPr>
+          <w:rtl w:val="0"/>
+        </w:rPr>
+        <w:t xml:space="preserve">Current available balance (e.g., Available Quick Consult Credit: $75.00).</w:t>
+      </w:r>
+    </w:p>
+    <w:p>
+      <w:pPr>
+        <w:numPr>
+          <w:ilvl w:val="1"/>
+          <w:numId w:val="15"/>
+        </w:numPr>
+        <w:ind w:left="1440" w:hanging="360"/>
+      </w:pPr>
+      <w:r>
+        <w:rPr>
+          <w:rtl w:val="0"/>
+        </w:rPr>
+        <w:t xml:space="preserve">Transaction history table with pagination.</w:t>
+      </w:r>
+    </w:p>
+    <w:p>
+      <w:pPr>
+        <w:numPr>
+          <w:ilvl w:val="0"/>
+          <w:numId w:val="15"/>
         </w:numPr>
         <w:ind w:left="720" w:hanging="360"/>
       </w:pPr>
@@ -1459,323 +2503,110 @@
           <w:bCs w:val="1"/>
           <w:rtl w:val="0"/>
         </w:rPr>
-        <w:t xml:space="preserve">Response Payload (Success):</w:t>
-      </w:r>
-      <w:r>
-        <w:rPr>
-          <w:rtl w:val="0"/>
-        </w:rPr>
-      </w:r>
-    </w:p>
-    <w:p>
-      <w:pPr>
-        <w:rPr/>
-      </w:pPr>
-      <w:r>
-        <w:rPr>
-          <w:rtl w:val="0"/>
-        </w:rPr>
-      </w:r>
-    </w:p>
-    <w:p>
-      <w:pPr>
-        <w:rPr>
-          <w:rFonts w:ascii="Roboto Mono" w:cs="Roboto Mono" w:eastAsia="Roboto Mono" w:hAnsi="Roboto Mono"/>
-        </w:rPr>
-      </w:pPr>
-      <w:r>
-        <w:rPr>
-          <w:rtl w:val="0"/>
-        </w:rPr>
-        <w:t xml:space="preserve"></w:t>
-      </w:r>
-      <w:r>
-        <w:rPr>
-          <w:rFonts w:ascii="Roboto Mono" w:cs="Roboto Mono" w:eastAsia="Roboto Mono" w:hAnsi="Roboto Mono"/>
-          <w:color w:val="37474f"/>
-          <w:rtl w:val="0"/>
-        </w:rPr>
-        <w:t xml:space="preserve">{</w:t>
-      </w:r>
-      <w:r>
-        <w:rPr>
-          <w:rtl w:val="0"/>
-        </w:rPr>
-      </w:r>
-    </w:p>
-    <w:p>
-      <w:pPr>
-        <w:rPr>
-          <w:rFonts w:ascii="Roboto Mono" w:cs="Roboto Mono" w:eastAsia="Roboto Mono" w:hAnsi="Roboto Mono"/>
-        </w:rPr>
-      </w:pPr>
-      <w:r>
-        <w:rPr>
-          <w:rFonts w:ascii="Roboto Mono" w:cs="Roboto Mono" w:eastAsia="Roboto Mono" w:hAnsi="Roboto Mono"/>
-          <w:rtl w:val="0"/>
-        </w:rPr>
-        <w:t xml:space="preserve">  </w:t>
-      </w:r>
-      <w:r>
-        <w:rPr>
-          <w:rFonts w:ascii="Roboto Mono" w:cs="Roboto Mono" w:eastAsia="Roboto Mono" w:hAnsi="Roboto Mono"/>
-          <w:color w:val="188038"/>
-          <w:rtl w:val="0"/>
-        </w:rPr>
-        <w:t xml:space="preserve">"customer_id"</w:t>
-      </w:r>
-      <w:r>
-        <w:rPr>
-          <w:rFonts w:ascii="Roboto Mono" w:cs="Roboto Mono" w:eastAsia="Roboto Mono" w:hAnsi="Roboto Mono"/>
-          <w:color w:val="37474f"/>
-          <w:rtl w:val="0"/>
-        </w:rPr>
-        <w:t xml:space="preserve">:</w:t>
-      </w:r>
-      <w:r>
-        <w:rPr>
-          <w:rFonts w:ascii="Roboto Mono" w:cs="Roboto Mono" w:eastAsia="Roboto Mono" w:hAnsi="Roboto Mono"/>
-          <w:rtl w:val="0"/>
-        </w:rPr>
-        <w:t xml:space="preserve"> </w:t>
-      </w:r>
-      <w:r>
-        <w:rPr>
-          <w:rFonts w:ascii="Roboto Mono" w:cs="Roboto Mono" w:eastAsia="Roboto Mono" w:hAnsi="Roboto Mono"/>
-          <w:color w:val="c5221f"/>
-          <w:rtl w:val="0"/>
-        </w:rPr>
-        <w:t xml:space="preserve">12345</w:t>
-      </w:r>
-      <w:r>
-        <w:rPr>
-          <w:rFonts w:ascii="Roboto Mono" w:cs="Roboto Mono" w:eastAsia="Roboto Mono" w:hAnsi="Roboto Mono"/>
-          <w:color w:val="37474f"/>
-          <w:rtl w:val="0"/>
-        </w:rPr>
-        <w:t xml:space="preserve">,</w:t>
-      </w:r>
-      <w:r>
-        <w:rPr>
-          <w:rtl w:val="0"/>
-        </w:rPr>
-      </w:r>
-    </w:p>
-    <w:p>
-      <w:pPr>
-        <w:rPr>
-          <w:rFonts w:ascii="Roboto Mono" w:cs="Roboto Mono" w:eastAsia="Roboto Mono" w:hAnsi="Roboto Mono"/>
-        </w:rPr>
-      </w:pPr>
-      <w:r>
-        <w:rPr>
-          <w:rFonts w:ascii="Roboto Mono" w:cs="Roboto Mono" w:eastAsia="Roboto Mono" w:hAnsi="Roboto Mono"/>
-          <w:rtl w:val="0"/>
-        </w:rPr>
-        <w:t xml:space="preserve">  </w:t>
-      </w:r>
-      <w:r>
-        <w:rPr>
-          <w:rFonts w:ascii="Roboto Mono" w:cs="Roboto Mono" w:eastAsia="Roboto Mono" w:hAnsi="Roboto Mono"/>
-          <w:color w:val="188038"/>
-          <w:rtl w:val="0"/>
-        </w:rPr>
-        <w:t xml:space="preserve">"credit_balance"</w:t>
-      </w:r>
-      <w:r>
-        <w:rPr>
-          <w:rFonts w:ascii="Roboto Mono" w:cs="Roboto Mono" w:eastAsia="Roboto Mono" w:hAnsi="Roboto Mono"/>
-          <w:color w:val="37474f"/>
-          <w:rtl w:val="0"/>
-        </w:rPr>
-        <w:t xml:space="preserve">:</w:t>
-      </w:r>
-      <w:r>
-        <w:rPr>
-          <w:rFonts w:ascii="Roboto Mono" w:cs="Roboto Mono" w:eastAsia="Roboto Mono" w:hAnsi="Roboto Mono"/>
-          <w:rtl w:val="0"/>
-        </w:rPr>
-        <w:t xml:space="preserve"> </w:t>
-      </w:r>
-      <w:r>
-        <w:rPr>
-          <w:rFonts w:ascii="Roboto Mono" w:cs="Roboto Mono" w:eastAsia="Roboto Mono" w:hAnsi="Roboto Mono"/>
-          <w:color w:val="c5221f"/>
-          <w:rtl w:val="0"/>
-        </w:rPr>
-        <w:t xml:space="preserve">75</w:t>
-      </w:r>
-      <w:r>
-        <w:rPr>
-          <w:rFonts w:ascii="Roboto Mono" w:cs="Roboto Mono" w:eastAsia="Roboto Mono" w:hAnsi="Roboto Mono"/>
-          <w:color w:val="37474f"/>
-          <w:rtl w:val="0"/>
-        </w:rPr>
-        <w:t xml:space="preserve">.</w:t>
-      </w:r>
-      <w:r>
-        <w:rPr>
-          <w:rFonts w:ascii="Roboto Mono" w:cs="Roboto Mono" w:eastAsia="Roboto Mono" w:hAnsi="Roboto Mono"/>
-          <w:color w:val="c5221f"/>
-          <w:rtl w:val="0"/>
-        </w:rPr>
-        <w:t xml:space="preserve">00</w:t>
-      </w:r>
-      <w:r>
-        <w:rPr>
-          <w:rFonts w:ascii="Roboto Mono" w:cs="Roboto Mono" w:eastAsia="Roboto Mono" w:hAnsi="Roboto Mono"/>
-          <w:color w:val="37474f"/>
-          <w:rtl w:val="0"/>
-        </w:rPr>
-        <w:t xml:space="preserve">,</w:t>
-      </w:r>
-      <w:r>
-        <w:rPr>
-          <w:rtl w:val="0"/>
-        </w:rPr>
-      </w:r>
-    </w:p>
-    <w:p>
-      <w:pPr>
-        <w:rPr>
-          <w:rFonts w:ascii="Roboto Mono" w:cs="Roboto Mono" w:eastAsia="Roboto Mono" w:hAnsi="Roboto Mono"/>
-        </w:rPr>
-      </w:pPr>
-      <w:r>
-        <w:rPr>
-          <w:rFonts w:ascii="Roboto Mono" w:cs="Roboto Mono" w:eastAsia="Roboto Mono" w:hAnsi="Roboto Mono"/>
-          <w:rtl w:val="0"/>
-        </w:rPr>
-        <w:t xml:space="preserve">  </w:t>
-      </w:r>
-      <w:r>
-        <w:rPr>
-          <w:rFonts w:ascii="Roboto Mono" w:cs="Roboto Mono" w:eastAsia="Roboto Mono" w:hAnsi="Roboto Mono"/>
-          <w:color w:val="188038"/>
-          <w:rtl w:val="0"/>
-        </w:rPr>
-        <w:t xml:space="preserve">"currency"</w:t>
-      </w:r>
-      <w:r>
-        <w:rPr>
-          <w:rFonts w:ascii="Roboto Mono" w:cs="Roboto Mono" w:eastAsia="Roboto Mono" w:hAnsi="Roboto Mono"/>
-          <w:color w:val="37474f"/>
-          <w:rtl w:val="0"/>
-        </w:rPr>
-        <w:t xml:space="preserve">:</w:t>
-      </w:r>
-      <w:r>
-        <w:rPr>
-          <w:rFonts w:ascii="Roboto Mono" w:cs="Roboto Mono" w:eastAsia="Roboto Mono" w:hAnsi="Roboto Mono"/>
-          <w:rtl w:val="0"/>
-        </w:rPr>
-        <w:t xml:space="preserve"> </w:t>
-      </w:r>
-      <w:r>
-        <w:rPr>
-          <w:rFonts w:ascii="Roboto Mono" w:cs="Roboto Mono" w:eastAsia="Roboto Mono" w:hAnsi="Roboto Mono"/>
-          <w:color w:val="188038"/>
-          <w:rtl w:val="0"/>
-        </w:rPr>
-        <w:t xml:space="preserve">"USD"</w:t>
-      </w:r>
-      <w:r>
-        <w:rPr>
-          <w:rtl w:val="0"/>
-        </w:rPr>
-      </w:r>
-    </w:p>
-    <w:p>
-      <w:pPr>
-        <w:rPr>
-          <w:rFonts w:ascii="Roboto Mono" w:cs="Roboto Mono" w:eastAsia="Roboto Mono" w:hAnsi="Roboto Mono"/>
-        </w:rPr>
-      </w:pPr>
-      <w:r>
-        <w:rPr>
-          <w:rFonts w:ascii="Roboto Mono" w:cs="Roboto Mono" w:eastAsia="Roboto Mono" w:hAnsi="Roboto Mono"/>
-          <w:color w:val="37474f"/>
-          <w:rtl w:val="0"/>
-        </w:rPr>
-        <w:t xml:space="preserve">}</w:t>
-      </w:r>
-      <w:r>
-        <w:rPr>
-          <w:rtl w:val="0"/>
-        </w:rPr>
-      </w:r>
-    </w:p>
-    <w:p>
-      <w:pPr>
-        <w:numPr>
-          <w:ilvl w:val="0"/>
-          <w:numId w:val="17"/>
-        </w:numPr>
-        <w:ind w:left="720" w:hanging="360"/>
-      </w:pPr>
-      <w:r>
-        <w:rPr>
-          <w:rtl w:val="0"/>
-        </w:rPr>
-        <w:t xml:space="preserve"></w:t>
-      </w:r>
+        <w:t xml:space="preserve">Transaction Table Columns:</w:t>
+      </w:r>
+      <w:r>
+        <w:rPr>
+          <w:rtl w:val="0"/>
+        </w:rPr>
+      </w:r>
+    </w:p>
+    <w:p>
+      <w:pPr>
+        <w:numPr>
+          <w:ilvl w:val="1"/>
+          <w:numId w:val="15"/>
+        </w:numPr>
+        <w:ind w:left="1440" w:hanging="360"/>
+      </w:pPr>
+      <w:r>
+        <w:rPr>
+          <w:rtl w:val="0"/>
+        </w:rPr>
+        <w:t xml:space="preserve">Date (e.g., 10 Sep 2026)</w:t>
+      </w:r>
+    </w:p>
+    <w:p>
+      <w:pPr>
+        <w:numPr>
+          <w:ilvl w:val="1"/>
+          <w:numId w:val="15"/>
+        </w:numPr>
+        <w:ind w:left="1440" w:hanging="360"/>
+      </w:pPr>
+      <w:r>
+        <w:rPr>
+          <w:rtl w:val="0"/>
+        </w:rPr>
+        <w:t xml:space="preserve">Type (e.g., Purchase, Redeem)</w:t>
+      </w:r>
+    </w:p>
+    <w:p>
+      <w:pPr>
+        <w:numPr>
+          <w:ilvl w:val="1"/>
+          <w:numId w:val="15"/>
+        </w:numPr>
+        <w:ind w:left="1440" w:hanging="360"/>
+      </w:pPr>
+      <w:r>
+        <w:rPr>
+          <w:rtl w:val="0"/>
+        </w:rPr>
+        <w:t xml:space="preserve">Amount (e.g., +$100, -$25)</w:t>
+      </w:r>
+    </w:p>
+    <w:p>
+      <w:pPr>
+        <w:numPr>
+          <w:ilvl w:val="1"/>
+          <w:numId w:val="15"/>
+        </w:numPr>
+        <w:ind w:left="1440" w:hanging="360"/>
+      </w:pPr>
+      <w:r>
+        <w:rPr>
+          <w:rtl w:val="0"/>
+        </w:rPr>
+        <w:t xml:space="preserve">Balance (e.g., $100, $75)</w:t>
+      </w:r>
+    </w:p>
+    <w:p>
+      <w:pPr>
+        <w:numPr>
+          <w:ilvl w:val="1"/>
+          <w:numId w:val="15"/>
+        </w:numPr>
+        <w:ind w:left="1440" w:hanging="360"/>
+      </w:pPr>
+      <w:r>
+        <w:rPr>
+          <w:rtl w:val="0"/>
+        </w:rPr>
+        <w:t xml:space="preserve">Message</w:t>
+      </w:r>
+    </w:p>
+    <w:p>
+      <w:pPr>
+        <w:numPr>
+          <w:ilvl w:val="0"/>
+          <w:numId w:val="15"/>
+        </w:numPr>
+        <w:ind w:left="720" w:hanging="360"/>
+      </w:pPr>
       <w:r>
         <w:rPr>
           <w:b w:val="1"/>
           <w:bCs w:val="1"/>
           <w:rtl w:val="0"/>
         </w:rPr>
-        <w:t xml:space="preserve">Error Scenarios:</w:t>
-      </w:r>
-      <w:r>
-        <w:rPr>
-          <w:rtl w:val="0"/>
-        </w:rPr>
-      </w:r>
-    </w:p>
-    <w:p>
-      <w:pPr>
-        <w:numPr>
-          <w:ilvl w:val="1"/>
-          <w:numId w:val="17"/>
-        </w:numPr>
-        <w:ind w:left="1440" w:hanging="360"/>
-      </w:pPr>
-      <w:r>
-        <w:rPr>
-          <w:rtl w:val="0"/>
-        </w:rPr>
-        <w:t xml:space="preserve">Customer does not exist -&gt; Return CUSTOMER_NOT_FOUND</w:t>
-      </w:r>
-    </w:p>
-    <w:p>
-      <w:pPr>
-        <w:numPr>
-          <w:ilvl w:val="1"/>
-          <w:numId w:val="17"/>
-        </w:numPr>
-        <w:ind w:left="1440" w:hanging="360"/>
-      </w:pPr>
-      <w:r>
-        <w:rPr>
-          <w:rtl w:val="0"/>
-        </w:rPr>
-        <w:t xml:space="preserve">Customer has no credit account -&gt; Return balance 0.00</w:t>
-      </w:r>
-    </w:p>
-    <w:p>
-      <w:pPr>
-        <w:numPr>
-          <w:ilvl w:val="1"/>
-          <w:numId w:val="17"/>
-        </w:numPr>
-        <w:ind w:left="1440" w:hanging="360"/>
-      </w:pPr>
-      <w:r>
-        <w:rPr>
-          <w:rtl w:val="0"/>
-        </w:rPr>
-        <w:t xml:space="preserve">Unauthorized -&gt; Return HTTP 401 Unauthorized</w:t>
+        <w:t xml:space="preserve">Access Control: </w:t>
+      </w:r>
+      <w:r>
+        <w:rPr>
+          <w:rtl w:val="0"/>
+        </w:rPr>
+        <w:t xml:space="preserve">Customers can exclusively view their own balance/history; access to other accounts is blocked.</w:t>
       </w:r>
     </w:p>
     <w:p>
@@ -1783,20 +2614,20 @@
         <w:pStyle w:val="Heading2"/>
         <w:rPr/>
       </w:pPr>
-      <w:bookmarkStart w:colFirst="0" w:colLast="0" w:name="_dpxi0gyme7in" w:id="21"/>
-      <w:bookmarkEnd w:id="21"/>
-      <w:r>
-        <w:rPr>
-          <w:rtl w:val="0"/>
-        </w:rPr>
-        <w:t xml:space="preserve">4.2 Credit Transaction API</w:t>
-      </w:r>
-    </w:p>
-    <w:p>
-      <w:pPr>
-        <w:numPr>
-          <w:ilvl w:val="0"/>
-          <w:numId w:val="14"/>
+      <w:bookmarkStart w:colFirst="0" w:colLast="0" w:name="_tnige9b38l9t" w:id="23"/>
+      <w:bookmarkEnd w:id="23"/>
+      <w:r>
+        <w:rPr>
+          <w:rtl w:val="0"/>
+        </w:rPr>
+        <w:t xml:space="preserve">5.2 Admin Portal Functionality</w:t>
+      </w:r>
+    </w:p>
+    <w:p>
+      <w:pPr>
+        <w:numPr>
+          <w:ilvl w:val="0"/>
+          <w:numId w:val="9"/>
         </w:numPr>
         <w:ind w:left="720" w:hanging="360"/>
       </w:pPr>
@@ -1806,20 +2637,20 @@
           <w:bCs w:val="1"/>
           <w:rtl w:val="0"/>
         </w:rPr>
-        <w:t xml:space="preserve">Endpoint: </w:t>
-      </w:r>
-      <w:r>
-        <w:rPr>
-          <w:rtl w:val="0"/>
-        </w:rPr>
-        <w:t xml:space="preserve">POST /V1/customers/consult-credit-transaction</w:t>
-      </w:r>
-    </w:p>
-    <w:p>
-      <w:pPr>
-        <w:numPr>
-          <w:ilvl w:val="0"/>
-          <w:numId w:val="14"/>
+        <w:t xml:space="preserve">Location: </w:t>
+      </w:r>
+      <w:r>
+        <w:rPr>
+          <w:rtl w:val="0"/>
+        </w:rPr>
+        <w:t xml:space="preserve">Customer View in Magento Admin backend (Customer Information &gt; Quick Consult Credit).</w:t>
+      </w:r>
+    </w:p>
+    <w:p>
+      <w:pPr>
+        <w:numPr>
+          <w:ilvl w:val="0"/>
+          <w:numId w:val="9"/>
         </w:numPr>
         <w:ind w:left="720" w:hanging="360"/>
       </w:pPr>
@@ -1829,20 +2660,49 @@
           <w:bCs w:val="1"/>
           <w:rtl w:val="0"/>
         </w:rPr>
-        <w:t xml:space="preserve">Security: </w:t>
-      </w:r>
-      <w:r>
-        <w:rPr>
-          <w:rtl w:val="0"/>
-        </w:rPr>
-        <w:t xml:space="preserve">Authorized external integration token or Magento admin authentication.</w:t>
-      </w:r>
-    </w:p>
-    <w:p>
-      <w:pPr>
-        <w:numPr>
-          <w:ilvl w:val="0"/>
-          <w:numId w:val="14"/>
+        <w:t xml:space="preserve">Display Elements:</w:t>
+      </w:r>
+      <w:r>
+        <w:rPr>
+          <w:rtl w:val="0"/>
+        </w:rPr>
+      </w:r>
+    </w:p>
+    <w:p>
+      <w:pPr>
+        <w:numPr>
+          <w:ilvl w:val="1"/>
+          <w:numId w:val="9"/>
+        </w:numPr>
+        <w:ind w:left="1440" w:hanging="360"/>
+      </w:pPr>
+      <w:r>
+        <w:rPr>
+          <w:rtl w:val="0"/>
+        </w:rPr>
+        <w:t xml:space="preserve">Customer's current balance, lifetime purchased total, and lifetime redeemed total.</w:t>
+      </w:r>
+    </w:p>
+    <w:p>
+      <w:pPr>
+        <w:numPr>
+          <w:ilvl w:val="1"/>
+          <w:numId w:val="9"/>
+        </w:numPr>
+        <w:ind w:left="1440" w:hanging="360"/>
+      </w:pPr>
+      <w:r>
+        <w:rPr>
+          <w:rtl w:val="0"/>
+        </w:rPr>
+        <w:t xml:space="preserve">Audit ledger showing complete history.</w:t>
+      </w:r>
+    </w:p>
+    <w:p>
+      <w:pPr>
+        <w:numPr>
+          <w:ilvl w:val="0"/>
+          <w:numId w:val="9"/>
         </w:numPr>
         <w:ind w:left="720" w:hanging="360"/>
       </w:pPr>
@@ -1852,923 +2712,125 @@
           <w:bCs w:val="1"/>
           <w:rtl w:val="0"/>
         </w:rPr>
-        <w:t xml:space="preserve">Request Payload (Redemption/Debit):</w:t>
-      </w:r>
-      <w:r>
-        <w:rPr>
-          <w:rtl w:val="0"/>
-        </w:rPr>
-      </w:r>
-    </w:p>
-    <w:p>
-      <w:pPr>
-        <w:rPr/>
-      </w:pPr>
-      <w:r>
-        <w:rPr>
-          <w:rtl w:val="0"/>
-        </w:rPr>
-      </w:r>
-    </w:p>
-    <w:p>
-      <w:pPr>
-        <w:rPr>
-          <w:rFonts w:ascii="Roboto Mono" w:cs="Roboto Mono" w:eastAsia="Roboto Mono" w:hAnsi="Roboto Mono"/>
-        </w:rPr>
-      </w:pPr>
-      <w:r>
-        <w:rPr>
-          <w:rtl w:val="0"/>
-        </w:rPr>
-        <w:t xml:space="preserve"></w:t>
-      </w:r>
-      <w:r>
-        <w:rPr>
-          <w:rFonts w:ascii="Roboto Mono" w:cs="Roboto Mono" w:eastAsia="Roboto Mono" w:hAnsi="Roboto Mono"/>
-          <w:color w:val="37474f"/>
-          <w:rtl w:val="0"/>
-        </w:rPr>
-        <w:t xml:space="preserve">{</w:t>
-      </w:r>
-      <w:r>
-        <w:rPr>
-          <w:rtl w:val="0"/>
-        </w:rPr>
-      </w:r>
-    </w:p>
-    <w:p>
-      <w:pPr>
-        <w:rPr>
-          <w:rFonts w:ascii="Roboto Mono" w:cs="Roboto Mono" w:eastAsia="Roboto Mono" w:hAnsi="Roboto Mono"/>
-        </w:rPr>
-      </w:pPr>
-      <w:r>
-        <w:rPr>
-          <w:rFonts w:ascii="Roboto Mono" w:cs="Roboto Mono" w:eastAsia="Roboto Mono" w:hAnsi="Roboto Mono"/>
-          <w:rtl w:val="0"/>
-        </w:rPr>
-        <w:t xml:space="preserve">  </w:t>
-      </w:r>
-      <w:r>
-        <w:rPr>
-          <w:rFonts w:ascii="Roboto Mono" w:cs="Roboto Mono" w:eastAsia="Roboto Mono" w:hAnsi="Roboto Mono"/>
-          <w:color w:val="188038"/>
-          <w:rtl w:val="0"/>
-        </w:rPr>
-        <w:t xml:space="preserve">"customer_id"</w:t>
-      </w:r>
-      <w:r>
-        <w:rPr>
-          <w:rFonts w:ascii="Roboto Mono" w:cs="Roboto Mono" w:eastAsia="Roboto Mono" w:hAnsi="Roboto Mono"/>
-          <w:color w:val="37474f"/>
-          <w:rtl w:val="0"/>
-        </w:rPr>
-        <w:t xml:space="preserve">:</w:t>
-      </w:r>
-      <w:r>
-        <w:rPr>
-          <w:rFonts w:ascii="Roboto Mono" w:cs="Roboto Mono" w:eastAsia="Roboto Mono" w:hAnsi="Roboto Mono"/>
-          <w:rtl w:val="0"/>
-        </w:rPr>
-        <w:t xml:space="preserve"> </w:t>
-      </w:r>
-      <w:r>
-        <w:rPr>
-          <w:rFonts w:ascii="Roboto Mono" w:cs="Roboto Mono" w:eastAsia="Roboto Mono" w:hAnsi="Roboto Mono"/>
-          <w:color w:val="c5221f"/>
-          <w:rtl w:val="0"/>
-        </w:rPr>
-        <w:t xml:space="preserve">12345</w:t>
-      </w:r>
-      <w:r>
-        <w:rPr>
-          <w:rFonts w:ascii="Roboto Mono" w:cs="Roboto Mono" w:eastAsia="Roboto Mono" w:hAnsi="Roboto Mono"/>
-          <w:color w:val="37474f"/>
-          <w:rtl w:val="0"/>
-        </w:rPr>
-        <w:t xml:space="preserve">,</w:t>
-      </w:r>
-      <w:r>
-        <w:rPr>
-          <w:rtl w:val="0"/>
-        </w:rPr>
-      </w:r>
-    </w:p>
-    <w:p>
-      <w:pPr>
-        <w:rPr>
-          <w:rFonts w:ascii="Roboto Mono" w:cs="Roboto Mono" w:eastAsia="Roboto Mono" w:hAnsi="Roboto Mono"/>
-        </w:rPr>
-      </w:pPr>
-      <w:r>
-        <w:rPr>
-          <w:rFonts w:ascii="Roboto Mono" w:cs="Roboto Mono" w:eastAsia="Roboto Mono" w:hAnsi="Roboto Mono"/>
-          <w:rtl w:val="0"/>
-        </w:rPr>
-        <w:t xml:space="preserve">  </w:t>
-      </w:r>
-      <w:r>
-        <w:rPr>
-          <w:rFonts w:ascii="Roboto Mono" w:cs="Roboto Mono" w:eastAsia="Roboto Mono" w:hAnsi="Roboto Mono"/>
-          <w:color w:val="188038"/>
-          <w:rtl w:val="0"/>
-        </w:rPr>
-        <w:t xml:space="preserve">"transaction_type"</w:t>
-      </w:r>
-      <w:r>
-        <w:rPr>
-          <w:rFonts w:ascii="Roboto Mono" w:cs="Roboto Mono" w:eastAsia="Roboto Mono" w:hAnsi="Roboto Mono"/>
-          <w:color w:val="37474f"/>
-          <w:rtl w:val="0"/>
-        </w:rPr>
-        <w:t xml:space="preserve">:</w:t>
-      </w:r>
-      <w:r>
-        <w:rPr>
-          <w:rFonts w:ascii="Roboto Mono" w:cs="Roboto Mono" w:eastAsia="Roboto Mono" w:hAnsi="Roboto Mono"/>
-          <w:rtl w:val="0"/>
-        </w:rPr>
-        <w:t xml:space="preserve"> </w:t>
-      </w:r>
-      <w:r>
-        <w:rPr>
-          <w:rFonts w:ascii="Roboto Mono" w:cs="Roboto Mono" w:eastAsia="Roboto Mono" w:hAnsi="Roboto Mono"/>
-          <w:color w:val="188038"/>
-          <w:rtl w:val="0"/>
-        </w:rPr>
-        <w:t xml:space="preserve">"redeem"</w:t>
-      </w:r>
-      <w:r>
-        <w:rPr>
-          <w:rFonts w:ascii="Roboto Mono" w:cs="Roboto Mono" w:eastAsia="Roboto Mono" w:hAnsi="Roboto Mono"/>
-          <w:color w:val="37474f"/>
-          <w:rtl w:val="0"/>
-        </w:rPr>
-        <w:t xml:space="preserve">,</w:t>
-      </w:r>
-      <w:r>
-        <w:rPr>
-          <w:rtl w:val="0"/>
-        </w:rPr>
-      </w:r>
-    </w:p>
-    <w:p>
-      <w:pPr>
-        <w:rPr>
-          <w:rFonts w:ascii="Roboto Mono" w:cs="Roboto Mono" w:eastAsia="Roboto Mono" w:hAnsi="Roboto Mono"/>
-        </w:rPr>
-      </w:pPr>
-      <w:r>
-        <w:rPr>
-          <w:rFonts w:ascii="Roboto Mono" w:cs="Roboto Mono" w:eastAsia="Roboto Mono" w:hAnsi="Roboto Mono"/>
-          <w:rtl w:val="0"/>
-        </w:rPr>
-        <w:t xml:space="preserve">  </w:t>
-      </w:r>
-      <w:r>
-        <w:rPr>
-          <w:rFonts w:ascii="Roboto Mono" w:cs="Roboto Mono" w:eastAsia="Roboto Mono" w:hAnsi="Roboto Mono"/>
-          <w:color w:val="188038"/>
-          <w:rtl w:val="0"/>
-        </w:rPr>
-        <w:t xml:space="preserve">"amount"</w:t>
-      </w:r>
-      <w:r>
-        <w:rPr>
-          <w:rFonts w:ascii="Roboto Mono" w:cs="Roboto Mono" w:eastAsia="Roboto Mono" w:hAnsi="Roboto Mono"/>
-          <w:color w:val="37474f"/>
-          <w:rtl w:val="0"/>
-        </w:rPr>
-        <w:t xml:space="preserve">:</w:t>
-      </w:r>
-      <w:r>
-        <w:rPr>
-          <w:rFonts w:ascii="Roboto Mono" w:cs="Roboto Mono" w:eastAsia="Roboto Mono" w:hAnsi="Roboto Mono"/>
-          <w:rtl w:val="0"/>
-        </w:rPr>
-        <w:t xml:space="preserve"> </w:t>
-      </w:r>
-      <w:r>
-        <w:rPr>
-          <w:rFonts w:ascii="Roboto Mono" w:cs="Roboto Mono" w:eastAsia="Roboto Mono" w:hAnsi="Roboto Mono"/>
-          <w:color w:val="c5221f"/>
-          <w:rtl w:val="0"/>
-        </w:rPr>
-        <w:t xml:space="preserve">25</w:t>
-      </w:r>
-      <w:r>
-        <w:rPr>
-          <w:rFonts w:ascii="Roboto Mono" w:cs="Roboto Mono" w:eastAsia="Roboto Mono" w:hAnsi="Roboto Mono"/>
-          <w:color w:val="37474f"/>
-          <w:rtl w:val="0"/>
-        </w:rPr>
-        <w:t xml:space="preserve">.</w:t>
-      </w:r>
-      <w:r>
-        <w:rPr>
-          <w:rFonts w:ascii="Roboto Mono" w:cs="Roboto Mono" w:eastAsia="Roboto Mono" w:hAnsi="Roboto Mono"/>
-          <w:color w:val="c5221f"/>
-          <w:rtl w:val="0"/>
-        </w:rPr>
-        <w:t xml:space="preserve">00</w:t>
-      </w:r>
-      <w:r>
-        <w:rPr>
-          <w:rFonts w:ascii="Roboto Mono" w:cs="Roboto Mono" w:eastAsia="Roboto Mono" w:hAnsi="Roboto Mono"/>
-          <w:color w:val="37474f"/>
-          <w:rtl w:val="0"/>
-        </w:rPr>
-        <w:t xml:space="preserve">,</w:t>
-      </w:r>
-      <w:r>
-        <w:rPr>
-          <w:rtl w:val="0"/>
-        </w:rPr>
-      </w:r>
-    </w:p>
-    <w:p>
-      <w:pPr>
-        <w:rPr>
-          <w:rFonts w:ascii="Roboto Mono" w:cs="Roboto Mono" w:eastAsia="Roboto Mono" w:hAnsi="Roboto Mono"/>
-        </w:rPr>
-      </w:pPr>
-      <w:r>
-        <w:rPr>
-          <w:rFonts w:ascii="Roboto Mono" w:cs="Roboto Mono" w:eastAsia="Roboto Mono" w:hAnsi="Roboto Mono"/>
-          <w:rtl w:val="0"/>
-        </w:rPr>
-        <w:t xml:space="preserve">  </w:t>
-      </w:r>
-      <w:r>
-        <w:rPr>
-          <w:rFonts w:ascii="Roboto Mono" w:cs="Roboto Mono" w:eastAsia="Roboto Mono" w:hAnsi="Roboto Mono"/>
-          <w:color w:val="188038"/>
-          <w:rtl w:val="0"/>
-        </w:rPr>
-        <w:t xml:space="preserve">"message"</w:t>
-      </w:r>
-      <w:r>
-        <w:rPr>
-          <w:rFonts w:ascii="Roboto Mono" w:cs="Roboto Mono" w:eastAsia="Roboto Mono" w:hAnsi="Roboto Mono"/>
-          <w:color w:val="37474f"/>
-          <w:rtl w:val="0"/>
-        </w:rPr>
-        <w:t xml:space="preserve">:</w:t>
-      </w:r>
-      <w:r>
-        <w:rPr>
-          <w:rFonts w:ascii="Roboto Mono" w:cs="Roboto Mono" w:eastAsia="Roboto Mono" w:hAnsi="Roboto Mono"/>
-          <w:rtl w:val="0"/>
-        </w:rPr>
-        <w:t xml:space="preserve"> </w:t>
-      </w:r>
-      <w:r>
-        <w:rPr>
-          <w:rFonts w:ascii="Roboto Mono" w:cs="Roboto Mono" w:eastAsia="Roboto Mono" w:hAnsi="Roboto Mono"/>
-          <w:color w:val="188038"/>
-          <w:rtl w:val="0"/>
-        </w:rPr>
-        <w:t xml:space="preserve">"Quick consultation completed"</w:t>
-      </w:r>
-      <w:r>
-        <w:rPr>
-          <w:rFonts w:ascii="Roboto Mono" w:cs="Roboto Mono" w:eastAsia="Roboto Mono" w:hAnsi="Roboto Mono"/>
-          <w:color w:val="37474f"/>
-          <w:rtl w:val="0"/>
-        </w:rPr>
-        <w:t xml:space="preserve">,</w:t>
-      </w:r>
-      <w:r>
-        <w:rPr>
-          <w:rtl w:val="0"/>
-        </w:rPr>
-      </w:r>
-    </w:p>
-    <w:p>
-      <w:pPr>
-        <w:rPr>
-          <w:rFonts w:ascii="Roboto Mono" w:cs="Roboto Mono" w:eastAsia="Roboto Mono" w:hAnsi="Roboto Mono"/>
-        </w:rPr>
-      </w:pPr>
-      <w:r>
-        <w:rPr>
-          <w:rFonts w:ascii="Roboto Mono" w:cs="Roboto Mono" w:eastAsia="Roboto Mono" w:hAnsi="Roboto Mono"/>
-          <w:rtl w:val="0"/>
-        </w:rPr>
-        <w:t xml:space="preserve">  </w:t>
-      </w:r>
-      <w:r>
-        <w:rPr>
-          <w:rFonts w:ascii="Roboto Mono" w:cs="Roboto Mono" w:eastAsia="Roboto Mono" w:hAnsi="Roboto Mono"/>
-          <w:color w:val="188038"/>
-          <w:rtl w:val="0"/>
-        </w:rPr>
-        <w:t xml:space="preserve">"reference"</w:t>
-      </w:r>
-      <w:r>
-        <w:rPr>
-          <w:rFonts w:ascii="Roboto Mono" w:cs="Roboto Mono" w:eastAsia="Roboto Mono" w:hAnsi="Roboto Mono"/>
-          <w:color w:val="37474f"/>
-          <w:rtl w:val="0"/>
-        </w:rPr>
-        <w:t xml:space="preserve">:</w:t>
-      </w:r>
-      <w:r>
-        <w:rPr>
-          <w:rFonts w:ascii="Roboto Mono" w:cs="Roboto Mono" w:eastAsia="Roboto Mono" w:hAnsi="Roboto Mono"/>
-          <w:rtl w:val="0"/>
-        </w:rPr>
-        <w:t xml:space="preserve"> </w:t>
-      </w:r>
-      <w:r>
-        <w:rPr>
-          <w:rFonts w:ascii="Roboto Mono" w:cs="Roboto Mono" w:eastAsia="Roboto Mono" w:hAnsi="Roboto Mono"/>
-          <w:color w:val="188038"/>
-          <w:rtl w:val="0"/>
-        </w:rPr>
-        <w:t xml:space="preserve">"CONSULT-10025"</w:t>
-      </w:r>
-      <w:r>
-        <w:rPr>
-          <w:rtl w:val="0"/>
-        </w:rPr>
-      </w:r>
-    </w:p>
-    <w:p>
-      <w:pPr>
-        <w:rPr>
-          <w:rFonts w:ascii="Roboto Mono" w:cs="Roboto Mono" w:eastAsia="Roboto Mono" w:hAnsi="Roboto Mono"/>
-        </w:rPr>
-      </w:pPr>
-      <w:r>
-        <w:rPr>
-          <w:rFonts w:ascii="Roboto Mono" w:cs="Roboto Mono" w:eastAsia="Roboto Mono" w:hAnsi="Roboto Mono"/>
-          <w:color w:val="37474f"/>
-          <w:rtl w:val="0"/>
-        </w:rPr>
-        <w:t xml:space="preserve">}</w:t>
-      </w:r>
-      <w:r>
-        <w:rPr>
-          <w:rtl w:val="0"/>
-        </w:rPr>
-      </w:r>
-    </w:p>
-    <w:p>
-      <w:pPr>
-        <w:numPr>
-          <w:ilvl w:val="0"/>
-          <w:numId w:val="14"/>
-        </w:numPr>
-        <w:ind w:left="720" w:hanging="360"/>
-      </w:pPr>
-      <w:r>
-        <w:rPr>
-          <w:rtl w:val="0"/>
-        </w:rPr>
-        <w:t xml:space="preserve"></w:t>
-      </w:r>
+        <w:t xml:space="preserve">Administrative Controls:</w:t>
+      </w:r>
+      <w:r>
+        <w:rPr>
+          <w:rtl w:val="0"/>
+        </w:rPr>
+      </w:r>
+    </w:p>
+    <w:p>
+      <w:pPr>
+        <w:numPr>
+          <w:ilvl w:val="1"/>
+          <w:numId w:val="9"/>
+        </w:numPr>
+        <w:ind w:left="1440" w:hanging="360"/>
+      </w:pPr>
       <w:r>
         <w:rPr>
           <w:b w:val="1"/>
           <w:bCs w:val="1"/>
           <w:rtl w:val="0"/>
         </w:rPr>
-        <w:t xml:space="preserve">Response Payload (Success):</w:t>
-      </w:r>
-      <w:r>
-        <w:rPr>
-          <w:rtl w:val="0"/>
-        </w:rPr>
-      </w:r>
-    </w:p>
-    <w:p>
-      <w:pPr>
-        <w:rPr/>
-      </w:pPr>
-      <w:r>
-        <w:rPr>
-          <w:rtl w:val="0"/>
-        </w:rPr>
-      </w:r>
-    </w:p>
-    <w:p>
-      <w:pPr>
-        <w:rPr>
-          <w:rFonts w:ascii="Roboto Mono" w:cs="Roboto Mono" w:eastAsia="Roboto Mono" w:hAnsi="Roboto Mono"/>
-        </w:rPr>
-      </w:pPr>
-      <w:r>
-        <w:rPr>
-          <w:rtl w:val="0"/>
-        </w:rPr>
-        <w:t xml:space="preserve"></w:t>
-      </w:r>
-      <w:r>
-        <w:rPr>
-          <w:rFonts w:ascii="Roboto Mono" w:cs="Roboto Mono" w:eastAsia="Roboto Mono" w:hAnsi="Roboto Mono"/>
-          <w:color w:val="37474f"/>
-          <w:rtl w:val="0"/>
-        </w:rPr>
-        <w:t xml:space="preserve">{</w:t>
-      </w:r>
-      <w:r>
-        <w:rPr>
-          <w:rtl w:val="0"/>
-        </w:rPr>
-      </w:r>
-    </w:p>
-    <w:p>
-      <w:pPr>
-        <w:rPr>
-          <w:rFonts w:ascii="Roboto Mono" w:cs="Roboto Mono" w:eastAsia="Roboto Mono" w:hAnsi="Roboto Mono"/>
-        </w:rPr>
-      </w:pPr>
-      <w:r>
-        <w:rPr>
-          <w:rFonts w:ascii="Roboto Mono" w:cs="Roboto Mono" w:eastAsia="Roboto Mono" w:hAnsi="Roboto Mono"/>
-          <w:rtl w:val="0"/>
-        </w:rPr>
-        <w:t xml:space="preserve">  </w:t>
-      </w:r>
-      <w:r>
-        <w:rPr>
-          <w:rFonts w:ascii="Roboto Mono" w:cs="Roboto Mono" w:eastAsia="Roboto Mono" w:hAnsi="Roboto Mono"/>
-          <w:color w:val="188038"/>
-          <w:rtl w:val="0"/>
-        </w:rPr>
-        <w:t xml:space="preserve">"success"</w:t>
-      </w:r>
-      <w:r>
-        <w:rPr>
-          <w:rFonts w:ascii="Roboto Mono" w:cs="Roboto Mono" w:eastAsia="Roboto Mono" w:hAnsi="Roboto Mono"/>
-          <w:color w:val="37474f"/>
-          <w:rtl w:val="0"/>
-        </w:rPr>
-        <w:t xml:space="preserve">:</w:t>
-      </w:r>
-      <w:r>
-        <w:rPr>
-          <w:rFonts w:ascii="Roboto Mono" w:cs="Roboto Mono" w:eastAsia="Roboto Mono" w:hAnsi="Roboto Mono"/>
-          <w:rtl w:val="0"/>
-        </w:rPr>
-        <w:t xml:space="preserve"> </w:t>
-      </w:r>
-      <w:r>
-        <w:rPr>
-          <w:rFonts w:ascii="Roboto Mono" w:cs="Roboto Mono" w:eastAsia="Roboto Mono" w:hAnsi="Roboto Mono"/>
-          <w:color w:val="37474f"/>
-          <w:rtl w:val="0"/>
-        </w:rPr>
-        <w:t xml:space="preserve">true,</w:t>
-      </w:r>
-      <w:r>
-        <w:rPr>
-          <w:rtl w:val="0"/>
-        </w:rPr>
-      </w:r>
-    </w:p>
-    <w:p>
-      <w:pPr>
-        <w:rPr>
-          <w:rFonts w:ascii="Roboto Mono" w:cs="Roboto Mono" w:eastAsia="Roboto Mono" w:hAnsi="Roboto Mono"/>
-        </w:rPr>
-      </w:pPr>
-      <w:r>
-        <w:rPr>
-          <w:rFonts w:ascii="Roboto Mono" w:cs="Roboto Mono" w:eastAsia="Roboto Mono" w:hAnsi="Roboto Mono"/>
-          <w:rtl w:val="0"/>
-        </w:rPr>
-        <w:t xml:space="preserve">  </w:t>
-      </w:r>
-      <w:r>
-        <w:rPr>
-          <w:rFonts w:ascii="Roboto Mono" w:cs="Roboto Mono" w:eastAsia="Roboto Mono" w:hAnsi="Roboto Mono"/>
-          <w:color w:val="188038"/>
-          <w:rtl w:val="0"/>
-        </w:rPr>
-        <w:t xml:space="preserve">"customer_id"</w:t>
-      </w:r>
-      <w:r>
-        <w:rPr>
-          <w:rFonts w:ascii="Roboto Mono" w:cs="Roboto Mono" w:eastAsia="Roboto Mono" w:hAnsi="Roboto Mono"/>
-          <w:color w:val="37474f"/>
-          <w:rtl w:val="0"/>
-        </w:rPr>
-        <w:t xml:space="preserve">:</w:t>
-      </w:r>
-      <w:r>
-        <w:rPr>
-          <w:rFonts w:ascii="Roboto Mono" w:cs="Roboto Mono" w:eastAsia="Roboto Mono" w:hAnsi="Roboto Mono"/>
-          <w:rtl w:val="0"/>
-        </w:rPr>
-        <w:t xml:space="preserve"> </w:t>
-      </w:r>
-      <w:r>
-        <w:rPr>
-          <w:rFonts w:ascii="Roboto Mono" w:cs="Roboto Mono" w:eastAsia="Roboto Mono" w:hAnsi="Roboto Mono"/>
-          <w:color w:val="c5221f"/>
-          <w:rtl w:val="0"/>
-        </w:rPr>
-        <w:t xml:space="preserve">12345</w:t>
-      </w:r>
-      <w:r>
-        <w:rPr>
-          <w:rFonts w:ascii="Roboto Mono" w:cs="Roboto Mono" w:eastAsia="Roboto Mono" w:hAnsi="Roboto Mono"/>
-          <w:color w:val="37474f"/>
-          <w:rtl w:val="0"/>
-        </w:rPr>
-        <w:t xml:space="preserve">,</w:t>
-      </w:r>
-      <w:r>
-        <w:rPr>
-          <w:rtl w:val="0"/>
-        </w:rPr>
-      </w:r>
-    </w:p>
-    <w:p>
-      <w:pPr>
-        <w:rPr>
-          <w:rFonts w:ascii="Roboto Mono" w:cs="Roboto Mono" w:eastAsia="Roboto Mono" w:hAnsi="Roboto Mono"/>
-        </w:rPr>
-      </w:pPr>
-      <w:r>
-        <w:rPr>
-          <w:rFonts w:ascii="Roboto Mono" w:cs="Roboto Mono" w:eastAsia="Roboto Mono" w:hAnsi="Roboto Mono"/>
-          <w:rtl w:val="0"/>
-        </w:rPr>
-        <w:t xml:space="preserve">  </w:t>
-      </w:r>
-      <w:r>
-        <w:rPr>
-          <w:rFonts w:ascii="Roboto Mono" w:cs="Roboto Mono" w:eastAsia="Roboto Mono" w:hAnsi="Roboto Mono"/>
-          <w:color w:val="188038"/>
-          <w:rtl w:val="0"/>
-        </w:rPr>
-        <w:t xml:space="preserve">"transaction_type"</w:t>
-      </w:r>
-      <w:r>
-        <w:rPr>
-          <w:rFonts w:ascii="Roboto Mono" w:cs="Roboto Mono" w:eastAsia="Roboto Mono" w:hAnsi="Roboto Mono"/>
-          <w:color w:val="37474f"/>
-          <w:rtl w:val="0"/>
-        </w:rPr>
-        <w:t xml:space="preserve">:</w:t>
-      </w:r>
-      <w:r>
-        <w:rPr>
-          <w:rFonts w:ascii="Roboto Mono" w:cs="Roboto Mono" w:eastAsia="Roboto Mono" w:hAnsi="Roboto Mono"/>
-          <w:rtl w:val="0"/>
-        </w:rPr>
-        <w:t xml:space="preserve"> </w:t>
-      </w:r>
-      <w:r>
-        <w:rPr>
-          <w:rFonts w:ascii="Roboto Mono" w:cs="Roboto Mono" w:eastAsia="Roboto Mono" w:hAnsi="Roboto Mono"/>
-          <w:color w:val="188038"/>
-          <w:rtl w:val="0"/>
-        </w:rPr>
-        <w:t xml:space="preserve">"redeem"</w:t>
-      </w:r>
-      <w:r>
-        <w:rPr>
-          <w:rFonts w:ascii="Roboto Mono" w:cs="Roboto Mono" w:eastAsia="Roboto Mono" w:hAnsi="Roboto Mono"/>
-          <w:color w:val="37474f"/>
-          <w:rtl w:val="0"/>
-        </w:rPr>
-        <w:t xml:space="preserve">,</w:t>
-      </w:r>
-      <w:r>
-        <w:rPr>
-          <w:rtl w:val="0"/>
-        </w:rPr>
-      </w:r>
-    </w:p>
-    <w:p>
-      <w:pPr>
-        <w:rPr>
-          <w:rFonts w:ascii="Roboto Mono" w:cs="Roboto Mono" w:eastAsia="Roboto Mono" w:hAnsi="Roboto Mono"/>
-        </w:rPr>
-      </w:pPr>
-      <w:r>
-        <w:rPr>
-          <w:rFonts w:ascii="Roboto Mono" w:cs="Roboto Mono" w:eastAsia="Roboto Mono" w:hAnsi="Roboto Mono"/>
-          <w:rtl w:val="0"/>
-        </w:rPr>
-        <w:t xml:space="preserve">  </w:t>
-      </w:r>
-      <w:r>
-        <w:rPr>
-          <w:rFonts w:ascii="Roboto Mono" w:cs="Roboto Mono" w:eastAsia="Roboto Mono" w:hAnsi="Roboto Mono"/>
-          <w:color w:val="188038"/>
-          <w:rtl w:val="0"/>
-        </w:rPr>
-        <w:t xml:space="preserve">"amount"</w:t>
-      </w:r>
-      <w:r>
-        <w:rPr>
-          <w:rFonts w:ascii="Roboto Mono" w:cs="Roboto Mono" w:eastAsia="Roboto Mono" w:hAnsi="Roboto Mono"/>
-          <w:color w:val="37474f"/>
-          <w:rtl w:val="0"/>
-        </w:rPr>
-        <w:t xml:space="preserve">:</w:t>
-      </w:r>
-      <w:r>
-        <w:rPr>
-          <w:rFonts w:ascii="Roboto Mono" w:cs="Roboto Mono" w:eastAsia="Roboto Mono" w:hAnsi="Roboto Mono"/>
-          <w:rtl w:val="0"/>
-        </w:rPr>
-        <w:t xml:space="preserve"> </w:t>
-      </w:r>
-      <w:r>
-        <w:rPr>
-          <w:rFonts w:ascii="Roboto Mono" w:cs="Roboto Mono" w:eastAsia="Roboto Mono" w:hAnsi="Roboto Mono"/>
-          <w:color w:val="c5221f"/>
-          <w:rtl w:val="0"/>
-        </w:rPr>
-        <w:t xml:space="preserve">25</w:t>
-      </w:r>
-      <w:r>
-        <w:rPr>
-          <w:rFonts w:ascii="Roboto Mono" w:cs="Roboto Mono" w:eastAsia="Roboto Mono" w:hAnsi="Roboto Mono"/>
-          <w:color w:val="37474f"/>
-          <w:rtl w:val="0"/>
-        </w:rPr>
-        <w:t xml:space="preserve">.</w:t>
-      </w:r>
-      <w:r>
-        <w:rPr>
-          <w:rFonts w:ascii="Roboto Mono" w:cs="Roboto Mono" w:eastAsia="Roboto Mono" w:hAnsi="Roboto Mono"/>
-          <w:color w:val="c5221f"/>
-          <w:rtl w:val="0"/>
-        </w:rPr>
-        <w:t xml:space="preserve">00</w:t>
-      </w:r>
-      <w:r>
-        <w:rPr>
-          <w:rFonts w:ascii="Roboto Mono" w:cs="Roboto Mono" w:eastAsia="Roboto Mono" w:hAnsi="Roboto Mono"/>
-          <w:color w:val="37474f"/>
-          <w:rtl w:val="0"/>
-        </w:rPr>
-        <w:t xml:space="preserve">,</w:t>
-      </w:r>
-      <w:r>
-        <w:rPr>
-          <w:rtl w:val="0"/>
-        </w:rPr>
-      </w:r>
-    </w:p>
-    <w:p>
-      <w:pPr>
-        <w:rPr>
-          <w:rFonts w:ascii="Roboto Mono" w:cs="Roboto Mono" w:eastAsia="Roboto Mono" w:hAnsi="Roboto Mono"/>
-        </w:rPr>
-      </w:pPr>
-      <w:r>
-        <w:rPr>
-          <w:rFonts w:ascii="Roboto Mono" w:cs="Roboto Mono" w:eastAsia="Roboto Mono" w:hAnsi="Roboto Mono"/>
-          <w:rtl w:val="0"/>
-        </w:rPr>
-        <w:t xml:space="preserve">  </w:t>
-      </w:r>
-      <w:r>
-        <w:rPr>
-          <w:rFonts w:ascii="Roboto Mono" w:cs="Roboto Mono" w:eastAsia="Roboto Mono" w:hAnsi="Roboto Mono"/>
-          <w:color w:val="188038"/>
-          <w:rtl w:val="0"/>
-        </w:rPr>
-        <w:t xml:space="preserve">"previous_balance"</w:t>
-      </w:r>
-      <w:r>
-        <w:rPr>
-          <w:rFonts w:ascii="Roboto Mono" w:cs="Roboto Mono" w:eastAsia="Roboto Mono" w:hAnsi="Roboto Mono"/>
-          <w:color w:val="37474f"/>
-          <w:rtl w:val="0"/>
-        </w:rPr>
-        <w:t xml:space="preserve">:</w:t>
-      </w:r>
-      <w:r>
-        <w:rPr>
-          <w:rFonts w:ascii="Roboto Mono" w:cs="Roboto Mono" w:eastAsia="Roboto Mono" w:hAnsi="Roboto Mono"/>
-          <w:rtl w:val="0"/>
-        </w:rPr>
-        <w:t xml:space="preserve"> </w:t>
-      </w:r>
-      <w:r>
-        <w:rPr>
-          <w:rFonts w:ascii="Roboto Mono" w:cs="Roboto Mono" w:eastAsia="Roboto Mono" w:hAnsi="Roboto Mono"/>
-          <w:color w:val="c5221f"/>
-          <w:rtl w:val="0"/>
-        </w:rPr>
-        <w:t xml:space="preserve">100</w:t>
-      </w:r>
-      <w:r>
-        <w:rPr>
-          <w:rFonts w:ascii="Roboto Mono" w:cs="Roboto Mono" w:eastAsia="Roboto Mono" w:hAnsi="Roboto Mono"/>
-          <w:color w:val="37474f"/>
-          <w:rtl w:val="0"/>
-        </w:rPr>
-        <w:t xml:space="preserve">.</w:t>
-      </w:r>
-      <w:r>
-        <w:rPr>
-          <w:rFonts w:ascii="Roboto Mono" w:cs="Roboto Mono" w:eastAsia="Roboto Mono" w:hAnsi="Roboto Mono"/>
-          <w:color w:val="c5221f"/>
-          <w:rtl w:val="0"/>
-        </w:rPr>
-        <w:t xml:space="preserve">00</w:t>
-      </w:r>
-      <w:r>
-        <w:rPr>
-          <w:rFonts w:ascii="Roboto Mono" w:cs="Roboto Mono" w:eastAsia="Roboto Mono" w:hAnsi="Roboto Mono"/>
-          <w:color w:val="37474f"/>
-          <w:rtl w:val="0"/>
-        </w:rPr>
-        <w:t xml:space="preserve">,</w:t>
-      </w:r>
-      <w:r>
-        <w:rPr>
-          <w:rtl w:val="0"/>
-        </w:rPr>
-      </w:r>
-    </w:p>
-    <w:p>
-      <w:pPr>
-        <w:rPr>
-          <w:rFonts w:ascii="Roboto Mono" w:cs="Roboto Mono" w:eastAsia="Roboto Mono" w:hAnsi="Roboto Mono"/>
-        </w:rPr>
-      </w:pPr>
-      <w:r>
-        <w:rPr>
-          <w:rFonts w:ascii="Roboto Mono" w:cs="Roboto Mono" w:eastAsia="Roboto Mono" w:hAnsi="Roboto Mono"/>
-          <w:rtl w:val="0"/>
-        </w:rPr>
-        <w:t xml:space="preserve">  </w:t>
-      </w:r>
-      <w:r>
-        <w:rPr>
-          <w:rFonts w:ascii="Roboto Mono" w:cs="Roboto Mono" w:eastAsia="Roboto Mono" w:hAnsi="Roboto Mono"/>
-          <w:color w:val="188038"/>
-          <w:rtl w:val="0"/>
-        </w:rPr>
-        <w:t xml:space="preserve">"current_balance"</w:t>
-      </w:r>
-      <w:r>
-        <w:rPr>
-          <w:rFonts w:ascii="Roboto Mono" w:cs="Roboto Mono" w:eastAsia="Roboto Mono" w:hAnsi="Roboto Mono"/>
-          <w:color w:val="37474f"/>
-          <w:rtl w:val="0"/>
-        </w:rPr>
-        <w:t xml:space="preserve">:</w:t>
-      </w:r>
-      <w:r>
-        <w:rPr>
-          <w:rFonts w:ascii="Roboto Mono" w:cs="Roboto Mono" w:eastAsia="Roboto Mono" w:hAnsi="Roboto Mono"/>
-          <w:rtl w:val="0"/>
-        </w:rPr>
-        <w:t xml:space="preserve"> </w:t>
-      </w:r>
-      <w:r>
-        <w:rPr>
-          <w:rFonts w:ascii="Roboto Mono" w:cs="Roboto Mono" w:eastAsia="Roboto Mono" w:hAnsi="Roboto Mono"/>
-          <w:color w:val="c5221f"/>
-          <w:rtl w:val="0"/>
-        </w:rPr>
-        <w:t xml:space="preserve">75</w:t>
-      </w:r>
-      <w:r>
-        <w:rPr>
-          <w:rFonts w:ascii="Roboto Mono" w:cs="Roboto Mono" w:eastAsia="Roboto Mono" w:hAnsi="Roboto Mono"/>
-          <w:color w:val="37474f"/>
-          <w:rtl w:val="0"/>
-        </w:rPr>
-        <w:t xml:space="preserve">.</w:t>
-      </w:r>
-      <w:r>
-        <w:rPr>
-          <w:rFonts w:ascii="Roboto Mono" w:cs="Roboto Mono" w:eastAsia="Roboto Mono" w:hAnsi="Roboto Mono"/>
-          <w:color w:val="c5221f"/>
-          <w:rtl w:val="0"/>
-        </w:rPr>
-        <w:t xml:space="preserve">00</w:t>
-      </w:r>
-      <w:r>
-        <w:rPr>
-          <w:rFonts w:ascii="Roboto Mono" w:cs="Roboto Mono" w:eastAsia="Roboto Mono" w:hAnsi="Roboto Mono"/>
-          <w:color w:val="37474f"/>
-          <w:rtl w:val="0"/>
-        </w:rPr>
-        <w:t xml:space="preserve">,</w:t>
-      </w:r>
-      <w:r>
-        <w:rPr>
-          <w:rtl w:val="0"/>
-        </w:rPr>
-      </w:r>
-    </w:p>
-    <w:p>
-      <w:pPr>
-        <w:rPr>
-          <w:rFonts w:ascii="Roboto Mono" w:cs="Roboto Mono" w:eastAsia="Roboto Mono" w:hAnsi="Roboto Mono"/>
-        </w:rPr>
-      </w:pPr>
-      <w:r>
-        <w:rPr>
-          <w:rFonts w:ascii="Roboto Mono" w:cs="Roboto Mono" w:eastAsia="Roboto Mono" w:hAnsi="Roboto Mono"/>
-          <w:rtl w:val="0"/>
-        </w:rPr>
-        <w:t xml:space="preserve">  </w:t>
-      </w:r>
-      <w:r>
-        <w:rPr>
-          <w:rFonts w:ascii="Roboto Mono" w:cs="Roboto Mono" w:eastAsia="Roboto Mono" w:hAnsi="Roboto Mono"/>
-          <w:color w:val="188038"/>
-          <w:rtl w:val="0"/>
-        </w:rPr>
-        <w:t xml:space="preserve">"reference"</w:t>
-      </w:r>
-      <w:r>
-        <w:rPr>
-          <w:rFonts w:ascii="Roboto Mono" w:cs="Roboto Mono" w:eastAsia="Roboto Mono" w:hAnsi="Roboto Mono"/>
-          <w:color w:val="37474f"/>
-          <w:rtl w:val="0"/>
-        </w:rPr>
-        <w:t xml:space="preserve">:</w:t>
-      </w:r>
-      <w:r>
-        <w:rPr>
-          <w:rFonts w:ascii="Roboto Mono" w:cs="Roboto Mono" w:eastAsia="Roboto Mono" w:hAnsi="Roboto Mono"/>
-          <w:rtl w:val="0"/>
-        </w:rPr>
-        <w:t xml:space="preserve"> </w:t>
-      </w:r>
-      <w:r>
-        <w:rPr>
-          <w:rFonts w:ascii="Roboto Mono" w:cs="Roboto Mono" w:eastAsia="Roboto Mono" w:hAnsi="Roboto Mono"/>
-          <w:color w:val="188038"/>
-          <w:rtl w:val="0"/>
-        </w:rPr>
-        <w:t xml:space="preserve">"CONSULT-10025"</w:t>
-      </w:r>
-      <w:r>
-        <w:rPr>
-          <w:rtl w:val="0"/>
-        </w:rPr>
-      </w:r>
-    </w:p>
-    <w:p>
-      <w:pPr>
-        <w:rPr>
-          <w:rFonts w:ascii="Roboto Mono" w:cs="Roboto Mono" w:eastAsia="Roboto Mono" w:hAnsi="Roboto Mono"/>
-        </w:rPr>
-      </w:pPr>
-      <w:r>
-        <w:rPr>
-          <w:rFonts w:ascii="Roboto Mono" w:cs="Roboto Mono" w:eastAsia="Roboto Mono" w:hAnsi="Roboto Mono"/>
-          <w:color w:val="37474f"/>
-          <w:rtl w:val="0"/>
-        </w:rPr>
-        <w:t xml:space="preserve">}</w:t>
-      </w:r>
-      <w:r>
-        <w:rPr>
-          <w:rtl w:val="0"/>
-        </w:rPr>
-      </w:r>
-    </w:p>
-    <w:p>
-      <w:pPr>
-        <w:numPr>
-          <w:ilvl w:val="0"/>
-          <w:numId w:val="14"/>
-        </w:numPr>
-        <w:ind w:left="720" w:hanging="360"/>
-      </w:pPr>
-      <w:r>
-        <w:rPr>
-          <w:rtl w:val="0"/>
-        </w:rPr>
-        <w:t xml:space="preserve"></w:t>
-      </w:r>
+        <w:t xml:space="preserve">Admin Add Credit: </w:t>
+      </w:r>
+      <w:r>
+        <w:rPr>
+          <w:rtl w:val="0"/>
+        </w:rPr>
+        <w:t xml:space="preserve">Allows manual credit creation. Requires inputting:</w:t>
+      </w:r>
+    </w:p>
+    <w:p>
+      <w:pPr>
+        <w:numPr>
+          <w:ilvl w:val="2"/>
+          <w:numId w:val="9"/>
+        </w:numPr>
+        <w:ind w:left="2160" w:hanging="360"/>
+      </w:pPr>
+      <w:r>
+        <w:rPr>
+          <w:rtl w:val="0"/>
+        </w:rPr>
+        <w:t xml:space="preserve">Amount (must be &gt; 0)</w:t>
+      </w:r>
+    </w:p>
+    <w:p>
+      <w:pPr>
+        <w:numPr>
+          <w:ilvl w:val="2"/>
+          <w:numId w:val="9"/>
+        </w:numPr>
+        <w:ind w:left="2160" w:hanging="360"/>
+      </w:pPr>
+      <w:r>
+        <w:rPr>
+          <w:rtl w:val="0"/>
+        </w:rPr>
+        <w:t xml:space="preserve">Reason/Message</w:t>
+      </w:r>
+    </w:p>
+    <w:p>
+      <w:pPr>
+        <w:numPr>
+          <w:ilvl w:val="1"/>
+          <w:numId w:val="9"/>
+        </w:numPr>
+        <w:ind w:left="1440" w:hanging="360"/>
+      </w:pPr>
       <w:r>
         <w:rPr>
           <w:b w:val="1"/>
           <w:bCs w:val="1"/>
           <w:rtl w:val="0"/>
         </w:rPr>
-        <w:t xml:space="preserve">Validation &amp; Error Scenarios:</w:t>
-      </w:r>
-      <w:r>
-        <w:rPr>
-          <w:rtl w:val="0"/>
-        </w:rPr>
+        <w:t xml:space="preserve">Admin Remove Credit: </w:t>
+      </w:r>
+      <w:r>
+        <w:rPr>
+          <w:rtl w:val="0"/>
+        </w:rPr>
+        <w:t xml:space="preserve">Allows manual credit deduction. Requires inputting:</w:t>
+      </w:r>
+    </w:p>
+    <w:p>
+      <w:pPr>
+        <w:numPr>
+          <w:ilvl w:val="2"/>
+          <w:numId w:val="9"/>
+        </w:numPr>
+        <w:ind w:left="2160" w:hanging="360"/>
+      </w:pPr>
+      <w:r>
+        <w:rPr>
+          <w:rtl w:val="0"/>
+        </w:rPr>
+        <w:t xml:space="preserve">Amount (must be &gt; 0 and &lt;= current balance)</w:t>
+      </w:r>
+    </w:p>
+    <w:p>
+      <w:pPr>
+        <w:numPr>
+          <w:ilvl w:val="2"/>
+          <w:numId w:val="9"/>
+        </w:numPr>
+        <w:ind w:left="2160" w:hanging="360"/>
+      </w:pPr>
+      <w:r>
+        <w:rPr>
+          <w:rtl w:val="0"/>
+        </w:rPr>
+        <w:t xml:space="preserve">Reason/Message</w:t>
       </w:r>
     </w:p>
     <w:p>
       <w:pPr>
         <w:numPr>
           <w:ilvl w:val="1"/>
-          <w:numId w:val="14"/>
+          <w:numId w:val="9"/>
         </w:numPr>
         <w:ind w:left="1440" w:hanging="360"/>
       </w:pPr>
@@ -2776,37 +2838,7 @@
         <w:rPr>
           <w:rtl w:val="0"/>
         </w:rPr>
-        <w:t xml:space="preserve">If redemption amount is larger than balance -&gt; Return INSUFFICIENT_BALANCE (e.g., code 400).</w:t>
-      </w:r>
-    </w:p>
-    <w:p>
-      <w:pPr>
-        <w:numPr>
-          <w:ilvl w:val="1"/>
-          <w:numId w:val="14"/>
-        </w:numPr>
-        <w:ind w:left="1440" w:hanging="360"/>
-      </w:pPr>
-      <w:r>
-        <w:rPr>
-          <w:rtl w:val="0"/>
-        </w:rPr>
-        <w:t xml:space="preserve">If amount &lt;= 0 -&gt; Return INVALID_AMOUNT.</w:t>
-      </w:r>
-    </w:p>
-    <w:p>
-      <w:pPr>
-        <w:numPr>
-          <w:ilvl w:val="1"/>
-          <w:numId w:val="14"/>
-        </w:numPr>
-        <w:ind w:left="1440" w:hanging="360"/>
-      </w:pPr>
-      <w:r>
-        <w:rPr>
-          <w:rtl w:val="0"/>
-        </w:rPr>
-        <w:t xml:space="preserve">If customer not found -&gt; Return CUSTOMER_NOT_FOUND.</w:t>
+        <w:t xml:space="preserve">Both actions must be committed atomically, recording the logged-in Administrator's email/username and updating the transaction ledger as Admin Add or Admin Remove.</w:t>
       </w:r>
     </w:p>
     <w:p>
@@ -2814,13 +2846,13 @@
         <w:pStyle w:val="Heading1"/>
         <w:rPr/>
       </w:pPr>
-      <w:bookmarkStart w:colFirst="0" w:colLast="0" w:name="_kzklonv1lcfn" w:id="22"/>
-      <w:bookmarkEnd w:id="22"/>
-      <w:r>
-        <w:rPr>
-          <w:rtl w:val="0"/>
-        </w:rPr>
-        <w:t xml:space="preserve">5. Frontend &amp; Administrative Interfaces</w:t>
+      <w:bookmarkStart w:colFirst="0" w:colLast="0" w:name="_2soit2s9wia4" w:id="24"/>
+      <w:bookmarkEnd w:id="24"/>
+      <w:r>
+        <w:rPr>
+          <w:rtl w:val="0"/>
+        </w:rPr>
+        <w:t xml:space="preserve">6. Technical Architecture &amp; Database Scope</w:t>
       </w:r>
     </w:p>
     <w:p>
@@ -2828,20 +2860,217 @@
         <w:pStyle w:val="Heading2"/>
         <w:rPr/>
       </w:pPr>
-      <w:bookmarkStart w:colFirst="0" w:colLast="0" w:name="_nqeiapvquy4t" w:id="23"/>
-      <w:bookmarkEnd w:id="23"/>
-      <w:r>
-        <w:rPr>
-          <w:rtl w:val="0"/>
-        </w:rPr>
-        <w:t xml:space="preserve">5.1 Customer Dashboard</w:t>
-      </w:r>
-    </w:p>
-    <w:p>
-      <w:pPr>
-        <w:numPr>
-          <w:ilvl w:val="0"/>
-          <w:numId w:val="15"/>
+      <w:bookmarkStart w:colFirst="0" w:colLast="0" w:name="_pfpdugrp638" w:id="25"/>
+      <w:bookmarkEnd w:id="25"/>
+      <w:r>
+        <w:rPr>
+          <w:rtl w:val="0"/>
+        </w:rPr>
+        <w:t xml:space="preserve">6.1 Database Schema (Append-Only Transaction Ledger)</w:t>
+      </w:r>
+    </w:p>
+    <w:p>
+      <w:pPr>
+        <w:rPr/>
+      </w:pPr>
+      <w:r>
+        <w:rPr>
+          <w:rtl w:val="0"/>
+        </w:rPr>
+        <w:t xml:space="preserve">Every transaction must be written to an immutable, audit-compliant transaction ledger database table.</w:t>
+      </w:r>
+    </w:p>
+    <w:p>
+      <w:pPr>
+        <w:rPr/>
+      </w:pPr>
+      <w:r>
+        <w:rPr>
+          <w:rtl w:val="0"/>
+        </w:rPr>
+        <w:t xml:space="preserve">The transaction schema must record:</w:t>
+      </w:r>
+    </w:p>
+    <w:p>
+      <w:pPr>
+        <w:numPr>
+          <w:ilvl w:val="0"/>
+          <w:numId w:val="16"/>
+        </w:numPr>
+        <w:ind w:left="720" w:hanging="360"/>
+      </w:pPr>
+      <w:r>
+        <w:rPr>
+          <w:rtl w:val="0"/>
+        </w:rPr>
+        <w:t xml:space="preserve">transaction_id (Primary Key, Auto-increment)</w:t>
+      </w:r>
+    </w:p>
+    <w:p>
+      <w:pPr>
+        <w:numPr>
+          <w:ilvl w:val="0"/>
+          <w:numId w:val="16"/>
+        </w:numPr>
+        <w:ind w:left="720" w:hanging="360"/>
+      </w:pPr>
+      <w:r>
+        <w:rPr>
+          <w:rtl w:val="0"/>
+        </w:rPr>
+        <w:t xml:space="preserve">customer_id (Foreign Key, indexed)</w:t>
+      </w:r>
+    </w:p>
+    <w:p>
+      <w:pPr>
+        <w:numPr>
+          <w:ilvl w:val="0"/>
+          <w:numId w:val="16"/>
+        </w:numPr>
+        <w:ind w:left="720" w:hanging="360"/>
+      </w:pPr>
+      <w:r>
+        <w:rPr>
+          <w:rtl w:val="0"/>
+        </w:rPr>
+        <w:t xml:space="preserve">transaction_type (Enum: purchase, redeem, admin_add, admin_remove)</w:t>
+      </w:r>
+    </w:p>
+    <w:p>
+      <w:pPr>
+        <w:numPr>
+          <w:ilvl w:val="0"/>
+          <w:numId w:val="16"/>
+        </w:numPr>
+        <w:ind w:left="720" w:hanging="360"/>
+      </w:pPr>
+      <w:r>
+        <w:rPr>
+          <w:rtl w:val="0"/>
+        </w:rPr>
+        <w:t xml:space="preserve">amount (Decimal 12,4)</w:t>
+      </w:r>
+    </w:p>
+    <w:p>
+      <w:pPr>
+        <w:numPr>
+          <w:ilvl w:val="0"/>
+          <w:numId w:val="16"/>
+        </w:numPr>
+        <w:ind w:left="720" w:hanging="360"/>
+      </w:pPr>
+      <w:r>
+        <w:rPr>
+          <w:rtl w:val="0"/>
+        </w:rPr>
+        <w:t xml:space="preserve">previous_balance (Decimal 12,4)</w:t>
+      </w:r>
+    </w:p>
+    <w:p>
+      <w:pPr>
+        <w:numPr>
+          <w:ilvl w:val="0"/>
+          <w:numId w:val="16"/>
+        </w:numPr>
+        <w:ind w:left="720" w:hanging="360"/>
+      </w:pPr>
+      <w:r>
+        <w:rPr>
+          <w:rtl w:val="0"/>
+        </w:rPr>
+        <w:t xml:space="preserve">current_balance (Decimal 12,4)</w:t>
+      </w:r>
+    </w:p>
+    <w:p>
+      <w:pPr>
+        <w:numPr>
+          <w:ilvl w:val="0"/>
+          <w:numId w:val="16"/>
+        </w:numPr>
+        <w:ind w:left="720" w:hanging="360"/>
+      </w:pPr>
+      <w:r>
+        <w:rPr>
+          <w:rtl w:val="0"/>
+        </w:rPr>
+        <w:t xml:space="preserve">message (Text)</w:t>
+      </w:r>
+    </w:p>
+    <w:p>
+      <w:pPr>
+        <w:numPr>
+          <w:ilvl w:val="0"/>
+          <w:numId w:val="16"/>
+        </w:numPr>
+        <w:ind w:left="720" w:hanging="360"/>
+      </w:pPr>
+      <w:r>
+        <w:rPr>
+          <w:rtl w:val="0"/>
+        </w:rPr>
+        <w:t xml:space="preserve">source (Enum: customer, api, admin, system)</w:t>
+      </w:r>
+    </w:p>
+    <w:p>
+      <w:pPr>
+        <w:numPr>
+          <w:ilvl w:val="0"/>
+          <w:numId w:val="16"/>
+        </w:numPr>
+        <w:ind w:left="720" w:hanging="360"/>
+      </w:pPr>
+      <w:r>
+        <w:rPr>
+          <w:rtl w:val="0"/>
+        </w:rPr>
+        <w:t xml:space="preserve">created_date (Datetime)</w:t>
+      </w:r>
+    </w:p>
+    <w:p>
+      <w:pPr>
+        <w:numPr>
+          <w:ilvl w:val="0"/>
+          <w:numId w:val="16"/>
+        </w:numPr>
+        <w:ind w:left="720" w:hanging="360"/>
+      </w:pPr>
+      <w:r>
+        <w:rPr>
+          <w:rtl w:val="0"/>
+        </w:rPr>
+        <w:t xml:space="preserve">created_by (Varchar 255 - User email, system identifier, or API token key)</w:t>
+      </w:r>
+    </w:p>
+    <w:p>
+      <w:pPr>
+        <w:pStyle w:val="Heading2"/>
+        <w:rPr/>
+      </w:pPr>
+      <w:bookmarkStart w:colFirst="0" w:colLast="0" w:name="_4nnirf8nt4i" w:id="26"/>
+      <w:bookmarkEnd w:id="26"/>
+      <w:r>
+        <w:rPr>
+          <w:rtl w:val="0"/>
+        </w:rPr>
+        <w:t xml:space="preserve">6.2 Service Contracts &amp; Extension Attributes</w:t>
+      </w:r>
+    </w:p>
+    <w:p>
+      <w:pPr>
+        <w:rPr/>
+      </w:pPr>
+      <w:r>
+        <w:rPr>
+          <w:rtl w:val="0"/>
+        </w:rPr>
+        <w:t xml:space="preserve">The implementation must adhere strictly to Magento Service Contracts standards:</w:t>
+      </w:r>
+    </w:p>
+    <w:p>
+      <w:pPr>
+        <w:numPr>
+          <w:ilvl w:val="0"/>
+          <w:numId w:val="4"/>
         </w:numPr>
         <w:ind w:left="720" w:hanging="360"/>
       </w:pPr>
@@ -2851,34 +3080,43 @@
           <w:bCs w:val="1"/>
           <w:rtl w:val="0"/>
         </w:rPr>
-        <w:t xml:space="preserve">Location: </w:t>
-      </w:r>
-      <w:r>
-        <w:rPr>
-          <w:rtl w:val="0"/>
-        </w:rPr>
-        <w:t xml:space="preserve">Dedicated tab in Magento Customer My Account navigation: </w:t>
-      </w:r>
+        <w:t xml:space="preserve">Interfaces: </w:t>
+      </w:r>
+      <w:r>
+        <w:rPr>
+          <w:rtl w:val="0"/>
+        </w:rPr>
+        <w:t xml:space="preserve">Define repository, data, and API contracts (e.g., BalanceRepositoryInterface, TransactionRepositoryInterface, CreditBalanceInterface).</w:t>
+      </w:r>
+    </w:p>
+    <w:p>
+      <w:pPr>
+        <w:numPr>
+          <w:ilvl w:val="0"/>
+          <w:numId w:val="4"/>
+        </w:numPr>
+        <w:ind w:left="720" w:hanging="360"/>
+      </w:pPr>
       <w:r>
         <w:rPr>
           <w:b w:val="1"/>
           <w:bCs w:val="1"/>
           <w:rtl w:val="0"/>
         </w:rPr>
-        <w:t xml:space="preserve">Quick Consult Credit</w:t>
-      </w:r>
-      <w:r>
-        <w:rPr>
-          <w:rtl w:val="0"/>
-        </w:rPr>
-        <w:t xml:space="preserve">.</w:t>
-      </w:r>
-    </w:p>
-    <w:p>
-      <w:pPr>
-        <w:numPr>
-          <w:ilvl w:val="0"/>
-          <w:numId w:val="15"/>
+        <w:t xml:space="preserve">Extension Attributes: </w:t>
+      </w:r>
+      <w:r>
+        <w:rPr>
+          <w:rtl w:val="0"/>
+        </w:rPr>
+        <w:t xml:space="preserve">Integrate customer balance info directly into the core Magento customer data object where appropriate to facilitate seamless frontend/backend integration.</w:t>
+      </w:r>
+    </w:p>
+    <w:p>
+      <w:pPr>
+        <w:numPr>
+          <w:ilvl w:val="0"/>
+          <w:numId w:val="4"/>
         </w:numPr>
         <w:ind w:left="720" w:hanging="360"/>
       </w:pPr>
@@ -2888,49 +3126,48 @@
           <w:bCs w:val="1"/>
           <w:rtl w:val="0"/>
         </w:rPr>
-        <w:t xml:space="preserve">Display Elements:</w:t>
-      </w:r>
-      <w:r>
-        <w:rPr>
-          <w:rtl w:val="0"/>
-        </w:rPr>
-      </w:r>
-    </w:p>
-    <w:p>
-      <w:pPr>
-        <w:numPr>
-          <w:ilvl w:val="1"/>
-          <w:numId w:val="15"/>
-        </w:numPr>
-        <w:ind w:left="1440" w:hanging="360"/>
-      </w:pPr>
-      <w:r>
-        <w:rPr>
-          <w:rtl w:val="0"/>
-        </w:rPr>
-        <w:t xml:space="preserve">Current available balance (e.g., Available Quick Consult Credit: $75.00).</w:t>
-      </w:r>
-    </w:p>
-    <w:p>
-      <w:pPr>
-        <w:numPr>
-          <w:ilvl w:val="1"/>
-          <w:numId w:val="15"/>
-        </w:numPr>
-        <w:ind w:left="1440" w:hanging="360"/>
-      </w:pPr>
-      <w:r>
-        <w:rPr>
-          <w:rtl w:val="0"/>
-        </w:rPr>
-        <w:t xml:space="preserve">Transaction history table with pagination.</w:t>
-      </w:r>
-    </w:p>
-    <w:p>
-      <w:pPr>
-        <w:numPr>
-          <w:ilvl w:val="0"/>
-          <w:numId w:val="15"/>
+        <w:t xml:space="preserve">Transactional Operations: </w:t>
+      </w:r>
+      <w:r>
+        <w:rPr>
+          <w:rtl w:val="0"/>
+        </w:rPr>
+        <w:t xml:space="preserve">Enforce database transactions ($connection-&gt;beginTransaction()) to ensure balance modifications and ledger writes are committed atomically.</w:t>
+      </w:r>
+    </w:p>
+    <w:p>
+      <w:pPr>
+        <w:pStyle w:val="Heading1"/>
+        <w:rPr/>
+      </w:pPr>
+      <w:bookmarkStart w:colFirst="0" w:colLast="0" w:name="_g7kqeiuoswlu" w:id="27"/>
+      <w:bookmarkEnd w:id="27"/>
+      <w:r>
+        <w:rPr>
+          <w:rtl w:val="0"/>
+        </w:rPr>
+        <w:t xml:space="preserve">7. Security, Quality, and Error Handling</w:t>
+      </w:r>
+    </w:p>
+    <w:p>
+      <w:pPr>
+        <w:pStyle w:val="Heading2"/>
+        <w:rPr/>
+      </w:pPr>
+      <w:bookmarkStart w:colFirst="0" w:colLast="0" w:name="_un101frf5pxg" w:id="28"/>
+      <w:bookmarkEnd w:id="28"/>
+      <w:r>
+        <w:rPr>
+          <w:rtl w:val="0"/>
+        </w:rPr>
+        <w:t xml:space="preserve">7.1 Security &amp; ACL</w:t>
+      </w:r>
+    </w:p>
+    <w:p>
+      <w:pPr>
+        <w:numPr>
+          <w:ilvl w:val="0"/>
+          <w:numId w:val="13"/>
         </w:numPr>
         <w:ind w:left="720" w:hanging="360"/>
       </w:pPr>
@@ -2940,94 +3177,20 @@
           <w:bCs w:val="1"/>
           <w:rtl w:val="0"/>
         </w:rPr>
-        <w:t xml:space="preserve">Transaction Table Columns:</w:t>
-      </w:r>
-      <w:r>
-        <w:rPr>
-          <w:rtl w:val="0"/>
-        </w:rPr>
-      </w:r>
-    </w:p>
-    <w:p>
-      <w:pPr>
-        <w:numPr>
-          <w:ilvl w:val="1"/>
-          <w:numId w:val="15"/>
-        </w:numPr>
-        <w:ind w:left="1440" w:hanging="360"/>
-      </w:pPr>
-      <w:r>
-        <w:rPr>
-          <w:rtl w:val="0"/>
-        </w:rPr>
-        <w:t xml:space="preserve">Date (e.g., 10 Sep 2026)</w:t>
-      </w:r>
-    </w:p>
-    <w:p>
-      <w:pPr>
-        <w:numPr>
-          <w:ilvl w:val="1"/>
-          <w:numId w:val="15"/>
-        </w:numPr>
-        <w:ind w:left="1440" w:hanging="360"/>
-      </w:pPr>
-      <w:r>
-        <w:rPr>
-          <w:rtl w:val="0"/>
-        </w:rPr>
-        <w:t xml:space="preserve">Type (e.g., Purchase, Redeem)</w:t>
-      </w:r>
-    </w:p>
-    <w:p>
-      <w:pPr>
-        <w:numPr>
-          <w:ilvl w:val="1"/>
-          <w:numId w:val="15"/>
-        </w:numPr>
-        <w:ind w:left="1440" w:hanging="360"/>
-      </w:pPr>
-      <w:r>
-        <w:rPr>
-          <w:rtl w:val="0"/>
-        </w:rPr>
-        <w:t xml:space="preserve">Amount (e.g., +$100, -$25)</w:t>
-      </w:r>
-    </w:p>
-    <w:p>
-      <w:pPr>
-        <w:numPr>
-          <w:ilvl w:val="1"/>
-          <w:numId w:val="15"/>
-        </w:numPr>
-        <w:ind w:left="1440" w:hanging="360"/>
-      </w:pPr>
-      <w:r>
-        <w:rPr>
-          <w:rtl w:val="0"/>
-        </w:rPr>
-        <w:t xml:space="preserve">Balance (e.g., $100, $75)</w:t>
-      </w:r>
-    </w:p>
-    <w:p>
-      <w:pPr>
-        <w:numPr>
-          <w:ilvl w:val="1"/>
-          <w:numId w:val="15"/>
-        </w:numPr>
-        <w:ind w:left="1440" w:hanging="360"/>
-      </w:pPr>
-      <w:r>
-        <w:rPr>
-          <w:rtl w:val="0"/>
-        </w:rPr>
-        <w:t xml:space="preserve">Message / Reference (e.g., Order #1000123, Consultation #CONS-1001)</w:t>
-      </w:r>
-    </w:p>
-    <w:p>
-      <w:pPr>
-        <w:numPr>
-          <w:ilvl w:val="0"/>
-          <w:numId w:val="15"/>
+        <w:t xml:space="preserve">API Authentication: </w:t>
+      </w:r>
+      <w:r>
+        <w:rPr>
+          <w:rtl w:val="0"/>
+        </w:rPr>
+        <w:t xml:space="preserve">All web APIs must be secured using Magento's web API security framework (ACL, Customer Token, or Integration Token).</w:t>
+      </w:r>
+    </w:p>
+    <w:p>
+      <w:pPr>
+        <w:numPr>
+          <w:ilvl w:val="0"/>
+          <w:numId w:val="13"/>
         </w:numPr>
         <w:ind w:left="720" w:hanging="360"/>
       </w:pPr>
@@ -3037,13 +3200,36 @@
           <w:bCs w:val="1"/>
           <w:rtl w:val="0"/>
         </w:rPr>
-        <w:t xml:space="preserve">Access Control: </w:t>
-      </w:r>
-      <w:r>
-        <w:rPr>
-          <w:rtl w:val="0"/>
-        </w:rPr>
-        <w:t xml:space="preserve">Customers can exclusively view their own balance/history; access to other accounts is blocked.</w:t>
+        <w:t xml:space="preserve">Administrative ACL: </w:t>
+      </w:r>
+      <w:r>
+        <w:rPr>
+          <w:rtl w:val="0"/>
+        </w:rPr>
+        <w:t xml:space="preserve">A dedicated Magento ACL resource (e.g., Infobeans_ConsultCredit::manage_credit) must control access to view, add, or remove customer credits in the Magento Admin Panel.</w:t>
+      </w:r>
+    </w:p>
+    <w:p>
+      <w:pPr>
+        <w:numPr>
+          <w:ilvl w:val="0"/>
+          <w:numId w:val="13"/>
+        </w:numPr>
+        <w:ind w:left="720" w:hanging="360"/>
+      </w:pPr>
+      <w:r>
+        <w:rPr>
+          <w:b w:val="1"/>
+          <w:bCs w:val="1"/>
+          <w:rtl w:val="0"/>
+        </w:rPr>
+        <w:t xml:space="preserve">Auditing: </w:t>
+      </w:r>
+      <w:r>
+        <w:rPr>
+          <w:rtl w:val="0"/>
+        </w:rPr>
+        <w:t xml:space="preserve">All admin activities must record the administrator's email/username directly in the immutable ledger.</w:t>
       </w:r>
     </w:p>
     <w:p>
@@ -3051,20 +3237,20 @@
         <w:pStyle w:val="Heading2"/>
         <w:rPr/>
       </w:pPr>
-      <w:bookmarkStart w:colFirst="0" w:colLast="0" w:name="_tnige9b38l9t" w:id="24"/>
-      <w:bookmarkEnd w:id="24"/>
-      <w:r>
-        <w:rPr>
-          <w:rtl w:val="0"/>
-        </w:rPr>
-        <w:t xml:space="preserve">5.2 Admin Portal Functionality</w:t>
-      </w:r>
-    </w:p>
-    <w:p>
-      <w:pPr>
-        <w:numPr>
-          <w:ilvl w:val="0"/>
-          <w:numId w:val="9"/>
+      <w:bookmarkStart w:colFirst="0" w:colLast="0" w:name="_sxcf9vajmshi" w:id="29"/>
+      <w:bookmarkEnd w:id="29"/>
+      <w:r>
+        <w:rPr>
+          <w:rtl w:val="0"/>
+        </w:rPr>
+        <w:t xml:space="preserve">7.2 Reliability &amp; Error Handling</w:t>
+      </w:r>
+    </w:p>
+    <w:p>
+      <w:pPr>
+        <w:numPr>
+          <w:ilvl w:val="0"/>
+          <w:numId w:val="6"/>
         </w:numPr>
         <w:ind w:left="720" w:hanging="360"/>
       </w:pPr>
@@ -3074,20 +3260,20 @@
           <w:bCs w:val="1"/>
           <w:rtl w:val="0"/>
         </w:rPr>
-        <w:t xml:space="preserve">Location: </w:t>
-      </w:r>
-      <w:r>
-        <w:rPr>
-          <w:rtl w:val="0"/>
-        </w:rPr>
-        <w:t xml:space="preserve">Customer View in Magento Admin backend (Customer Information &gt; Quick Consult Credit).</w:t>
-      </w:r>
-    </w:p>
-    <w:p>
-      <w:pPr>
-        <w:numPr>
-          <w:ilvl w:val="0"/>
-          <w:numId w:val="9"/>
+        <w:t xml:space="preserve">Negative Balance Prevention: </w:t>
+      </w:r>
+      <w:r>
+        <w:rPr>
+          <w:rtl w:val="0"/>
+        </w:rPr>
+        <w:t xml:space="preserve">Database and service layers must explicitly prevent transactions that would lead to a customer balance &lt; 0.</w:t>
+      </w:r>
+    </w:p>
+    <w:p>
+      <w:pPr>
+        <w:numPr>
+          <w:ilvl w:val="0"/>
+          <w:numId w:val="6"/>
         </w:numPr>
         <w:ind w:left="720" w:hanging="360"/>
       </w:pPr>
@@ -3097,49 +3283,20 @@
           <w:bCs w:val="1"/>
           <w:rtl w:val="0"/>
         </w:rPr>
-        <w:t xml:space="preserve">Display Elements:</w:t>
-      </w:r>
-      <w:r>
-        <w:rPr>
-          <w:rtl w:val="0"/>
-        </w:rPr>
-      </w:r>
-    </w:p>
-    <w:p>
-      <w:pPr>
-        <w:numPr>
-          <w:ilvl w:val="1"/>
-          <w:numId w:val="9"/>
-        </w:numPr>
-        <w:ind w:left="1440" w:hanging="360"/>
-      </w:pPr>
-      <w:r>
-        <w:rPr>
-          <w:rtl w:val="0"/>
-        </w:rPr>
-        <w:t xml:space="preserve">Customer's current balance, lifetime purchased total, and lifetime redeemed total.</w:t>
-      </w:r>
-    </w:p>
-    <w:p>
-      <w:pPr>
-        <w:numPr>
-          <w:ilvl w:val="1"/>
-          <w:numId w:val="9"/>
-        </w:numPr>
-        <w:ind w:left="1440" w:hanging="360"/>
-      </w:pPr>
-      <w:r>
-        <w:rPr>
-          <w:rtl w:val="0"/>
-        </w:rPr>
-        <w:t xml:space="preserve">Audit ledger showing complete history.</w:t>
-      </w:r>
-    </w:p>
-    <w:p>
-      <w:pPr>
-        <w:numPr>
-          <w:ilvl w:val="0"/>
-          <w:numId w:val="9"/>
+        <w:t xml:space="preserve">Idempotency: </w:t>
+      </w:r>
+      <w:r>
+        <w:rPr>
+          <w:rtl w:val="0"/>
+        </w:rPr>
+        <w:t xml:space="preserve">Implement mechanisms or checks to ensure duplicate API requests (e.g., network retries) do not result in duplicate credit/debit charges.</w:t>
+      </w:r>
+    </w:p>
+    <w:p>
+      <w:pPr>
+        <w:numPr>
+          <w:ilvl w:val="0"/>
+          <w:numId w:val="6"/>
         </w:numPr>
         <w:ind w:left="720" w:hanging="360"/>
       </w:pPr>
@@ -3149,163 +3306,286 @@
           <w:bCs w:val="1"/>
           <w:rtl w:val="0"/>
         </w:rPr>
-        <w:t xml:space="preserve">Administrative Controls:</w:t>
-      </w:r>
-      <w:r>
-        <w:rPr>
-          <w:rtl w:val="0"/>
-        </w:rPr>
-      </w:r>
-    </w:p>
-    <w:p>
-      <w:pPr>
-        <w:numPr>
-          <w:ilvl w:val="1"/>
-          <w:numId w:val="9"/>
-        </w:numPr>
-        <w:ind w:left="1440" w:hanging="360"/>
-      </w:pPr>
-      <w:r>
-        <w:rPr>
-          <w:b w:val="1"/>
-          <w:bCs w:val="1"/>
-          <w:rtl w:val="0"/>
-        </w:rPr>
-        <w:t xml:space="preserve">Admin Add Credit: </w:t>
-      </w:r>
-      <w:r>
-        <w:rPr>
-          <w:rtl w:val="0"/>
-        </w:rPr>
-        <w:t xml:space="preserve">Allows manual credit creation. Requires inputting:</w:t>
-      </w:r>
-    </w:p>
-    <w:p>
-      <w:pPr>
-        <w:numPr>
-          <w:ilvl w:val="2"/>
-          <w:numId w:val="9"/>
-        </w:numPr>
-        <w:ind w:left="2160" w:hanging="360"/>
-      </w:pPr>
-      <w:r>
-        <w:rPr>
-          <w:rtl w:val="0"/>
-        </w:rPr>
-        <w:t xml:space="preserve">Amount (must be &gt; 0)</w:t>
-      </w:r>
-    </w:p>
-    <w:p>
-      <w:pPr>
-        <w:numPr>
-          <w:ilvl w:val="2"/>
-          <w:numId w:val="9"/>
-        </w:numPr>
-        <w:ind w:left="2160" w:hanging="360"/>
-      </w:pPr>
-      <w:r>
-        <w:rPr>
-          <w:rtl w:val="0"/>
-        </w:rPr>
-        <w:t xml:space="preserve">Reason/Message</w:t>
-      </w:r>
-    </w:p>
-    <w:p>
-      <w:pPr>
-        <w:numPr>
-          <w:ilvl w:val="2"/>
-          <w:numId w:val="9"/>
-        </w:numPr>
-        <w:ind w:left="2160" w:hanging="360"/>
-      </w:pPr>
-      <w:r>
-        <w:rPr>
-          <w:rtl w:val="0"/>
-        </w:rPr>
-        <w:t xml:space="preserve">Optional Reference ID</w:t>
-      </w:r>
-    </w:p>
-    <w:p>
-      <w:pPr>
-        <w:numPr>
-          <w:ilvl w:val="1"/>
-          <w:numId w:val="9"/>
-        </w:numPr>
-        <w:ind w:left="1440" w:hanging="360"/>
-      </w:pPr>
-      <w:r>
-        <w:rPr>
-          <w:b w:val="1"/>
-          <w:bCs w:val="1"/>
-          <w:rtl w:val="0"/>
-        </w:rPr>
-        <w:t xml:space="preserve">Admin Remove Credit: </w:t>
-      </w:r>
-      <w:r>
-        <w:rPr>
-          <w:rtl w:val="0"/>
-        </w:rPr>
-        <w:t xml:space="preserve">Allows manual credit deduction. Requires inputting:</w:t>
-      </w:r>
-    </w:p>
-    <w:p>
-      <w:pPr>
-        <w:numPr>
-          <w:ilvl w:val="2"/>
-          <w:numId w:val="9"/>
-        </w:numPr>
-        <w:ind w:left="2160" w:hanging="360"/>
-      </w:pPr>
-      <w:r>
-        <w:rPr>
-          <w:rtl w:val="0"/>
-        </w:rPr>
-        <w:t xml:space="preserve">Amount (must be &gt; 0 and &lt;= current balance)</w:t>
-      </w:r>
-    </w:p>
-    <w:p>
-      <w:pPr>
-        <w:numPr>
-          <w:ilvl w:val="2"/>
-          <w:numId w:val="9"/>
-        </w:numPr>
-        <w:ind w:left="2160" w:hanging="360"/>
-      </w:pPr>
-      <w:r>
-        <w:rPr>
-          <w:rtl w:val="0"/>
-        </w:rPr>
-        <w:t xml:space="preserve">Reason/Message</w:t>
-      </w:r>
-    </w:p>
-    <w:p>
-      <w:pPr>
-        <w:numPr>
-          <w:ilvl w:val="2"/>
-          <w:numId w:val="9"/>
-        </w:numPr>
-        <w:ind w:left="2160" w:hanging="360"/>
-      </w:pPr>
-      <w:r>
-        <w:rPr>
-          <w:rtl w:val="0"/>
-        </w:rPr>
-        <w:t xml:space="preserve">Optional Reference ID</w:t>
-      </w:r>
-    </w:p>
-    <w:p>
-      <w:pPr>
-        <w:numPr>
-          <w:ilvl w:val="1"/>
-          <w:numId w:val="9"/>
-        </w:numPr>
-        <w:ind w:left="1440" w:hanging="360"/>
-      </w:pPr>
-      <w:r>
-        <w:rPr>
-          <w:rtl w:val="0"/>
-        </w:rPr>
-        <w:t xml:space="preserve">Both actions must be committed atomically, recording the logged-in Administrator's email/username and updating the transaction ledger as Admin Add or Admin Remove.</w:t>
+        <w:t xml:space="preserve">Standardized Error Payload:</w:t>
+      </w:r>
+      <w:r>
+        <w:rPr>
+          <w:rtl w:val="0"/>
+        </w:rPr>
+      </w:r>
+    </w:p>
+    <w:p>
+      <w:pPr>
+        <w:rPr/>
+      </w:pPr>
+      <w:r>
+        <w:rPr>
+          <w:rtl w:val="0"/>
+        </w:rPr>
+      </w:r>
+    </w:p>
+    <w:p>
+      <w:pPr>
+        <w:rPr>
+          <w:rFonts w:ascii="Roboto Mono" w:cs="Roboto Mono" w:eastAsia="Roboto Mono" w:hAnsi="Roboto Mono"/>
+        </w:rPr>
+      </w:pPr>
+      <w:r>
+        <w:rPr>
+          <w:rtl w:val="0"/>
+        </w:rPr>
+        <w:t xml:space="preserve"></w:t>
+      </w:r>
+      <w:r>
+        <w:rPr>
+          <w:rFonts w:ascii="Roboto Mono" w:cs="Roboto Mono" w:eastAsia="Roboto Mono" w:hAnsi="Roboto Mono"/>
+          <w:color w:val="37474f"/>
+          <w:rtl w:val="0"/>
+        </w:rPr>
+        <w:t xml:space="preserve">{</w:t>
+      </w:r>
+      <w:r>
+        <w:rPr>
+          <w:rtl w:val="0"/>
+        </w:rPr>
+      </w:r>
+    </w:p>
+    <w:p>
+      <w:pPr>
+        <w:rPr>
+          <w:rFonts w:ascii="Roboto Mono" w:cs="Roboto Mono" w:eastAsia="Roboto Mono" w:hAnsi="Roboto Mono"/>
+        </w:rPr>
+      </w:pPr>
+      <w:r>
+        <w:rPr>
+          <w:rFonts w:ascii="Roboto Mono" w:cs="Roboto Mono" w:eastAsia="Roboto Mono" w:hAnsi="Roboto Mono"/>
+          <w:rtl w:val="0"/>
+        </w:rPr>
+        <w:t xml:space="preserve">  </w:t>
+      </w:r>
+      <w:r>
+        <w:rPr>
+          <w:rFonts w:ascii="Roboto Mono" w:cs="Roboto Mono" w:eastAsia="Roboto Mono" w:hAnsi="Roboto Mono"/>
+          <w:color w:val="188038"/>
+          <w:rtl w:val="0"/>
+        </w:rPr>
+        <w:t xml:space="preserve">"success"</w:t>
+      </w:r>
+      <w:r>
+        <w:rPr>
+          <w:rFonts w:ascii="Roboto Mono" w:cs="Roboto Mono" w:eastAsia="Roboto Mono" w:hAnsi="Roboto Mono"/>
+          <w:color w:val="37474f"/>
+          <w:rtl w:val="0"/>
+        </w:rPr>
+        <w:t xml:space="preserve">:</w:t>
+      </w:r>
+      <w:r>
+        <w:rPr>
+          <w:rFonts w:ascii="Roboto Mono" w:cs="Roboto Mono" w:eastAsia="Roboto Mono" w:hAnsi="Roboto Mono"/>
+          <w:rtl w:val="0"/>
+        </w:rPr>
+        <w:t xml:space="preserve"> </w:t>
+      </w:r>
+      <w:r>
+        <w:rPr>
+          <w:rFonts w:ascii="Roboto Mono" w:cs="Roboto Mono" w:eastAsia="Roboto Mono" w:hAnsi="Roboto Mono"/>
+          <w:color w:val="37474f"/>
+          <w:rtl w:val="0"/>
+        </w:rPr>
+        <w:t xml:space="preserve">false,</w:t>
+      </w:r>
+      <w:r>
+        <w:rPr>
+          <w:rtl w:val="0"/>
+        </w:rPr>
+      </w:r>
+    </w:p>
+    <w:p>
+      <w:pPr>
+        <w:rPr>
+          <w:rFonts w:ascii="Roboto Mono" w:cs="Roboto Mono" w:eastAsia="Roboto Mono" w:hAnsi="Roboto Mono"/>
+        </w:rPr>
+      </w:pPr>
+      <w:r>
+        <w:rPr>
+          <w:rFonts w:ascii="Roboto Mono" w:cs="Roboto Mono" w:eastAsia="Roboto Mono" w:hAnsi="Roboto Mono"/>
+          <w:rtl w:val="0"/>
+        </w:rPr>
+        <w:t xml:space="preserve">  </w:t>
+      </w:r>
+      <w:r>
+        <w:rPr>
+          <w:rFonts w:ascii="Roboto Mono" w:cs="Roboto Mono" w:eastAsia="Roboto Mono" w:hAnsi="Roboto Mono"/>
+          <w:color w:val="188038"/>
+          <w:rtl w:val="0"/>
+        </w:rPr>
+        <w:t xml:space="preserve">"error_code"</w:t>
+      </w:r>
+      <w:r>
+        <w:rPr>
+          <w:rFonts w:ascii="Roboto Mono" w:cs="Roboto Mono" w:eastAsia="Roboto Mono" w:hAnsi="Roboto Mono"/>
+          <w:color w:val="37474f"/>
+          <w:rtl w:val="0"/>
+        </w:rPr>
+        <w:t xml:space="preserve">:</w:t>
+      </w:r>
+      <w:r>
+        <w:rPr>
+          <w:rFonts w:ascii="Roboto Mono" w:cs="Roboto Mono" w:eastAsia="Roboto Mono" w:hAnsi="Roboto Mono"/>
+          <w:rtl w:val="0"/>
+        </w:rPr>
+        <w:t xml:space="preserve"> </w:t>
+      </w:r>
+      <w:r>
+        <w:rPr>
+          <w:rFonts w:ascii="Roboto Mono" w:cs="Roboto Mono" w:eastAsia="Roboto Mono" w:hAnsi="Roboto Mono"/>
+          <w:color w:val="188038"/>
+          <w:rtl w:val="0"/>
+        </w:rPr>
+        <w:t xml:space="preserve">"INSUFFICIENT_BALANCE"</w:t>
+      </w:r>
+      <w:r>
+        <w:rPr>
+          <w:rFonts w:ascii="Roboto Mono" w:cs="Roboto Mono" w:eastAsia="Roboto Mono" w:hAnsi="Roboto Mono"/>
+          <w:rtl w:val="0"/>
+        </w:rPr>
+        <w:t xml:space="preserve"> </w:t>
+      </w:r>
+      <w:r>
+        <w:rPr>
+          <w:rFonts w:ascii="Roboto Mono" w:cs="Roboto Mono" w:eastAsia="Roboto Mono" w:hAnsi="Roboto Mono"/>
+          <w:color w:val="37474f"/>
+          <w:rtl w:val="0"/>
+        </w:rPr>
+        <w:t xml:space="preserve">|</w:t>
+      </w:r>
+      <w:r>
+        <w:rPr>
+          <w:rFonts w:ascii="Roboto Mono" w:cs="Roboto Mono" w:eastAsia="Roboto Mono" w:hAnsi="Roboto Mono"/>
+          <w:rtl w:val="0"/>
+        </w:rPr>
+        <w:t xml:space="preserve"> </w:t>
+      </w:r>
+      <w:r>
+        <w:rPr>
+          <w:rFonts w:ascii="Roboto Mono" w:cs="Roboto Mono" w:eastAsia="Roboto Mono" w:hAnsi="Roboto Mono"/>
+          <w:color w:val="188038"/>
+          <w:rtl w:val="0"/>
+        </w:rPr>
+        <w:t xml:space="preserve">"INVALID_AMOUNT"</w:t>
+      </w:r>
+      <w:r>
+        <w:rPr>
+          <w:rFonts w:ascii="Roboto Mono" w:cs="Roboto Mono" w:eastAsia="Roboto Mono" w:hAnsi="Roboto Mono"/>
+          <w:rtl w:val="0"/>
+        </w:rPr>
+        <w:t xml:space="preserve"> </w:t>
+      </w:r>
+      <w:r>
+        <w:rPr>
+          <w:rFonts w:ascii="Roboto Mono" w:cs="Roboto Mono" w:eastAsia="Roboto Mono" w:hAnsi="Roboto Mono"/>
+          <w:color w:val="37474f"/>
+          <w:rtl w:val="0"/>
+        </w:rPr>
+        <w:t xml:space="preserve">|</w:t>
+      </w:r>
+      <w:r>
+        <w:rPr>
+          <w:rFonts w:ascii="Roboto Mono" w:cs="Roboto Mono" w:eastAsia="Roboto Mono" w:hAnsi="Roboto Mono"/>
+          <w:rtl w:val="0"/>
+        </w:rPr>
+        <w:t xml:space="preserve"> </w:t>
+      </w:r>
+      <w:r>
+        <w:rPr>
+          <w:rFonts w:ascii="Roboto Mono" w:cs="Roboto Mono" w:eastAsia="Roboto Mono" w:hAnsi="Roboto Mono"/>
+          <w:color w:val="188038"/>
+          <w:rtl w:val="0"/>
+        </w:rPr>
+        <w:t xml:space="preserve">"CUSTOMER_NOT_FOUND"</w:t>
+      </w:r>
+      <w:r>
+        <w:rPr>
+          <w:rFonts w:ascii="Roboto Mono" w:cs="Roboto Mono" w:eastAsia="Roboto Mono" w:hAnsi="Roboto Mono"/>
+          <w:color w:val="37474f"/>
+          <w:rtl w:val="0"/>
+        </w:rPr>
+        <w:t xml:space="preserve">,</w:t>
+      </w:r>
+      <w:r>
+        <w:rPr>
+          <w:rtl w:val="0"/>
+        </w:rPr>
+      </w:r>
+    </w:p>
+    <w:p>
+      <w:pPr>
+        <w:rPr>
+          <w:rFonts w:ascii="Roboto Mono" w:cs="Roboto Mono" w:eastAsia="Roboto Mono" w:hAnsi="Roboto Mono"/>
+        </w:rPr>
+      </w:pPr>
+      <w:r>
+        <w:rPr>
+          <w:rFonts w:ascii="Roboto Mono" w:cs="Roboto Mono" w:eastAsia="Roboto Mono" w:hAnsi="Roboto Mono"/>
+          <w:rtl w:val="0"/>
+        </w:rPr>
+        <w:t xml:space="preserve">  </w:t>
+      </w:r>
+      <w:r>
+        <w:rPr>
+          <w:rFonts w:ascii="Roboto Mono" w:cs="Roboto Mono" w:eastAsia="Roboto Mono" w:hAnsi="Roboto Mono"/>
+          <w:color w:val="188038"/>
+          <w:rtl w:val="0"/>
+        </w:rPr>
+        <w:t xml:space="preserve">"message"</w:t>
+      </w:r>
+      <w:r>
+        <w:rPr>
+          <w:rFonts w:ascii="Roboto Mono" w:cs="Roboto Mono" w:eastAsia="Roboto Mono" w:hAnsi="Roboto Mono"/>
+          <w:color w:val="37474f"/>
+          <w:rtl w:val="0"/>
+        </w:rPr>
+        <w:t xml:space="preserve">:</w:t>
+      </w:r>
+      <w:r>
+        <w:rPr>
+          <w:rFonts w:ascii="Roboto Mono" w:cs="Roboto Mono" w:eastAsia="Roboto Mono" w:hAnsi="Roboto Mono"/>
+          <w:rtl w:val="0"/>
+        </w:rPr>
+        <w:t xml:space="preserve"> </w:t>
+      </w:r>
+      <w:r>
+        <w:rPr>
+          <w:rFonts w:ascii="Roboto Mono" w:cs="Roboto Mono" w:eastAsia="Roboto Mono" w:hAnsi="Roboto Mono"/>
+          <w:color w:val="188038"/>
+          <w:rtl w:val="0"/>
+        </w:rPr>
+        <w:t xml:space="preserve">"Detailed actionable error description"</w:t>
+      </w:r>
+      <w:r>
+        <w:rPr>
+          <w:rtl w:val="0"/>
+        </w:rPr>
+      </w:r>
+    </w:p>
+    <w:p>
+      <w:pPr>
+        <w:rPr>
+          <w:rFonts w:ascii="Roboto Mono" w:cs="Roboto Mono" w:eastAsia="Roboto Mono" w:hAnsi="Roboto Mono"/>
+        </w:rPr>
+      </w:pPr>
+      <w:r>
+        <w:rPr>
+          <w:rFonts w:ascii="Roboto Mono" w:cs="Roboto Mono" w:eastAsia="Roboto Mono" w:hAnsi="Roboto Mono"/>
+          <w:color w:val="37474f"/>
+          <w:rtl w:val="0"/>
+        </w:rPr>
+        <w:t xml:space="preserve">}</w:t>
+      </w:r>
+      <w:r>
+        <w:rPr>
+          <w:rtl w:val="0"/>
+        </w:rPr>
       </w:r>
     </w:p>
     <w:p>
@@ -3313,13 +3593,13 @@
         <w:pStyle w:val="Heading1"/>
         <w:rPr/>
       </w:pPr>
-      <w:bookmarkStart w:colFirst="0" w:colLast="0" w:name="_2soit2s9wia4" w:id="25"/>
-      <w:bookmarkEnd w:id="25"/>
-      <w:r>
-        <w:rPr>
-          <w:rtl w:val="0"/>
-        </w:rPr>
-        <w:t xml:space="preserve">6. Technical Architecture &amp; Database Scope</w:t>
+      <w:bookmarkStart w:colFirst="0" w:colLast="0" w:name="_iyaferoqpkw8" w:id="30"/>
+      <w:bookmarkEnd w:id="30"/>
+      <w:r>
+        <w:rPr>
+          <w:rtl w:val="0"/>
+        </w:rPr>
+        <w:t xml:space="preserve">8. Appendix</w:t>
       </w:r>
     </w:p>
     <w:p>
@@ -3327,770 +3607,8 @@
         <w:pStyle w:val="Heading2"/>
         <w:rPr/>
       </w:pPr>
-      <w:bookmarkStart w:colFirst="0" w:colLast="0" w:name="_pfpdugrp638" w:id="26"/>
-      <w:bookmarkEnd w:id="26"/>
-      <w:r>
-        <w:rPr>
-          <w:rtl w:val="0"/>
-        </w:rPr>
-        <w:t xml:space="preserve">6.1 Database Schema (Append-Only Transaction Ledger)</w:t>
-      </w:r>
-    </w:p>
-    <w:p>
-      <w:pPr>
-        <w:rPr/>
-      </w:pPr>
-      <w:r>
-        <w:rPr>
-          <w:rtl w:val="0"/>
-        </w:rPr>
-        <w:t xml:space="preserve">Every transaction must be written to an immutable, audit-compliant transaction ledger database table.</w:t>
-      </w:r>
-    </w:p>
-    <w:p>
-      <w:pPr>
-        <w:rPr/>
-      </w:pPr>
-      <w:r>
-        <w:rPr>
-          <w:rtl w:val="0"/>
-        </w:rPr>
-        <w:t xml:space="preserve">The transaction schema must record:</w:t>
-      </w:r>
-    </w:p>
-    <w:p>
-      <w:pPr>
-        <w:numPr>
-          <w:ilvl w:val="0"/>
-          <w:numId w:val="16"/>
-        </w:numPr>
-        <w:ind w:left="720" w:hanging="360"/>
-      </w:pPr>
-      <w:r>
-        <w:rPr>
-          <w:rtl w:val="0"/>
-        </w:rPr>
-        <w:t xml:space="preserve">transaction_id (Primary Key, Auto-increment)</w:t>
-      </w:r>
-    </w:p>
-    <w:p>
-      <w:pPr>
-        <w:numPr>
-          <w:ilvl w:val="0"/>
-          <w:numId w:val="16"/>
-        </w:numPr>
-        <w:ind w:left="720" w:hanging="360"/>
-      </w:pPr>
-      <w:r>
-        <w:rPr>
-          <w:rtl w:val="0"/>
-        </w:rPr>
-        <w:t xml:space="preserve">customer_id (Foreign Key, indexed)</w:t>
-      </w:r>
-    </w:p>
-    <w:p>
-      <w:pPr>
-        <w:numPr>
-          <w:ilvl w:val="0"/>
-          <w:numId w:val="16"/>
-        </w:numPr>
-        <w:ind w:left="720" w:hanging="360"/>
-      </w:pPr>
-      <w:r>
-        <w:rPr>
-          <w:rtl w:val="0"/>
-        </w:rPr>
-        <w:t xml:space="preserve">transaction_type (Enum: purchase, redeem, admin_add, admin_remove)</w:t>
-      </w:r>
-    </w:p>
-    <w:p>
-      <w:pPr>
-        <w:numPr>
-          <w:ilvl w:val="0"/>
-          <w:numId w:val="16"/>
-        </w:numPr>
-        <w:ind w:left="720" w:hanging="360"/>
-      </w:pPr>
-      <w:r>
-        <w:rPr>
-          <w:rtl w:val="0"/>
-        </w:rPr>
-        <w:t xml:space="preserve">amount (Decimal 12,4)</w:t>
-      </w:r>
-    </w:p>
-    <w:p>
-      <w:pPr>
-        <w:numPr>
-          <w:ilvl w:val="0"/>
-          <w:numId w:val="16"/>
-        </w:numPr>
-        <w:ind w:left="720" w:hanging="360"/>
-      </w:pPr>
-      <w:r>
-        <w:rPr>
-          <w:rtl w:val="0"/>
-        </w:rPr>
-        <w:t xml:space="preserve">previous_balance (Decimal 12,4)</w:t>
-      </w:r>
-    </w:p>
-    <w:p>
-      <w:pPr>
-        <w:numPr>
-          <w:ilvl w:val="0"/>
-          <w:numId w:val="16"/>
-        </w:numPr>
-        <w:ind w:left="720" w:hanging="360"/>
-      </w:pPr>
-      <w:r>
-        <w:rPr>
-          <w:rtl w:val="0"/>
-        </w:rPr>
-        <w:t xml:space="preserve">current_balance (Decimal 12,4)</w:t>
-      </w:r>
-    </w:p>
-    <w:p>
-      <w:pPr>
-        <w:numPr>
-          <w:ilvl w:val="0"/>
-          <w:numId w:val="16"/>
-        </w:numPr>
-        <w:ind w:left="720" w:hanging="360"/>
-      </w:pPr>
-      <w:r>
-        <w:rPr>
-          <w:rtl w:val="0"/>
-        </w:rPr>
-        <w:t xml:space="preserve">message (Text)</w:t>
-      </w:r>
-    </w:p>
-    <w:p>
-      <w:pPr>
-        <w:numPr>
-          <w:ilvl w:val="0"/>
-          <w:numId w:val="16"/>
-        </w:numPr>
-        <w:ind w:left="720" w:hanging="360"/>
-      </w:pPr>
-      <w:r>
-        <w:rPr>
-          <w:rtl w:val="0"/>
-        </w:rPr>
-        <w:t xml:space="preserve">reference (Varchar 255 - Order ID, Consultation Ref, etc.)</w:t>
-      </w:r>
-    </w:p>
-    <w:p>
-      <w:pPr>
-        <w:numPr>
-          <w:ilvl w:val="0"/>
-          <w:numId w:val="16"/>
-        </w:numPr>
-        <w:ind w:left="720" w:hanging="360"/>
-      </w:pPr>
-      <w:r>
-        <w:rPr>
-          <w:rtl w:val="0"/>
-        </w:rPr>
-        <w:t xml:space="preserve">source (Enum: customer, api, admin, system)</w:t>
-      </w:r>
-    </w:p>
-    <w:p>
-      <w:pPr>
-        <w:numPr>
-          <w:ilvl w:val="0"/>
-          <w:numId w:val="16"/>
-        </w:numPr>
-        <w:ind w:left="720" w:hanging="360"/>
-      </w:pPr>
-      <w:r>
-        <w:rPr>
-          <w:rtl w:val="0"/>
-        </w:rPr>
-        <w:t xml:space="preserve">created_date (Datetime)</w:t>
-      </w:r>
-    </w:p>
-    <w:p>
-      <w:pPr>
-        <w:numPr>
-          <w:ilvl w:val="0"/>
-          <w:numId w:val="16"/>
-        </w:numPr>
-        <w:ind w:left="720" w:hanging="360"/>
-      </w:pPr>
-      <w:r>
-        <w:rPr>
-          <w:rtl w:val="0"/>
-        </w:rPr>
-        <w:t xml:space="preserve">created_by (Varchar 255 - User email, system identifier, or API token key)</w:t>
-      </w:r>
-    </w:p>
-    <w:p>
-      <w:pPr>
-        <w:pStyle w:val="Heading2"/>
-        <w:rPr/>
-      </w:pPr>
-      <w:bookmarkStart w:colFirst="0" w:colLast="0" w:name="_4nnirf8nt4i" w:id="27"/>
-      <w:bookmarkEnd w:id="27"/>
-      <w:r>
-        <w:rPr>
-          <w:rtl w:val="0"/>
-        </w:rPr>
-        <w:t xml:space="preserve">6.2 Service Contracts &amp; Extension Attributes</w:t>
-      </w:r>
-    </w:p>
-    <w:p>
-      <w:pPr>
-        <w:rPr/>
-      </w:pPr>
-      <w:r>
-        <w:rPr>
-          <w:rtl w:val="0"/>
-        </w:rPr>
-        <w:t xml:space="preserve">The implementation must adhere strictly to Magento Service Contracts standards:</w:t>
-      </w:r>
-    </w:p>
-    <w:p>
-      <w:pPr>
-        <w:numPr>
-          <w:ilvl w:val="0"/>
-          <w:numId w:val="4"/>
-        </w:numPr>
-        <w:ind w:left="720" w:hanging="360"/>
-      </w:pPr>
-      <w:r>
-        <w:rPr>
-          <w:b w:val="1"/>
-          <w:bCs w:val="1"/>
-          <w:rtl w:val="0"/>
-        </w:rPr>
-        <w:t xml:space="preserve">Interfaces: </w:t>
-      </w:r>
-      <w:r>
-        <w:rPr>
-          <w:rtl w:val="0"/>
-        </w:rPr>
-        <w:t xml:space="preserve">Define repository, data, and API contracts (e.g., BalanceRepositoryInterface, TransactionRepositoryInterface, CreditBalanceInterface).</w:t>
-      </w:r>
-    </w:p>
-    <w:p>
-      <w:pPr>
-        <w:numPr>
-          <w:ilvl w:val="0"/>
-          <w:numId w:val="4"/>
-        </w:numPr>
-        <w:ind w:left="720" w:hanging="360"/>
-      </w:pPr>
-      <w:r>
-        <w:rPr>
-          <w:b w:val="1"/>
-          <w:bCs w:val="1"/>
-          <w:rtl w:val="0"/>
-        </w:rPr>
-        <w:t xml:space="preserve">Extension Attributes: </w:t>
-      </w:r>
-      <w:r>
-        <w:rPr>
-          <w:rtl w:val="0"/>
-        </w:rPr>
-        <w:t xml:space="preserve">Integrate customer balance info directly into the core Magento customer data object where appropriate to facilitate seamless frontend/backend integration.</w:t>
-      </w:r>
-    </w:p>
-    <w:p>
-      <w:pPr>
-        <w:numPr>
-          <w:ilvl w:val="0"/>
-          <w:numId w:val="4"/>
-        </w:numPr>
-        <w:ind w:left="720" w:hanging="360"/>
-      </w:pPr>
-      <w:r>
-        <w:rPr>
-          <w:b w:val="1"/>
-          <w:bCs w:val="1"/>
-          <w:rtl w:val="0"/>
-        </w:rPr>
-        <w:t xml:space="preserve">Transactional Operations: </w:t>
-      </w:r>
-      <w:r>
-        <w:rPr>
-          <w:rtl w:val="0"/>
-        </w:rPr>
-        <w:t xml:space="preserve">Enforce database transactions ($connection-&gt;beginTransaction()) to ensure balance modifications and ledger writes are committed atomically.</w:t>
-      </w:r>
-    </w:p>
-    <w:p>
-      <w:pPr>
-        <w:pStyle w:val="Heading1"/>
-        <w:rPr/>
-      </w:pPr>
-      <w:bookmarkStart w:colFirst="0" w:colLast="0" w:name="_g7kqeiuoswlu" w:id="28"/>
-      <w:bookmarkEnd w:id="28"/>
-      <w:r>
-        <w:rPr>
-          <w:rtl w:val="0"/>
-        </w:rPr>
-        <w:t xml:space="preserve">7. Security, Quality, and Error Handling</w:t>
-      </w:r>
-    </w:p>
-    <w:p>
-      <w:pPr>
-        <w:pStyle w:val="Heading2"/>
-        <w:rPr/>
-      </w:pPr>
-      <w:bookmarkStart w:colFirst="0" w:colLast="0" w:name="_un101frf5pxg" w:id="29"/>
-      <w:bookmarkEnd w:id="29"/>
-      <w:r>
-        <w:rPr>
-          <w:rtl w:val="0"/>
-        </w:rPr>
-        <w:t xml:space="preserve">7.1 Security &amp; ACL</w:t>
-      </w:r>
-    </w:p>
-    <w:p>
-      <w:pPr>
-        <w:numPr>
-          <w:ilvl w:val="0"/>
-          <w:numId w:val="13"/>
-        </w:numPr>
-        <w:ind w:left="720" w:hanging="360"/>
-      </w:pPr>
-      <w:r>
-        <w:rPr>
-          <w:b w:val="1"/>
-          <w:bCs w:val="1"/>
-          <w:rtl w:val="0"/>
-        </w:rPr>
-        <w:t xml:space="preserve">API Authentication: </w:t>
-      </w:r>
-      <w:r>
-        <w:rPr>
-          <w:rtl w:val="0"/>
-        </w:rPr>
-        <w:t xml:space="preserve">All web APIs must be secured using Magento's web API security framework (ACL, Customer Token, or Integration Token).</w:t>
-      </w:r>
-    </w:p>
-    <w:p>
-      <w:pPr>
-        <w:numPr>
-          <w:ilvl w:val="0"/>
-          <w:numId w:val="13"/>
-        </w:numPr>
-        <w:ind w:left="720" w:hanging="360"/>
-      </w:pPr>
-      <w:r>
-        <w:rPr>
-          <w:b w:val="1"/>
-          <w:bCs w:val="1"/>
-          <w:rtl w:val="0"/>
-        </w:rPr>
-        <w:t xml:space="preserve">Administrative ACL: </w:t>
-      </w:r>
-      <w:r>
-        <w:rPr>
-          <w:rtl w:val="0"/>
-        </w:rPr>
-        <w:t xml:space="preserve">A dedicated Magento ACL resource (e.g., Infobeans_ConsultCredit::manage_credit) must control access to view, add, or remove customer credits in the Magento Admin Panel.</w:t>
-      </w:r>
-    </w:p>
-    <w:p>
-      <w:pPr>
-        <w:numPr>
-          <w:ilvl w:val="0"/>
-          <w:numId w:val="13"/>
-        </w:numPr>
-        <w:ind w:left="720" w:hanging="360"/>
-      </w:pPr>
-      <w:r>
-        <w:rPr>
-          <w:b w:val="1"/>
-          <w:bCs w:val="1"/>
-          <w:rtl w:val="0"/>
-        </w:rPr>
-        <w:t xml:space="preserve">Auditing: </w:t>
-      </w:r>
-      <w:r>
-        <w:rPr>
-          <w:rtl w:val="0"/>
-        </w:rPr>
-        <w:t xml:space="preserve">All admin activities must record the administrator's email/username directly in the immutable ledger.</w:t>
-      </w:r>
-    </w:p>
-    <w:p>
-      <w:pPr>
-        <w:pStyle w:val="Heading2"/>
-        <w:rPr/>
-      </w:pPr>
-      <w:bookmarkStart w:colFirst="0" w:colLast="0" w:name="_sxcf9vajmshi" w:id="30"/>
-      <w:bookmarkEnd w:id="30"/>
-      <w:r>
-        <w:rPr>
-          <w:rtl w:val="0"/>
-        </w:rPr>
-        <w:t xml:space="preserve">7.2 Reliability &amp; Error Handling</w:t>
-      </w:r>
-    </w:p>
-    <w:p>
-      <w:pPr>
-        <w:numPr>
-          <w:ilvl w:val="0"/>
-          <w:numId w:val="6"/>
-        </w:numPr>
-        <w:ind w:left="720" w:hanging="360"/>
-      </w:pPr>
-      <w:r>
-        <w:rPr>
-          <w:b w:val="1"/>
-          <w:bCs w:val="1"/>
-          <w:rtl w:val="0"/>
-        </w:rPr>
-        <w:t xml:space="preserve">Negative Balance Prevention: </w:t>
-      </w:r>
-      <w:r>
-        <w:rPr>
-          <w:rtl w:val="0"/>
-        </w:rPr>
-        <w:t xml:space="preserve">Database and service layers must explicitly prevent transactions that would lead to a customer balance &lt; 0.</w:t>
-      </w:r>
-    </w:p>
-    <w:p>
-      <w:pPr>
-        <w:numPr>
-          <w:ilvl w:val="0"/>
-          <w:numId w:val="6"/>
-        </w:numPr>
-        <w:ind w:left="720" w:hanging="360"/>
-      </w:pPr>
-      <w:r>
-        <w:rPr>
-          <w:b w:val="1"/>
-          <w:bCs w:val="1"/>
-          <w:rtl w:val="0"/>
-        </w:rPr>
-        <w:t xml:space="preserve">Idempotency: </w:t>
-      </w:r>
-      <w:r>
-        <w:rPr>
-          <w:rtl w:val="0"/>
-        </w:rPr>
-        <w:t xml:space="preserve">Implement mechanisms or checks to ensure duplicate API requests (e.g., network retries) do not result in duplicate credit/debit charges.</w:t>
-      </w:r>
-    </w:p>
-    <w:p>
-      <w:pPr>
-        <w:numPr>
-          <w:ilvl w:val="0"/>
-          <w:numId w:val="6"/>
-        </w:numPr>
-        <w:ind w:left="720" w:hanging="360"/>
-      </w:pPr>
-      <w:r>
-        <w:rPr>
-          <w:b w:val="1"/>
-          <w:bCs w:val="1"/>
-          <w:rtl w:val="0"/>
-        </w:rPr>
-        <w:t xml:space="preserve">Standardized Error Payload:</w:t>
-      </w:r>
-      <w:r>
-        <w:rPr>
-          <w:rtl w:val="0"/>
-        </w:rPr>
-      </w:r>
-    </w:p>
-    <w:p>
-      <w:pPr>
-        <w:rPr/>
-      </w:pPr>
-      <w:r>
-        <w:rPr>
-          <w:rtl w:val="0"/>
-        </w:rPr>
-      </w:r>
-    </w:p>
-    <w:p>
-      <w:pPr>
-        <w:rPr>
-          <w:rFonts w:ascii="Roboto Mono" w:cs="Roboto Mono" w:eastAsia="Roboto Mono" w:hAnsi="Roboto Mono"/>
-        </w:rPr>
-      </w:pPr>
-      <w:r>
-        <w:rPr>
-          <w:rtl w:val="0"/>
-        </w:rPr>
-        <w:t xml:space="preserve"></w:t>
-      </w:r>
-      <w:r>
-        <w:rPr>
-          <w:rFonts w:ascii="Roboto Mono" w:cs="Roboto Mono" w:eastAsia="Roboto Mono" w:hAnsi="Roboto Mono"/>
-          <w:color w:val="37474f"/>
-          <w:rtl w:val="0"/>
-        </w:rPr>
-        <w:t xml:space="preserve">{</w:t>
-      </w:r>
-      <w:r>
-        <w:rPr>
-          <w:rtl w:val="0"/>
-        </w:rPr>
-      </w:r>
-    </w:p>
-    <w:p>
-      <w:pPr>
-        <w:rPr>
-          <w:rFonts w:ascii="Roboto Mono" w:cs="Roboto Mono" w:eastAsia="Roboto Mono" w:hAnsi="Roboto Mono"/>
-        </w:rPr>
-      </w:pPr>
-      <w:r>
-        <w:rPr>
-          <w:rFonts w:ascii="Roboto Mono" w:cs="Roboto Mono" w:eastAsia="Roboto Mono" w:hAnsi="Roboto Mono"/>
-          <w:rtl w:val="0"/>
-        </w:rPr>
-        <w:t xml:space="preserve">  </w:t>
-      </w:r>
-      <w:r>
-        <w:rPr>
-          <w:rFonts w:ascii="Roboto Mono" w:cs="Roboto Mono" w:eastAsia="Roboto Mono" w:hAnsi="Roboto Mono"/>
-          <w:color w:val="188038"/>
-          <w:rtl w:val="0"/>
-        </w:rPr>
-        <w:t xml:space="preserve">"success"</w:t>
-      </w:r>
-      <w:r>
-        <w:rPr>
-          <w:rFonts w:ascii="Roboto Mono" w:cs="Roboto Mono" w:eastAsia="Roboto Mono" w:hAnsi="Roboto Mono"/>
-          <w:color w:val="37474f"/>
-          <w:rtl w:val="0"/>
-        </w:rPr>
-        <w:t xml:space="preserve">:</w:t>
-      </w:r>
-      <w:r>
-        <w:rPr>
-          <w:rFonts w:ascii="Roboto Mono" w:cs="Roboto Mono" w:eastAsia="Roboto Mono" w:hAnsi="Roboto Mono"/>
-          <w:rtl w:val="0"/>
-        </w:rPr>
-        <w:t xml:space="preserve"> </w:t>
-      </w:r>
-      <w:r>
-        <w:rPr>
-          <w:rFonts w:ascii="Roboto Mono" w:cs="Roboto Mono" w:eastAsia="Roboto Mono" w:hAnsi="Roboto Mono"/>
-          <w:color w:val="37474f"/>
-          <w:rtl w:val="0"/>
-        </w:rPr>
-        <w:t xml:space="preserve">false,</w:t>
-      </w:r>
-      <w:r>
-        <w:rPr>
-          <w:rtl w:val="0"/>
-        </w:rPr>
-      </w:r>
-    </w:p>
-    <w:p>
-      <w:pPr>
-        <w:rPr>
-          <w:rFonts w:ascii="Roboto Mono" w:cs="Roboto Mono" w:eastAsia="Roboto Mono" w:hAnsi="Roboto Mono"/>
-        </w:rPr>
-      </w:pPr>
-      <w:r>
-        <w:rPr>
-          <w:rFonts w:ascii="Roboto Mono" w:cs="Roboto Mono" w:eastAsia="Roboto Mono" w:hAnsi="Roboto Mono"/>
-          <w:rtl w:val="0"/>
-        </w:rPr>
-        <w:t xml:space="preserve">  </w:t>
-      </w:r>
-      <w:r>
-        <w:rPr>
-          <w:rFonts w:ascii="Roboto Mono" w:cs="Roboto Mono" w:eastAsia="Roboto Mono" w:hAnsi="Roboto Mono"/>
-          <w:color w:val="188038"/>
-          <w:rtl w:val="0"/>
-        </w:rPr>
-        <w:t xml:space="preserve">"error_code"</w:t>
-      </w:r>
-      <w:r>
-        <w:rPr>
-          <w:rFonts w:ascii="Roboto Mono" w:cs="Roboto Mono" w:eastAsia="Roboto Mono" w:hAnsi="Roboto Mono"/>
-          <w:color w:val="37474f"/>
-          <w:rtl w:val="0"/>
-        </w:rPr>
-        <w:t xml:space="preserve">:</w:t>
-      </w:r>
-      <w:r>
-        <w:rPr>
-          <w:rFonts w:ascii="Roboto Mono" w:cs="Roboto Mono" w:eastAsia="Roboto Mono" w:hAnsi="Roboto Mono"/>
-          <w:rtl w:val="0"/>
-        </w:rPr>
-        <w:t xml:space="preserve"> </w:t>
-      </w:r>
-      <w:r>
-        <w:rPr>
-          <w:rFonts w:ascii="Roboto Mono" w:cs="Roboto Mono" w:eastAsia="Roboto Mono" w:hAnsi="Roboto Mono"/>
-          <w:color w:val="188038"/>
-          <w:rtl w:val="0"/>
-        </w:rPr>
-        <w:t xml:space="preserve">"INSUFFICIENT_BALANCE"</w:t>
-      </w:r>
-      <w:r>
-        <w:rPr>
-          <w:rFonts w:ascii="Roboto Mono" w:cs="Roboto Mono" w:eastAsia="Roboto Mono" w:hAnsi="Roboto Mono"/>
-          <w:rtl w:val="0"/>
-        </w:rPr>
-        <w:t xml:space="preserve"> </w:t>
-      </w:r>
-      <w:r>
-        <w:rPr>
-          <w:rFonts w:ascii="Roboto Mono" w:cs="Roboto Mono" w:eastAsia="Roboto Mono" w:hAnsi="Roboto Mono"/>
-          <w:color w:val="37474f"/>
-          <w:rtl w:val="0"/>
-        </w:rPr>
-        <w:t xml:space="preserve">|</w:t>
-      </w:r>
-      <w:r>
-        <w:rPr>
-          <w:rFonts w:ascii="Roboto Mono" w:cs="Roboto Mono" w:eastAsia="Roboto Mono" w:hAnsi="Roboto Mono"/>
-          <w:rtl w:val="0"/>
-        </w:rPr>
-        <w:t xml:space="preserve"> </w:t>
-      </w:r>
-      <w:r>
-        <w:rPr>
-          <w:rFonts w:ascii="Roboto Mono" w:cs="Roboto Mono" w:eastAsia="Roboto Mono" w:hAnsi="Roboto Mono"/>
-          <w:color w:val="188038"/>
-          <w:rtl w:val="0"/>
-        </w:rPr>
-        <w:t xml:space="preserve">"INVALID_AMOUNT"</w:t>
-      </w:r>
-      <w:r>
-        <w:rPr>
-          <w:rFonts w:ascii="Roboto Mono" w:cs="Roboto Mono" w:eastAsia="Roboto Mono" w:hAnsi="Roboto Mono"/>
-          <w:rtl w:val="0"/>
-        </w:rPr>
-        <w:t xml:space="preserve"> </w:t>
-      </w:r>
-      <w:r>
-        <w:rPr>
-          <w:rFonts w:ascii="Roboto Mono" w:cs="Roboto Mono" w:eastAsia="Roboto Mono" w:hAnsi="Roboto Mono"/>
-          <w:color w:val="37474f"/>
-          <w:rtl w:val="0"/>
-        </w:rPr>
-        <w:t xml:space="preserve">|</w:t>
-      </w:r>
-      <w:r>
-        <w:rPr>
-          <w:rFonts w:ascii="Roboto Mono" w:cs="Roboto Mono" w:eastAsia="Roboto Mono" w:hAnsi="Roboto Mono"/>
-          <w:rtl w:val="0"/>
-        </w:rPr>
-        <w:t xml:space="preserve"> </w:t>
-      </w:r>
-      <w:r>
-        <w:rPr>
-          <w:rFonts w:ascii="Roboto Mono" w:cs="Roboto Mono" w:eastAsia="Roboto Mono" w:hAnsi="Roboto Mono"/>
-          <w:color w:val="188038"/>
-          <w:rtl w:val="0"/>
-        </w:rPr>
-        <w:t xml:space="preserve">"CUSTOMER_NOT_FOUND"</w:t>
-      </w:r>
-      <w:r>
-        <w:rPr>
-          <w:rFonts w:ascii="Roboto Mono" w:cs="Roboto Mono" w:eastAsia="Roboto Mono" w:hAnsi="Roboto Mono"/>
-          <w:color w:val="37474f"/>
-          <w:rtl w:val="0"/>
-        </w:rPr>
-        <w:t xml:space="preserve">,</w:t>
-      </w:r>
-      <w:r>
-        <w:rPr>
-          <w:rtl w:val="0"/>
-        </w:rPr>
-      </w:r>
-    </w:p>
-    <w:p>
-      <w:pPr>
-        <w:rPr>
-          <w:rFonts w:ascii="Roboto Mono" w:cs="Roboto Mono" w:eastAsia="Roboto Mono" w:hAnsi="Roboto Mono"/>
-        </w:rPr>
-      </w:pPr>
-      <w:r>
-        <w:rPr>
-          <w:rFonts w:ascii="Roboto Mono" w:cs="Roboto Mono" w:eastAsia="Roboto Mono" w:hAnsi="Roboto Mono"/>
-          <w:rtl w:val="0"/>
-        </w:rPr>
-        <w:t xml:space="preserve">  </w:t>
-      </w:r>
-      <w:r>
-        <w:rPr>
-          <w:rFonts w:ascii="Roboto Mono" w:cs="Roboto Mono" w:eastAsia="Roboto Mono" w:hAnsi="Roboto Mono"/>
-          <w:color w:val="188038"/>
-          <w:rtl w:val="0"/>
-        </w:rPr>
-        <w:t xml:space="preserve">"message"</w:t>
-      </w:r>
-      <w:r>
-        <w:rPr>
-          <w:rFonts w:ascii="Roboto Mono" w:cs="Roboto Mono" w:eastAsia="Roboto Mono" w:hAnsi="Roboto Mono"/>
-          <w:color w:val="37474f"/>
-          <w:rtl w:val="0"/>
-        </w:rPr>
-        <w:t xml:space="preserve">:</w:t>
-      </w:r>
-      <w:r>
-        <w:rPr>
-          <w:rFonts w:ascii="Roboto Mono" w:cs="Roboto Mono" w:eastAsia="Roboto Mono" w:hAnsi="Roboto Mono"/>
-          <w:rtl w:val="0"/>
-        </w:rPr>
-        <w:t xml:space="preserve"> </w:t>
-      </w:r>
-      <w:r>
-        <w:rPr>
-          <w:rFonts w:ascii="Roboto Mono" w:cs="Roboto Mono" w:eastAsia="Roboto Mono" w:hAnsi="Roboto Mono"/>
-          <w:color w:val="188038"/>
-          <w:rtl w:val="0"/>
-        </w:rPr>
-        <w:t xml:space="preserve">"Detailed actionable error description"</w:t>
-      </w:r>
-      <w:r>
-        <w:rPr>
-          <w:rtl w:val="0"/>
-        </w:rPr>
-      </w:r>
-    </w:p>
-    <w:p>
-      <w:pPr>
-        <w:rPr>
-          <w:rFonts w:ascii="Roboto Mono" w:cs="Roboto Mono" w:eastAsia="Roboto Mono" w:hAnsi="Roboto Mono"/>
-        </w:rPr>
-      </w:pPr>
-      <w:r>
-        <w:rPr>
-          <w:rFonts w:ascii="Roboto Mono" w:cs="Roboto Mono" w:eastAsia="Roboto Mono" w:hAnsi="Roboto Mono"/>
-          <w:color w:val="37474f"/>
-          <w:rtl w:val="0"/>
-        </w:rPr>
-        <w:t xml:space="preserve">}</w:t>
-      </w:r>
-      <w:r>
-        <w:rPr>
-          <w:rtl w:val="0"/>
-        </w:rPr>
-      </w:r>
-    </w:p>
-    <w:p>
-      <w:pPr>
-        <w:pStyle w:val="Heading1"/>
-        <w:rPr/>
-      </w:pPr>
-      <w:bookmarkStart w:colFirst="0" w:colLast="0" w:name="_iyaferoqpkw8" w:id="31"/>
+      <w:bookmarkStart w:colFirst="0" w:colLast="0" w:name="_7klfb3to1nm4" w:id="31"/>
       <w:bookmarkEnd w:id="31"/>
-      <w:r>
-        <w:rPr>
-          <w:rtl w:val="0"/>
-        </w:rPr>
-        <w:t xml:space="preserve">8. Appendix</w:t>
-      </w:r>
-    </w:p>
-    <w:p>
-      <w:pPr>
-        <w:pStyle w:val="Heading2"/>
-        <w:rPr/>
-      </w:pPr>
-      <w:bookmarkStart w:colFirst="0" w:colLast="0" w:name="_7klfb3to1nm4" w:id="32"/>
-      <w:bookmarkEnd w:id="32"/>
       <w:r>
         <w:rPr>
           <w:rtl w:val="0"/>
